--- a/00-首页/题组Word/习题书/第四篇-元素与分析/5-元素推断-学生版.docx
+++ b/00-首页/题组Word/习题书/第四篇-元素与分析/5-元素推断-学生版.docx
@@ -3,6 +3,239 @@
 <w:document xmlns:w="http://schemas.openxmlformats.org/wordprocessingml/2006/main" xmlns:m="http://schemas.openxmlformats.org/officeDocument/2006/math" xmlns:r="http://schemas.openxmlformats.org/officeDocument/2006/relationships" xmlns:o="urn:schemas-microsoft-com:office:office" xmlns:v="urn:schemas-microsoft-com:vml" xmlns:w10="urn:schemas-microsoft-com:office:word" xmlns:a="http://schemas.openxmlformats.org/drawingml/2006/main" xmlns:pic="http://schemas.openxmlformats.org/drawingml/2006/picture" xmlns:wp="http://schemas.openxmlformats.org/drawingml/2006/wordprocessingDrawing">
   <w:body>
     <w:bookmarkStart w:id="91" w:name="第-5-章-元素推断"/>
+    <w:p>
+      <w:pPr>
+        <w:spacing w:after="1800" w:before="1200" w:line="276" w:lineRule="auto"/>
+        <w:jc w:val="center"/>
+      </w:pPr>
+    </w:p>
+    <w:p>
+      <w:pPr>
+        <w:spacing w:after="320" w:before="0" w:line="276" w:lineRule="auto"/>
+        <w:jc w:val="center"/>
+      </w:pPr>
+      <w:r>
+        <w:rPr>
+          <w:rFonts w:ascii="Times New Roman" w:hAnsi="Times New Roman" w:eastAsia="SimHei" w:cs="Times New Roman"/>
+          <w:b/>
+          <w:color w:val="17324D"/>
+          <w:sz w:val="64"/>
+        </w:rPr>
+        <w:t>化学竞赛习题册</w:t>
+      </w:r>
+    </w:p>
+    <w:p>
+      <w:pPr>
+        <w:spacing w:after="120" w:before="0" w:line="276" w:lineRule="auto"/>
+        <w:jc w:val="center"/>
+      </w:pPr>
+      <w:r>
+        <w:rPr>
+          <w:rFonts w:ascii="Times New Roman" w:hAnsi="Times New Roman" w:eastAsia="SimHei" w:cs="Times New Roman"/>
+          <w:b w:val="0"/>
+          <w:color w:val="5B6975"/>
+          <w:sz w:val="32"/>
+        </w:rPr>
+        <w:t>第四篇</w:t>
+      </w:r>
+      <w:r>
+        <w:rPr>
+          <w:rFonts w:ascii="Times New Roman" w:hAnsi="Times New Roman" w:eastAsia="Times New Roman" w:cs="Times New Roman"/>
+          <w:b w:val="0"/>
+          <w:color w:val="5B6975"/>
+          <w:sz w:val="32"/>
+        </w:rPr>
+        <w:t xml:space="preserve"> </w:t>
+      </w:r>
+      <w:r>
+        <w:rPr>
+          <w:rFonts w:ascii="Times New Roman" w:hAnsi="Times New Roman" w:eastAsia="SimHei" w:cs="Times New Roman"/>
+          <w:b w:val="0"/>
+          <w:color w:val="5B6975"/>
+          <w:sz w:val="32"/>
+        </w:rPr>
+        <w:t>元素与分析</w:t>
+      </w:r>
+    </w:p>
+    <w:p>
+      <w:pPr>
+        <w:spacing w:after="600" w:before="0" w:line="276" w:lineRule="auto"/>
+        <w:jc w:val="center"/>
+      </w:pPr>
+      <w:r>
+        <w:rPr>
+          <w:rFonts w:ascii="Times New Roman" w:hAnsi="Times New Roman" w:eastAsia="SimHei" w:cs="Times New Roman"/>
+          <w:b/>
+          <w:color w:val="17324D"/>
+          <w:sz w:val="44"/>
+        </w:rPr>
+        <w:t>第</w:t>
+      </w:r>
+      <w:r>
+        <w:rPr>
+          <w:rFonts w:ascii="Times New Roman" w:hAnsi="Times New Roman" w:eastAsia="Times New Roman" w:cs="Times New Roman"/>
+          <w:b/>
+          <w:color w:val="17324D"/>
+          <w:sz w:val="44"/>
+        </w:rPr>
+        <w:t xml:space="preserve"> 5 </w:t>
+      </w:r>
+      <w:r>
+        <w:rPr>
+          <w:rFonts w:ascii="Times New Roman" w:hAnsi="Times New Roman" w:eastAsia="SimHei" w:cs="Times New Roman"/>
+          <w:b/>
+          <w:color w:val="17324D"/>
+          <w:sz w:val="44"/>
+        </w:rPr>
+        <w:t>章</w:t>
+      </w:r>
+      <w:r>
+        <w:rPr>
+          <w:rFonts w:ascii="Times New Roman" w:hAnsi="Times New Roman" w:eastAsia="Times New Roman" w:cs="Times New Roman"/>
+          <w:b/>
+          <w:color w:val="17324D"/>
+          <w:sz w:val="44"/>
+        </w:rPr>
+        <w:t xml:space="preserve"> </w:t>
+      </w:r>
+      <w:r>
+        <w:rPr>
+          <w:rFonts w:ascii="Times New Roman" w:hAnsi="Times New Roman" w:eastAsia="SimHei" w:cs="Times New Roman"/>
+          <w:b/>
+          <w:color w:val="17324D"/>
+          <w:sz w:val="44"/>
+        </w:rPr>
+        <w:t>元素推断</w:t>
+      </w:r>
+    </w:p>
+    <w:p>
+      <w:pPr>
+        <w:spacing w:after="600" w:before="120" w:line="276" w:lineRule="auto"/>
+        <w:jc w:val="center"/>
+        <w:pBdr>
+          <w:bottom w:val="single" w:sz="8" w:space="4" w:color="4A6577"/>
+        </w:pBdr>
+      </w:pPr>
+    </w:p>
+    <w:p>
+      <w:pPr>
+        <w:spacing w:after="160" w:before="0" w:line="276" w:lineRule="auto"/>
+        <w:jc w:val="center"/>
+      </w:pPr>
+      <w:r>
+        <w:rPr>
+          <w:rFonts w:ascii="Times New Roman" w:hAnsi="Times New Roman" w:eastAsia="FangSong" w:cs="Times New Roman"/>
+          <w:b w:val="0"/>
+          <w:color w:val="5B6975"/>
+          <w:sz w:val="24"/>
+        </w:rPr>
+        <w:t>题量</w:t>
+      </w:r>
+      <w:r>
+        <w:rPr>
+          <w:rFonts w:ascii="Times New Roman" w:hAnsi="Times New Roman" w:eastAsia="Times New Roman" w:cs="Times New Roman"/>
+          <w:b w:val="0"/>
+          <w:color w:val="5B6975"/>
+          <w:sz w:val="24"/>
+        </w:rPr>
+        <w:t>：57</w:t>
+      </w:r>
+    </w:p>
+    <w:p>
+      <w:pPr>
+        <w:spacing w:after="160" w:before="0" w:line="276" w:lineRule="auto"/>
+        <w:jc w:val="center"/>
+      </w:pPr>
+      <w:r>
+        <w:rPr>
+          <w:rFonts w:ascii="Times New Roman" w:hAnsi="Times New Roman" w:eastAsia="FangSong" w:cs="Times New Roman"/>
+          <w:b w:val="0"/>
+          <w:color w:val="5B6975"/>
+          <w:sz w:val="24"/>
+        </w:rPr>
+        <w:t>版本</w:t>
+      </w:r>
+      <w:r>
+        <w:rPr>
+          <w:rFonts w:ascii="Times New Roman" w:hAnsi="Times New Roman" w:eastAsia="Times New Roman" w:cs="Times New Roman"/>
+          <w:b w:val="0"/>
+          <w:color w:val="5B6975"/>
+          <w:sz w:val="24"/>
+        </w:rPr>
+        <w:t>：</w:t>
+      </w:r>
+      <w:r>
+        <w:rPr>
+          <w:rFonts w:ascii="Times New Roman" w:hAnsi="Times New Roman" w:eastAsia="FangSong" w:cs="Times New Roman"/>
+          <w:b w:val="0"/>
+          <w:color w:val="5B6975"/>
+          <w:sz w:val="24"/>
+        </w:rPr>
+        <w:t>学生版</w:t>
+      </w:r>
+      <w:r>
+        <w:rPr>
+          <w:rFonts w:ascii="Times New Roman" w:hAnsi="Times New Roman" w:eastAsia="Times New Roman" w:cs="Times New Roman"/>
+          <w:b w:val="0"/>
+          <w:color w:val="5B6975"/>
+          <w:sz w:val="24"/>
+        </w:rPr>
+        <w:t>（</w:t>
+      </w:r>
+      <w:r>
+        <w:rPr>
+          <w:rFonts w:ascii="Times New Roman" w:hAnsi="Times New Roman" w:eastAsia="FangSong" w:cs="Times New Roman"/>
+          <w:b w:val="0"/>
+          <w:color w:val="5B6975"/>
+          <w:sz w:val="24"/>
+        </w:rPr>
+        <w:t>无答案</w:t>
+      </w:r>
+      <w:r>
+        <w:rPr>
+          <w:rFonts w:ascii="Times New Roman" w:hAnsi="Times New Roman" w:eastAsia="Times New Roman" w:cs="Times New Roman"/>
+          <w:b w:val="0"/>
+          <w:color w:val="5B6975"/>
+          <w:sz w:val="24"/>
+        </w:rPr>
+        <w:t>）</w:t>
+      </w:r>
+    </w:p>
+    <w:p>
+      <w:pPr>
+        <w:spacing w:after="160" w:before="0" w:line="276" w:lineRule="auto"/>
+        <w:jc w:val="center"/>
+      </w:pPr>
+      <w:r>
+        <w:rPr>
+          <w:rFonts w:ascii="Times New Roman" w:hAnsi="Times New Roman" w:eastAsia="FangSong" w:cs="Times New Roman"/>
+          <w:b w:val="0"/>
+          <w:color w:val="5B6975"/>
+          <w:sz w:val="24"/>
+        </w:rPr>
+        <w:t>日期</w:t>
+      </w:r>
+      <w:r>
+        <w:rPr>
+          <w:rFonts w:ascii="Times New Roman" w:hAnsi="Times New Roman" w:eastAsia="Times New Roman" w:cs="Times New Roman"/>
+          <w:b w:val="0"/>
+          <w:color w:val="5B6975"/>
+          <w:sz w:val="24"/>
+        </w:rPr>
+        <w:t>：2026-09-10</w:t>
+      </w:r>
+    </w:p>
+    <w:p>
+      <w:pPr>
+        <w:jc w:val="center"/>
+      </w:pPr>
+      <w:r>
+        <w:rPr>
+          <w:rFonts w:ascii="Times New Roman" w:hAnsi="Times New Roman" w:eastAsia="Times New Roman" w:cs="Times New Roman"/>
+        </w:rPr>
+        <w:br w:type="page"/>
+      </w:r>
+    </w:p>
     <w:p>
       <w:pPr>
         <w:pStyle w:val="Heading1"/>

--- a/00-首页/题组Word/习题书/第四篇-元素与分析/5-元素推断-学生版.docx
+++ b/00-首页/题组Word/习题书/第四篇-元素与分析/5-元素推断-学生版.docx
@@ -2,240 +2,7 @@
 <file path=word/document.xml><?xml version="1.0" encoding="utf-8"?>
 <w:document xmlns:w="http://schemas.openxmlformats.org/wordprocessingml/2006/main" xmlns:m="http://schemas.openxmlformats.org/officeDocument/2006/math" xmlns:r="http://schemas.openxmlformats.org/officeDocument/2006/relationships" xmlns:o="urn:schemas-microsoft-com:office:office" xmlns:v="urn:schemas-microsoft-com:vml" xmlns:w10="urn:schemas-microsoft-com:office:word" xmlns:a="http://schemas.openxmlformats.org/drawingml/2006/main" xmlns:pic="http://schemas.openxmlformats.org/drawingml/2006/picture" xmlns:wp="http://schemas.openxmlformats.org/drawingml/2006/wordprocessingDrawing">
   <w:body>
-    <w:bookmarkStart w:id="91" w:name="第-5-章-元素推断"/>
-    <w:p>
-      <w:pPr>
-        <w:spacing w:after="1800" w:before="1200" w:line="276" w:lineRule="auto"/>
-        <w:jc w:val="center"/>
-      </w:pPr>
-    </w:p>
-    <w:p>
-      <w:pPr>
-        <w:spacing w:after="320" w:before="0" w:line="276" w:lineRule="auto"/>
-        <w:jc w:val="center"/>
-      </w:pPr>
-      <w:r>
-        <w:rPr>
-          <w:rFonts w:ascii="Times New Roman" w:hAnsi="Times New Roman" w:eastAsia="SimHei" w:cs="Times New Roman"/>
-          <w:b/>
-          <w:color w:val="17324D"/>
-          <w:sz w:val="64"/>
-        </w:rPr>
-        <w:t>化学竞赛习题册</w:t>
-      </w:r>
-    </w:p>
-    <w:p>
-      <w:pPr>
-        <w:spacing w:after="120" w:before="0" w:line="276" w:lineRule="auto"/>
-        <w:jc w:val="center"/>
-      </w:pPr>
-      <w:r>
-        <w:rPr>
-          <w:rFonts w:ascii="Times New Roman" w:hAnsi="Times New Roman" w:eastAsia="SimHei" w:cs="Times New Roman"/>
-          <w:b w:val="0"/>
-          <w:color w:val="5B6975"/>
-          <w:sz w:val="32"/>
-        </w:rPr>
-        <w:t>第四篇</w:t>
-      </w:r>
-      <w:r>
-        <w:rPr>
-          <w:rFonts w:ascii="Times New Roman" w:hAnsi="Times New Roman" w:eastAsia="Times New Roman" w:cs="Times New Roman"/>
-          <w:b w:val="0"/>
-          <w:color w:val="5B6975"/>
-          <w:sz w:val="32"/>
-        </w:rPr>
-        <w:t xml:space="preserve"> </w:t>
-      </w:r>
-      <w:r>
-        <w:rPr>
-          <w:rFonts w:ascii="Times New Roman" w:hAnsi="Times New Roman" w:eastAsia="SimHei" w:cs="Times New Roman"/>
-          <w:b w:val="0"/>
-          <w:color w:val="5B6975"/>
-          <w:sz w:val="32"/>
-        </w:rPr>
-        <w:t>元素与分析</w:t>
-      </w:r>
-    </w:p>
-    <w:p>
-      <w:pPr>
-        <w:spacing w:after="600" w:before="0" w:line="276" w:lineRule="auto"/>
-        <w:jc w:val="center"/>
-      </w:pPr>
-      <w:r>
-        <w:rPr>
-          <w:rFonts w:ascii="Times New Roman" w:hAnsi="Times New Roman" w:eastAsia="SimHei" w:cs="Times New Roman"/>
-          <w:b/>
-          <w:color w:val="17324D"/>
-          <w:sz w:val="44"/>
-        </w:rPr>
-        <w:t>第</w:t>
-      </w:r>
-      <w:r>
-        <w:rPr>
-          <w:rFonts w:ascii="Times New Roman" w:hAnsi="Times New Roman" w:eastAsia="Times New Roman" w:cs="Times New Roman"/>
-          <w:b/>
-          <w:color w:val="17324D"/>
-          <w:sz w:val="44"/>
-        </w:rPr>
-        <w:t xml:space="preserve"> 5 </w:t>
-      </w:r>
-      <w:r>
-        <w:rPr>
-          <w:rFonts w:ascii="Times New Roman" w:hAnsi="Times New Roman" w:eastAsia="SimHei" w:cs="Times New Roman"/>
-          <w:b/>
-          <w:color w:val="17324D"/>
-          <w:sz w:val="44"/>
-        </w:rPr>
-        <w:t>章</w:t>
-      </w:r>
-      <w:r>
-        <w:rPr>
-          <w:rFonts w:ascii="Times New Roman" w:hAnsi="Times New Roman" w:eastAsia="Times New Roman" w:cs="Times New Roman"/>
-          <w:b/>
-          <w:color w:val="17324D"/>
-          <w:sz w:val="44"/>
-        </w:rPr>
-        <w:t xml:space="preserve"> </w:t>
-      </w:r>
-      <w:r>
-        <w:rPr>
-          <w:rFonts w:ascii="Times New Roman" w:hAnsi="Times New Roman" w:eastAsia="SimHei" w:cs="Times New Roman"/>
-          <w:b/>
-          <w:color w:val="17324D"/>
-          <w:sz w:val="44"/>
-        </w:rPr>
-        <w:t>元素推断</w:t>
-      </w:r>
-    </w:p>
-    <w:p>
-      <w:pPr>
-        <w:spacing w:after="600" w:before="120" w:line="276" w:lineRule="auto"/>
-        <w:jc w:val="center"/>
-        <w:pBdr>
-          <w:bottom w:val="single" w:sz="8" w:space="4" w:color="4A6577"/>
-        </w:pBdr>
-      </w:pPr>
-    </w:p>
-    <w:p>
-      <w:pPr>
-        <w:spacing w:after="160" w:before="0" w:line="276" w:lineRule="auto"/>
-        <w:jc w:val="center"/>
-      </w:pPr>
-      <w:r>
-        <w:rPr>
-          <w:rFonts w:ascii="Times New Roman" w:hAnsi="Times New Roman" w:eastAsia="FangSong" w:cs="Times New Roman"/>
-          <w:b w:val="0"/>
-          <w:color w:val="5B6975"/>
-          <w:sz w:val="24"/>
-        </w:rPr>
-        <w:t>题量</w:t>
-      </w:r>
-      <w:r>
-        <w:rPr>
-          <w:rFonts w:ascii="Times New Roman" w:hAnsi="Times New Roman" w:eastAsia="Times New Roman" w:cs="Times New Roman"/>
-          <w:b w:val="0"/>
-          <w:color w:val="5B6975"/>
-          <w:sz w:val="24"/>
-        </w:rPr>
-        <w:t>：57</w:t>
-      </w:r>
-    </w:p>
-    <w:p>
-      <w:pPr>
-        <w:spacing w:after="160" w:before="0" w:line="276" w:lineRule="auto"/>
-        <w:jc w:val="center"/>
-      </w:pPr>
-      <w:r>
-        <w:rPr>
-          <w:rFonts w:ascii="Times New Roman" w:hAnsi="Times New Roman" w:eastAsia="FangSong" w:cs="Times New Roman"/>
-          <w:b w:val="0"/>
-          <w:color w:val="5B6975"/>
-          <w:sz w:val="24"/>
-        </w:rPr>
-        <w:t>版本</w:t>
-      </w:r>
-      <w:r>
-        <w:rPr>
-          <w:rFonts w:ascii="Times New Roman" w:hAnsi="Times New Roman" w:eastAsia="Times New Roman" w:cs="Times New Roman"/>
-          <w:b w:val="0"/>
-          <w:color w:val="5B6975"/>
-          <w:sz w:val="24"/>
-        </w:rPr>
-        <w:t>：</w:t>
-      </w:r>
-      <w:r>
-        <w:rPr>
-          <w:rFonts w:ascii="Times New Roman" w:hAnsi="Times New Roman" w:eastAsia="FangSong" w:cs="Times New Roman"/>
-          <w:b w:val="0"/>
-          <w:color w:val="5B6975"/>
-          <w:sz w:val="24"/>
-        </w:rPr>
-        <w:t>学生版</w:t>
-      </w:r>
-      <w:r>
-        <w:rPr>
-          <w:rFonts w:ascii="Times New Roman" w:hAnsi="Times New Roman" w:eastAsia="Times New Roman" w:cs="Times New Roman"/>
-          <w:b w:val="0"/>
-          <w:color w:val="5B6975"/>
-          <w:sz w:val="24"/>
-        </w:rPr>
-        <w:t>（</w:t>
-      </w:r>
-      <w:r>
-        <w:rPr>
-          <w:rFonts w:ascii="Times New Roman" w:hAnsi="Times New Roman" w:eastAsia="FangSong" w:cs="Times New Roman"/>
-          <w:b w:val="0"/>
-          <w:color w:val="5B6975"/>
-          <w:sz w:val="24"/>
-        </w:rPr>
-        <w:t>无答案</w:t>
-      </w:r>
-      <w:r>
-        <w:rPr>
-          <w:rFonts w:ascii="Times New Roman" w:hAnsi="Times New Roman" w:eastAsia="Times New Roman" w:cs="Times New Roman"/>
-          <w:b w:val="0"/>
-          <w:color w:val="5B6975"/>
-          <w:sz w:val="24"/>
-        </w:rPr>
-        <w:t>）</w:t>
-      </w:r>
-    </w:p>
-    <w:p>
-      <w:pPr>
-        <w:spacing w:after="160" w:before="0" w:line="276" w:lineRule="auto"/>
-        <w:jc w:val="center"/>
-      </w:pPr>
-      <w:r>
-        <w:rPr>
-          <w:rFonts w:ascii="Times New Roman" w:hAnsi="Times New Roman" w:eastAsia="FangSong" w:cs="Times New Roman"/>
-          <w:b w:val="0"/>
-          <w:color w:val="5B6975"/>
-          <w:sz w:val="24"/>
-        </w:rPr>
-        <w:t>日期</w:t>
-      </w:r>
-      <w:r>
-        <w:rPr>
-          <w:rFonts w:ascii="Times New Roman" w:hAnsi="Times New Roman" w:eastAsia="Times New Roman" w:cs="Times New Roman"/>
-          <w:b w:val="0"/>
-          <w:color w:val="5B6975"/>
-          <w:sz w:val="24"/>
-        </w:rPr>
-        <w:t>：2026-09-10</w:t>
-      </w:r>
-    </w:p>
-    <w:p>
-      <w:pPr>
-        <w:jc w:val="center"/>
-      </w:pPr>
-      <w:r>
-        <w:rPr>
-          <w:rFonts w:ascii="Times New Roman" w:hAnsi="Times New Roman" w:eastAsia="Times New Roman" w:cs="Times New Roman"/>
-        </w:rPr>
-        <w:br w:type="page"/>
-      </w:r>
-    </w:p>
+    <w:bookmarkStart w:id="92" w:name="第-5-章-元素推断"/>
     <w:p>
       <w:pPr>
         <w:pStyle w:val="Heading1"/>
@@ -3541,7 +3308,7 @@
       </w:r>
     </w:p>
     <w:bookmarkEnd w:id="11"/>
-    <w:bookmarkStart w:id="12" w:name="初赛讲义-推断技术-习题6.19"/>
+    <w:bookmarkStart w:id="12" w:name="晶格能"/>
     <w:p>
       <w:pPr>
         <w:pStyle w:val="Heading2"/>
@@ -3557,37 +3324,7 @@
         <w:rPr>
           <w:rFonts w:hint="eastAsia" w:ascii="Times New Roman" w:hAnsi="Times New Roman" w:eastAsia="SimHei" w:cs="Times New Roman"/>
         </w:rPr>
-        <w:t>初赛讲义</w:t>
-      </w:r>
-      <w:r>
-        <w:rPr>
-          <w:rFonts w:hint="eastAsia" w:ascii="Times New Roman" w:hAnsi="Times New Roman" w:eastAsia="Times New Roman" w:cs="Times New Roman"/>
-        </w:rPr>
-        <w:t>-</w:t>
-      </w:r>
-      <w:r>
-        <w:rPr>
-          <w:rFonts w:hint="eastAsia" w:ascii="Times New Roman" w:hAnsi="Times New Roman" w:eastAsia="SimHei" w:cs="Times New Roman"/>
-        </w:rPr>
-        <w:t>推断技术</w:t>
-      </w:r>
-      <w:r>
-        <w:rPr>
-          <w:rFonts w:hint="eastAsia" w:ascii="Times New Roman" w:hAnsi="Times New Roman" w:eastAsia="Times New Roman" w:cs="Times New Roman"/>
-        </w:rPr>
-        <w:t>-</w:t>
-      </w:r>
-      <w:r>
-        <w:rPr>
-          <w:rFonts w:hint="eastAsia" w:ascii="Times New Roman" w:hAnsi="Times New Roman" w:eastAsia="SimHei" w:cs="Times New Roman"/>
-        </w:rPr>
-        <w:t>习题</w:t>
-      </w:r>
-      <w:r>
-        <w:rPr>
-          <w:rFonts w:hint="eastAsia" w:ascii="Times New Roman" w:hAnsi="Times New Roman" w:eastAsia="Times New Roman" w:cs="Times New Roman"/>
-        </w:rPr>
-        <w:t>6.19</w:t>
+        <w:t xml:space="preserve">晶格能</w:t>
       </w:r>
     </w:p>
     <w:p>
@@ -4002,7 +3739,7 @@
       </w:r>
     </w:p>
     <w:bookmarkEnd w:id="12"/>
-    <w:bookmarkStart w:id="13" w:name="初赛讲义-推断技术-习题6.20"/>
+    <w:bookmarkStart w:id="13" w:name="元素推断"/>
     <w:p>
       <w:pPr>
         <w:pStyle w:val="Heading2"/>
@@ -4018,37 +3755,7 @@
         <w:rPr>
           <w:rFonts w:hint="eastAsia" w:ascii="Times New Roman" w:hAnsi="Times New Roman" w:eastAsia="SimHei" w:cs="Times New Roman"/>
         </w:rPr>
-        <w:t>初赛讲义</w:t>
-      </w:r>
-      <w:r>
-        <w:rPr>
-          <w:rFonts w:hint="eastAsia" w:ascii="Times New Roman" w:hAnsi="Times New Roman" w:eastAsia="Times New Roman" w:cs="Times New Roman"/>
-        </w:rPr>
-        <w:t>-</w:t>
-      </w:r>
-      <w:r>
-        <w:rPr>
-          <w:rFonts w:hint="eastAsia" w:ascii="Times New Roman" w:hAnsi="Times New Roman" w:eastAsia="SimHei" w:cs="Times New Roman"/>
-        </w:rPr>
-        <w:t>推断技术</w:t>
-      </w:r>
-      <w:r>
-        <w:rPr>
-          <w:rFonts w:hint="eastAsia" w:ascii="Times New Roman" w:hAnsi="Times New Roman" w:eastAsia="Times New Roman" w:cs="Times New Roman"/>
-        </w:rPr>
-        <w:t>-</w:t>
-      </w:r>
-      <w:r>
-        <w:rPr>
-          <w:rFonts w:hint="eastAsia" w:ascii="Times New Roman" w:hAnsi="Times New Roman" w:eastAsia="SimHei" w:cs="Times New Roman"/>
-        </w:rPr>
-        <w:t>习题</w:t>
-      </w:r>
-      <w:r>
-        <w:rPr>
-          <w:rFonts w:hint="eastAsia" w:ascii="Times New Roman" w:hAnsi="Times New Roman" w:eastAsia="Times New Roman" w:cs="Times New Roman"/>
-        </w:rPr>
-        <w:t>6.20</w:t>
+        <w:t xml:space="preserve">元素推断</w:t>
       </w:r>
     </w:p>
     <w:p>
@@ -4443,7 +4150,7 @@
       </w:r>
     </w:p>
     <w:bookmarkEnd w:id="13"/>
-    <w:bookmarkStart w:id="14" w:name="初赛讲义-推断技术-习题6.21"/>
+    <w:bookmarkStart w:id="14" w:name="配位键"/>
     <w:p>
       <w:pPr>
         <w:pStyle w:val="Heading2"/>
@@ -4459,37 +4166,7 @@
         <w:rPr>
           <w:rFonts w:hint="eastAsia" w:ascii="Times New Roman" w:hAnsi="Times New Roman" w:eastAsia="SimHei" w:cs="Times New Roman"/>
         </w:rPr>
-        <w:t>初赛讲义</w:t>
-      </w:r>
-      <w:r>
-        <w:rPr>
-          <w:rFonts w:hint="eastAsia" w:ascii="Times New Roman" w:hAnsi="Times New Roman" w:eastAsia="Times New Roman" w:cs="Times New Roman"/>
-        </w:rPr>
-        <w:t>-</w:t>
-      </w:r>
-      <w:r>
-        <w:rPr>
-          <w:rFonts w:hint="eastAsia" w:ascii="Times New Roman" w:hAnsi="Times New Roman" w:eastAsia="SimHei" w:cs="Times New Roman"/>
-        </w:rPr>
-        <w:t>推断技术</w:t>
-      </w:r>
-      <w:r>
-        <w:rPr>
-          <w:rFonts w:hint="eastAsia" w:ascii="Times New Roman" w:hAnsi="Times New Roman" w:eastAsia="Times New Roman" w:cs="Times New Roman"/>
-        </w:rPr>
-        <w:t>-</w:t>
-      </w:r>
-      <w:r>
-        <w:rPr>
-          <w:rFonts w:hint="eastAsia" w:ascii="Times New Roman" w:hAnsi="Times New Roman" w:eastAsia="SimHei" w:cs="Times New Roman"/>
-        </w:rPr>
-        <w:t>习题</w:t>
-      </w:r>
-      <w:r>
-        <w:rPr>
-          <w:rFonts w:hint="eastAsia" w:ascii="Times New Roman" w:hAnsi="Times New Roman" w:eastAsia="Times New Roman" w:cs="Times New Roman"/>
-        </w:rPr>
-        <w:t>6.21</w:t>
+        <w:t xml:space="preserve">配位键</w:t>
       </w:r>
     </w:p>
     <w:p>
@@ -5316,15 +4993,22 @@
         <w:rPr>
           <w:rFonts w:ascii="Times New Roman" w:hAnsi="Times New Roman" w:eastAsia="Times New Roman" w:cs="Times New Roman"/>
         </w:rPr>
-        <w:t xml:space="preserve"> C</w:t>
-      </w:r>
-      <w:r>
-        <w:rPr>
-          <w:rFonts w:ascii="Times New Roman" w:hAnsi="Times New Roman" w:eastAsia="Times New Roman" w:cs="Times New Roman"/>
-          <w:vertAlign w:val="subscript"/>
-        </w:rPr>
-        <w:t>3</w:t>
-      </w:r>
+        <w:t xml:space="preserve"> </w:t>
+      </w:r>
+      <m:oMath>
+        <m:sSub>
+          <m:e>
+            <m:r>
+              <m:t>C</m:t>
+            </m:r>
+          </m:e>
+          <m:sub>
+            <m:r>
+              <m:t>3</m:t>
+            </m:r>
+          </m:sub>
+        </m:sSub>
+      </m:oMath>
       <w:r>
         <w:rPr>
           <w:rFonts w:ascii="Times New Roman" w:hAnsi="Times New Roman" w:eastAsia="Times New Roman" w:cs="Times New Roman"/>
@@ -5656,7 +5340,7 @@
       </w:r>
     </w:p>
     <w:bookmarkEnd w:id="14"/>
-    <w:bookmarkStart w:id="15" w:name="初赛讲义-推断技术-习题6.23"/>
+    <w:bookmarkStart w:id="15" w:name="晶格能-1"/>
     <w:p>
       <w:pPr>
         <w:pStyle w:val="Heading2"/>
@@ -5672,37 +5356,7 @@
         <w:rPr>
           <w:rFonts w:hint="eastAsia" w:ascii="Times New Roman" w:hAnsi="Times New Roman" w:eastAsia="SimHei" w:cs="Times New Roman"/>
         </w:rPr>
-        <w:t>初赛讲义</w:t>
-      </w:r>
-      <w:r>
-        <w:rPr>
-          <w:rFonts w:hint="eastAsia" w:ascii="Times New Roman" w:hAnsi="Times New Roman" w:eastAsia="Times New Roman" w:cs="Times New Roman"/>
-        </w:rPr>
-        <w:t>-</w:t>
-      </w:r>
-      <w:r>
-        <w:rPr>
-          <w:rFonts w:hint="eastAsia" w:ascii="Times New Roman" w:hAnsi="Times New Roman" w:eastAsia="SimHei" w:cs="Times New Roman"/>
-        </w:rPr>
-        <w:t>推断技术</w:t>
-      </w:r>
-      <w:r>
-        <w:rPr>
-          <w:rFonts w:hint="eastAsia" w:ascii="Times New Roman" w:hAnsi="Times New Roman" w:eastAsia="Times New Roman" w:cs="Times New Roman"/>
-        </w:rPr>
-        <w:t>-</w:t>
-      </w:r>
-      <w:r>
-        <w:rPr>
-          <w:rFonts w:hint="eastAsia" w:ascii="Times New Roman" w:hAnsi="Times New Roman" w:eastAsia="SimHei" w:cs="Times New Roman"/>
-        </w:rPr>
-        <w:t>习题</w:t>
-      </w:r>
-      <w:r>
-        <w:rPr>
-          <w:rFonts w:hint="eastAsia" w:ascii="Times New Roman" w:hAnsi="Times New Roman" w:eastAsia="Times New Roman" w:cs="Times New Roman"/>
-        </w:rPr>
-        <w:t>6.23</w:t>
+        <w:t xml:space="preserve">晶格能</w:t>
       </w:r>
     </w:p>
     <w:p>
@@ -6512,15 +6166,45 @@
         <w:rPr>
           <w:rFonts w:ascii="Times New Roman" w:hAnsi="Times New Roman" w:eastAsia="Times New Roman" w:cs="Times New Roman"/>
         </w:rPr>
-        <w:t xml:space="preserve"> CuHAsO</w:t>
-      </w:r>
-      <w:r>
-        <w:rPr>
-          <w:rFonts w:ascii="Times New Roman" w:hAnsi="Times New Roman" w:eastAsia="Times New Roman" w:cs="Times New Roman"/>
-          <w:vertAlign w:val="subscript"/>
-        </w:rPr>
-        <w:t>3</w:t>
-      </w:r>
+        <w:t xml:space="preserve"> </w:t>
+      </w:r>
+      <m:oMath>
+        <m:oMathPr>
+          <m:ctrlPr>
+            <w:rPr>
+              <w:sz w:val="28"/>
+              <w:szCs w:val="28"/>
+            </w:rPr>
+          </m:ctrlPr>
+        </m:oMathPr>
+        <m:r>
+          <m:t>C</m:t>
+        </m:r>
+        <m:r>
+          <m:t>u</m:t>
+        </m:r>
+        <m:r>
+          <m:t>H</m:t>
+        </m:r>
+        <m:r>
+          <m:t>A</m:t>
+        </m:r>
+        <m:r>
+          <m:t>s</m:t>
+        </m:r>
+        <m:sSub>
+          <m:e>
+            <m:r>
+              <m:t>O</m:t>
+            </m:r>
+          </m:e>
+          <m:sub>
+            <m:r>
+              <m:t>3</m:t>
+            </m:r>
+          </m:sub>
+        </m:sSub>
+      </m:oMath>
       <w:r>
         <w:rPr>
           <w:rFonts w:ascii="Times New Roman" w:hAnsi="Times New Roman" w:eastAsia="Times New Roman" w:cs="Times New Roman"/>
@@ -7043,20 +6727,45 @@
         <w:rPr>
           <w:rFonts w:ascii="Times New Roman" w:hAnsi="Times New Roman" w:eastAsia="Times New Roman" w:cs="Times New Roman"/>
         </w:rPr>
-        <w:t xml:space="preserve"> ( FeS</w:t>
-      </w:r>
-      <w:r>
-        <w:rPr>
-          <w:rFonts w:ascii="Times New Roman" w:hAnsi="Times New Roman" w:eastAsia="Times New Roman" w:cs="Times New Roman"/>
-          <w:vertAlign w:val="subscript"/>
-        </w:rPr>
-        <w:t>2</w:t>
-      </w:r>
-      <w:r>
-        <w:rPr>
-          <w:rFonts w:ascii="Times New Roman" w:hAnsi="Times New Roman" w:eastAsia="Times New Roman" w:cs="Times New Roman"/>
-        </w:rPr>
-        <w:t xml:space="preserve"> ) </w:t>
+        <w:t xml:space="preserve"> (</w:t>
+      </w:r>
+      <w:r>
+        <w:rPr>
+          <w:rFonts w:ascii="Times New Roman" w:hAnsi="Times New Roman" w:eastAsia="Times New Roman" w:cs="Times New Roman"/>
+        </w:rPr>
+        <w:t xml:space="preserve"> </w:t>
+      </w:r>
+      <m:oMath>
+        <m:r>
+          <m:t>F</m:t>
+        </m:r>
+        <m:r>
+          <m:t>e</m:t>
+        </m:r>
+        <m:sSub>
+          <m:e>
+            <m:r>
+              <m:t>S</m:t>
+            </m:r>
+          </m:e>
+          <m:sub>
+            <m:r>
+              <m:t>2</m:t>
+            </m:r>
+          </m:sub>
+        </m:sSub>
+      </m:oMath>
+      <w:r>
+        <w:rPr>
+          <w:rFonts w:ascii="Times New Roman" w:hAnsi="Times New Roman" w:eastAsia="Times New Roman" w:cs="Times New Roman"/>
+        </w:rPr>
+        <w:t xml:space="preserve"> </w:t>
+      </w:r>
+      <w:r>
+        <w:rPr>
+          <w:rFonts w:ascii="Times New Roman" w:hAnsi="Times New Roman" w:eastAsia="Times New Roman" w:cs="Times New Roman"/>
+        </w:rPr>
+        <w:t xml:space="preserve">) </w:t>
       </w:r>
       <w:r>
         <w:rPr>
@@ -7422,15 +7131,22 @@
         <w:rPr>
           <w:rFonts w:ascii="Times New Roman" w:hAnsi="Times New Roman" w:eastAsia="Times New Roman" w:cs="Times New Roman"/>
         </w:rPr>
-        <w:t xml:space="preserve"> C</w:t>
-      </w:r>
-      <w:r>
-        <w:rPr>
-          <w:rFonts w:ascii="Times New Roman" w:hAnsi="Times New Roman" w:eastAsia="Times New Roman" w:cs="Times New Roman"/>
-          <w:vertAlign w:val="subscript"/>
-        </w:rPr>
-        <w:t>3</w:t>
-      </w:r>
+        <w:t xml:space="preserve"> </w:t>
+      </w:r>
+      <m:oMath>
+        <m:sSub>
+          <m:e>
+            <m:r>
+              <m:t>C</m:t>
+            </m:r>
+          </m:e>
+          <m:sub>
+            <m:r>
+              <m:t>3</m:t>
+            </m:r>
+          </m:sub>
+        </m:sSub>
+      </m:oMath>
       <w:r>
         <w:rPr>
           <w:rFonts w:ascii="Times New Roman" w:hAnsi="Times New Roman" w:eastAsia="Times New Roman" w:cs="Times New Roman"/>
@@ -7606,15 +7322,22 @@
         <w:rPr>
           <w:rFonts w:ascii="Times New Roman" w:hAnsi="Times New Roman" w:eastAsia="Times New Roman" w:cs="Times New Roman"/>
         </w:rPr>
-        <w:t xml:space="preserve"> C</w:t>
-      </w:r>
-      <w:r>
-        <w:rPr>
-          <w:rFonts w:ascii="Times New Roman" w:hAnsi="Times New Roman" w:eastAsia="Times New Roman" w:cs="Times New Roman"/>
-          <w:vertAlign w:val="subscript"/>
-        </w:rPr>
-        <w:t>4</w:t>
-      </w:r>
+        <w:t xml:space="preserve"> </w:t>
+      </w:r>
+      <m:oMath>
+        <m:sSub>
+          <m:e>
+            <m:r>
+              <m:t>C</m:t>
+            </m:r>
+          </m:e>
+          <m:sub>
+            <m:r>
+              <m:t>4</m:t>
+            </m:r>
+          </m:sub>
+        </m:sSub>
+      </m:oMath>
       <w:r>
         <w:rPr>
           <w:rFonts w:ascii="Times New Roman" w:hAnsi="Times New Roman" w:eastAsia="Times New Roman" w:cs="Times New Roman"/>
@@ -7795,7 +7518,7 @@
       </w:r>
     </w:p>
     <w:bookmarkEnd w:id="15"/>
-    <w:bookmarkStart w:id="16" w:name="初赛讲义-推断技术-习题6.26"/>
+    <w:bookmarkStart w:id="16" w:name="官能团"/>
     <w:p>
       <w:pPr>
         <w:pStyle w:val="Heading2"/>
@@ -7811,37 +7534,7 @@
         <w:rPr>
           <w:rFonts w:hint="eastAsia" w:ascii="Times New Roman" w:hAnsi="Times New Roman" w:eastAsia="SimHei" w:cs="Times New Roman"/>
         </w:rPr>
-        <w:t>初赛讲义</w:t>
-      </w:r>
-      <w:r>
-        <w:rPr>
-          <w:rFonts w:hint="eastAsia" w:ascii="Times New Roman" w:hAnsi="Times New Roman" w:eastAsia="Times New Roman" w:cs="Times New Roman"/>
-        </w:rPr>
-        <w:t>-</w:t>
-      </w:r>
-      <w:r>
-        <w:rPr>
-          <w:rFonts w:hint="eastAsia" w:ascii="Times New Roman" w:hAnsi="Times New Roman" w:eastAsia="SimHei" w:cs="Times New Roman"/>
-        </w:rPr>
-        <w:t>推断技术</w:t>
-      </w:r>
-      <w:r>
-        <w:rPr>
-          <w:rFonts w:hint="eastAsia" w:ascii="Times New Roman" w:hAnsi="Times New Roman" w:eastAsia="Times New Roman" w:cs="Times New Roman"/>
-        </w:rPr>
-        <w:t>-</w:t>
-      </w:r>
-      <w:r>
-        <w:rPr>
-          <w:rFonts w:hint="eastAsia" w:ascii="Times New Roman" w:hAnsi="Times New Roman" w:eastAsia="SimHei" w:cs="Times New Roman"/>
-        </w:rPr>
-        <w:t>习题</w:t>
-      </w:r>
-      <w:r>
-        <w:rPr>
-          <w:rFonts w:hint="eastAsia" w:ascii="Times New Roman" w:hAnsi="Times New Roman" w:eastAsia="Times New Roman" w:cs="Times New Roman"/>
-        </w:rPr>
-        <w:t>6.26</w:t>
+        <w:t xml:space="preserve">官能团</w:t>
       </w:r>
     </w:p>
     <w:p>
@@ -8049,15 +7742,28 @@
         <w:rPr>
           <w:rFonts w:ascii="Times New Roman" w:hAnsi="Times New Roman" w:eastAsia="Times New Roman" w:cs="Times New Roman"/>
         </w:rPr>
-        <w:t xml:space="preserve"> Ag</w:t>
-      </w:r>
-      <w:r>
-        <w:rPr>
-          <w:rFonts w:ascii="Times New Roman" w:hAnsi="Times New Roman" w:eastAsia="Times New Roman" w:cs="Times New Roman"/>
-          <w:vertAlign w:val="superscript"/>
-        </w:rPr>
-        <w:t>+</w:t>
-      </w:r>
+        <w:t xml:space="preserve"> </w:t>
+      </w:r>
+      <m:oMath>
+        <m:r>
+          <m:t>A</m:t>
+        </m:r>
+        <m:sSup>
+          <m:e>
+            <m:r>
+              <m:t>g</m:t>
+            </m:r>
+          </m:e>
+          <m:sup>
+            <m:r>
+              <m:rPr>
+                <m:sty m:val="p"/>
+              </m:rPr>
+              <m:t>+</m:t>
+            </m:r>
+          </m:sup>
+        </m:sSup>
+      </m:oMath>
       <w:r>
         <w:rPr>
           <w:rFonts w:ascii="Times New Roman" w:hAnsi="Times New Roman" w:eastAsia="Times New Roman" w:cs="Times New Roman"/>
@@ -8228,15 +7934,22 @@
         <w:rPr>
           <w:rFonts w:ascii="Times New Roman" w:hAnsi="Times New Roman" w:eastAsia="Times New Roman" w:cs="Times New Roman"/>
         </w:rPr>
-        <w:t xml:space="preserve"> H</w:t>
-      </w:r>
-      <w:r>
-        <w:rPr>
-          <w:rFonts w:ascii="Times New Roman" w:hAnsi="Times New Roman" w:eastAsia="Times New Roman" w:cs="Times New Roman"/>
-          <w:vertAlign w:val="subscript"/>
-        </w:rPr>
-        <w:t>2</w:t>
-      </w:r>
+        <w:t xml:space="preserve"> </w:t>
+      </w:r>
+      <m:oMath>
+        <m:sSub>
+          <m:e>
+            <m:r>
+              <m:t>H</m:t>
+            </m:r>
+          </m:e>
+          <m:sub>
+            <m:r>
+              <m:t>2</m:t>
+            </m:r>
+          </m:sub>
+        </m:sSub>
+      </m:oMath>
       <w:r>
         <w:rPr>
           <w:rFonts w:ascii="Times New Roman" w:hAnsi="Times New Roman" w:eastAsia="Times New Roman" w:cs="Times New Roman"/>
@@ -8490,7 +8203,7 @@
       </w:r>
     </w:p>
     <w:bookmarkEnd w:id="16"/>
-    <w:bookmarkStart w:id="17" w:name="初赛讲义-推断技术-习题6.27"/>
+    <w:bookmarkStart w:id="17" w:name="元素推断-1"/>
     <w:p>
       <w:pPr>
         <w:pStyle w:val="Heading2"/>
@@ -8506,37 +8219,7 @@
         <w:rPr>
           <w:rFonts w:hint="eastAsia" w:ascii="Times New Roman" w:hAnsi="Times New Roman" w:eastAsia="SimHei" w:cs="Times New Roman"/>
         </w:rPr>
-        <w:t>初赛讲义</w:t>
-      </w:r>
-      <w:r>
-        <w:rPr>
-          <w:rFonts w:hint="eastAsia" w:ascii="Times New Roman" w:hAnsi="Times New Roman" w:eastAsia="Times New Roman" w:cs="Times New Roman"/>
-        </w:rPr>
-        <w:t>-</w:t>
-      </w:r>
-      <w:r>
-        <w:rPr>
-          <w:rFonts w:hint="eastAsia" w:ascii="Times New Roman" w:hAnsi="Times New Roman" w:eastAsia="SimHei" w:cs="Times New Roman"/>
-        </w:rPr>
-        <w:t>推断技术</w:t>
-      </w:r>
-      <w:r>
-        <w:rPr>
-          <w:rFonts w:hint="eastAsia" w:ascii="Times New Roman" w:hAnsi="Times New Roman" w:eastAsia="Times New Roman" w:cs="Times New Roman"/>
-        </w:rPr>
-        <w:t>-</w:t>
-      </w:r>
-      <w:r>
-        <w:rPr>
-          <w:rFonts w:hint="eastAsia" w:ascii="Times New Roman" w:hAnsi="Times New Roman" w:eastAsia="SimHei" w:cs="Times New Roman"/>
-        </w:rPr>
-        <w:t>习题</w:t>
-      </w:r>
-      <w:r>
-        <w:rPr>
-          <w:rFonts w:hint="eastAsia" w:ascii="Times New Roman" w:hAnsi="Times New Roman" w:eastAsia="Times New Roman" w:cs="Times New Roman"/>
-        </w:rPr>
-        <w:t>6.27</w:t>
+        <w:t xml:space="preserve">元素推断</w:t>
       </w:r>
     </w:p>
     <w:p>
@@ -9091,7 +8774,7 @@
       </w:r>
     </w:p>
     <w:bookmarkEnd w:id="17"/>
-    <w:bookmarkStart w:id="18" w:name="初赛讲义-推断技术-习题6.28"/>
+    <w:bookmarkStart w:id="18" w:name="元素推断-2"/>
     <w:p>
       <w:pPr>
         <w:pStyle w:val="Heading2"/>
@@ -9107,37 +8790,7 @@
         <w:rPr>
           <w:rFonts w:hint="eastAsia" w:ascii="Times New Roman" w:hAnsi="Times New Roman" w:eastAsia="SimHei" w:cs="Times New Roman"/>
         </w:rPr>
-        <w:t>初赛讲义</w:t>
-      </w:r>
-      <w:r>
-        <w:rPr>
-          <w:rFonts w:hint="eastAsia" w:ascii="Times New Roman" w:hAnsi="Times New Roman" w:eastAsia="Times New Roman" w:cs="Times New Roman"/>
-        </w:rPr>
-        <w:t>-</w:t>
-      </w:r>
-      <w:r>
-        <w:rPr>
-          <w:rFonts w:hint="eastAsia" w:ascii="Times New Roman" w:hAnsi="Times New Roman" w:eastAsia="SimHei" w:cs="Times New Roman"/>
-        </w:rPr>
-        <w:t>推断技术</w:t>
-      </w:r>
-      <w:r>
-        <w:rPr>
-          <w:rFonts w:hint="eastAsia" w:ascii="Times New Roman" w:hAnsi="Times New Roman" w:eastAsia="Times New Roman" w:cs="Times New Roman"/>
-        </w:rPr>
-        <w:t>-</w:t>
-      </w:r>
-      <w:r>
-        <w:rPr>
-          <w:rFonts w:hint="eastAsia" w:ascii="Times New Roman" w:hAnsi="Times New Roman" w:eastAsia="SimHei" w:cs="Times New Roman"/>
-        </w:rPr>
-        <w:t>习题</w:t>
-      </w:r>
-      <w:r>
-        <w:rPr>
-          <w:rFonts w:hint="eastAsia" w:ascii="Times New Roman" w:hAnsi="Times New Roman" w:eastAsia="Times New Roman" w:cs="Times New Roman"/>
-        </w:rPr>
-        <w:t>6.28</w:t>
+        <w:t xml:space="preserve">元素推断</w:t>
       </w:r>
     </w:p>
     <w:p>
@@ -9795,7 +9448,7 @@
       </w:r>
     </w:p>
     <w:bookmarkEnd w:id="18"/>
-    <w:bookmarkStart w:id="19" w:name="初赛讲义-推断技术-习题6.29"/>
+    <w:bookmarkStart w:id="19" w:name="元素推断-3"/>
     <w:p>
       <w:pPr>
         <w:pStyle w:val="Heading2"/>
@@ -9811,37 +9464,7 @@
         <w:rPr>
           <w:rFonts w:hint="eastAsia" w:ascii="Times New Roman" w:hAnsi="Times New Roman" w:eastAsia="SimHei" w:cs="Times New Roman"/>
         </w:rPr>
-        <w:t>初赛讲义</w:t>
-      </w:r>
-      <w:r>
-        <w:rPr>
-          <w:rFonts w:hint="eastAsia" w:ascii="Times New Roman" w:hAnsi="Times New Roman" w:eastAsia="Times New Roman" w:cs="Times New Roman"/>
-        </w:rPr>
-        <w:t>-</w:t>
-      </w:r>
-      <w:r>
-        <w:rPr>
-          <w:rFonts w:hint="eastAsia" w:ascii="Times New Roman" w:hAnsi="Times New Roman" w:eastAsia="SimHei" w:cs="Times New Roman"/>
-        </w:rPr>
-        <w:t>推断技术</w:t>
-      </w:r>
-      <w:r>
-        <w:rPr>
-          <w:rFonts w:hint="eastAsia" w:ascii="Times New Roman" w:hAnsi="Times New Roman" w:eastAsia="Times New Roman" w:cs="Times New Roman"/>
-        </w:rPr>
-        <w:t>-</w:t>
-      </w:r>
-      <w:r>
-        <w:rPr>
-          <w:rFonts w:hint="eastAsia" w:ascii="Times New Roman" w:hAnsi="Times New Roman" w:eastAsia="SimHei" w:cs="Times New Roman"/>
-        </w:rPr>
-        <w:t>习题</w:t>
-      </w:r>
-      <w:r>
-        <w:rPr>
-          <w:rFonts w:hint="eastAsia" w:ascii="Times New Roman" w:hAnsi="Times New Roman" w:eastAsia="Times New Roman" w:cs="Times New Roman"/>
-        </w:rPr>
-        <w:t>6.29</w:t>
+        <w:t xml:space="preserve">元素推断</w:t>
       </w:r>
     </w:p>
     <w:p>
@@ -10354,7 +9977,7 @@
       </w:r>
     </w:p>
     <w:bookmarkEnd w:id="19"/>
-    <w:bookmarkStart w:id="23" w:name="初赛讲义-推断技术-习题6.30"/>
+    <w:bookmarkStart w:id="23" w:name="元素推断-4"/>
     <w:p>
       <w:pPr>
         <w:pStyle w:val="Heading2"/>
@@ -10370,37 +9993,7 @@
         <w:rPr>
           <w:rFonts w:hint="eastAsia" w:ascii="Times New Roman" w:hAnsi="Times New Roman" w:eastAsia="SimHei" w:cs="Times New Roman"/>
         </w:rPr>
-        <w:t>初赛讲义</w:t>
-      </w:r>
-      <w:r>
-        <w:rPr>
-          <w:rFonts w:hint="eastAsia" w:ascii="Times New Roman" w:hAnsi="Times New Roman" w:eastAsia="Times New Roman" w:cs="Times New Roman"/>
-        </w:rPr>
-        <w:t>-</w:t>
-      </w:r>
-      <w:r>
-        <w:rPr>
-          <w:rFonts w:hint="eastAsia" w:ascii="Times New Roman" w:hAnsi="Times New Roman" w:eastAsia="SimHei" w:cs="Times New Roman"/>
-        </w:rPr>
-        <w:t>推断技术</w:t>
-      </w:r>
-      <w:r>
-        <w:rPr>
-          <w:rFonts w:hint="eastAsia" w:ascii="Times New Roman" w:hAnsi="Times New Roman" w:eastAsia="Times New Roman" w:cs="Times New Roman"/>
-        </w:rPr>
-        <w:t>-</w:t>
-      </w:r>
-      <w:r>
-        <w:rPr>
-          <w:rFonts w:hint="eastAsia" w:ascii="Times New Roman" w:hAnsi="Times New Roman" w:eastAsia="SimHei" w:cs="Times New Roman"/>
-        </w:rPr>
-        <w:t>习题</w:t>
-      </w:r>
-      <w:r>
-        <w:rPr>
-          <w:rFonts w:hint="eastAsia" w:ascii="Times New Roman" w:hAnsi="Times New Roman" w:eastAsia="Times New Roman" w:cs="Times New Roman"/>
-        </w:rPr>
-        <w:t>6.30</w:t>
+        <w:t xml:space="preserve">元素推断</w:t>
       </w:r>
     </w:p>
     <w:p>
@@ -11060,7 +10653,7 @@
       </w:r>
     </w:p>
     <w:bookmarkEnd w:id="23"/>
-    <w:bookmarkStart w:id="27" w:name="初赛讲义-推断技术-习题6.31"/>
+    <w:bookmarkStart w:id="27" w:name="晶格能-2"/>
     <w:p>
       <w:pPr>
         <w:pStyle w:val="Heading2"/>
@@ -11076,37 +10669,7 @@
         <w:rPr>
           <w:rFonts w:hint="eastAsia" w:ascii="Times New Roman" w:hAnsi="Times New Roman" w:eastAsia="SimHei" w:cs="Times New Roman"/>
         </w:rPr>
-        <w:t>初赛讲义</w:t>
-      </w:r>
-      <w:r>
-        <w:rPr>
-          <w:rFonts w:hint="eastAsia" w:ascii="Times New Roman" w:hAnsi="Times New Roman" w:eastAsia="Times New Roman" w:cs="Times New Roman"/>
-        </w:rPr>
-        <w:t>-</w:t>
-      </w:r>
-      <w:r>
-        <w:rPr>
-          <w:rFonts w:hint="eastAsia" w:ascii="Times New Roman" w:hAnsi="Times New Roman" w:eastAsia="SimHei" w:cs="Times New Roman"/>
-        </w:rPr>
-        <w:t>推断技术</w:t>
-      </w:r>
-      <w:r>
-        <w:rPr>
-          <w:rFonts w:hint="eastAsia" w:ascii="Times New Roman" w:hAnsi="Times New Roman" w:eastAsia="Times New Roman" w:cs="Times New Roman"/>
-        </w:rPr>
-        <w:t>-</w:t>
-      </w:r>
-      <w:r>
-        <w:rPr>
-          <w:rFonts w:hint="eastAsia" w:ascii="Times New Roman" w:hAnsi="Times New Roman" w:eastAsia="SimHei" w:cs="Times New Roman"/>
-        </w:rPr>
-        <w:t>习题</w:t>
-      </w:r>
-      <w:r>
-        <w:rPr>
-          <w:rFonts w:hint="eastAsia" w:ascii="Times New Roman" w:hAnsi="Times New Roman" w:eastAsia="Times New Roman" w:cs="Times New Roman"/>
-        </w:rPr>
-        <w:t>6.31</w:t>
+        <w:t xml:space="preserve">晶格能</w:t>
       </w:r>
     </w:p>
     <w:p>
@@ -12572,15 +12135,31 @@
         <w:rPr>
           <w:rFonts w:ascii="Times New Roman" w:hAnsi="Times New Roman" w:eastAsia="Times New Roman" w:cs="Times New Roman"/>
         </w:rPr>
-        <w:t xml:space="preserve"> SOCl</w:t>
-      </w:r>
-      <w:r>
-        <w:rPr>
-          <w:rFonts w:ascii="Times New Roman" w:hAnsi="Times New Roman" w:eastAsia="Times New Roman" w:cs="Times New Roman"/>
-          <w:vertAlign w:val="subscript"/>
-        </w:rPr>
-        <w:t>2</w:t>
-      </w:r>
+        <w:t xml:space="preserve"> </w:t>
+      </w:r>
+      <m:oMath>
+        <m:r>
+          <m:t>S</m:t>
+        </m:r>
+        <m:r>
+          <m:t>O</m:t>
+        </m:r>
+        <m:r>
+          <m:t>C</m:t>
+        </m:r>
+        <m:sSub>
+          <m:e>
+            <m:r>
+              <m:t>l</m:t>
+            </m:r>
+          </m:e>
+          <m:sub>
+            <m:r>
+              <m:t>2</m:t>
+            </m:r>
+          </m:sub>
+        </m:sSub>
+      </m:oMath>
       <w:r>
         <w:rPr>
           <w:rFonts w:ascii="Times New Roman" w:hAnsi="Times New Roman" w:eastAsia="Times New Roman" w:cs="Times New Roman"/>
@@ -13099,7 +12678,7 @@
       </w:r>
     </w:p>
     <w:bookmarkEnd w:id="27"/>
-    <w:bookmarkStart w:id="28" w:name="初赛讲义-推断技术-习题6.41"/>
+    <w:bookmarkStart w:id="28" w:name="元素推断-5"/>
     <w:p>
       <w:pPr>
         <w:pStyle w:val="Heading2"/>
@@ -13115,37 +12694,7 @@
         <w:rPr>
           <w:rFonts w:hint="eastAsia" w:ascii="Times New Roman" w:hAnsi="Times New Roman" w:eastAsia="SimHei" w:cs="Times New Roman"/>
         </w:rPr>
-        <w:t>初赛讲义</w:t>
-      </w:r>
-      <w:r>
-        <w:rPr>
-          <w:rFonts w:hint="eastAsia" w:ascii="Times New Roman" w:hAnsi="Times New Roman" w:eastAsia="Times New Roman" w:cs="Times New Roman"/>
-        </w:rPr>
-        <w:t>-</w:t>
-      </w:r>
-      <w:r>
-        <w:rPr>
-          <w:rFonts w:hint="eastAsia" w:ascii="Times New Roman" w:hAnsi="Times New Roman" w:eastAsia="SimHei" w:cs="Times New Roman"/>
-        </w:rPr>
-        <w:t>推断技术</w:t>
-      </w:r>
-      <w:r>
-        <w:rPr>
-          <w:rFonts w:hint="eastAsia" w:ascii="Times New Roman" w:hAnsi="Times New Roman" w:eastAsia="Times New Roman" w:cs="Times New Roman"/>
-        </w:rPr>
-        <w:t>-</w:t>
-      </w:r>
-      <w:r>
-        <w:rPr>
-          <w:rFonts w:hint="eastAsia" w:ascii="Times New Roman" w:hAnsi="Times New Roman" w:eastAsia="SimHei" w:cs="Times New Roman"/>
-        </w:rPr>
-        <w:t>习题</w:t>
-      </w:r>
-      <w:r>
-        <w:rPr>
-          <w:rFonts w:hint="eastAsia" w:ascii="Times New Roman" w:hAnsi="Times New Roman" w:eastAsia="Times New Roman" w:cs="Times New Roman"/>
-        </w:rPr>
-        <w:t>6.41</w:t>
+        <w:t xml:space="preserve">元素推断</w:t>
       </w:r>
     </w:p>
     <w:p>
@@ -13386,7 +12935,7 @@
       </w:r>
     </w:p>
     <w:bookmarkEnd w:id="28"/>
-    <w:bookmarkStart w:id="29" w:name="初赛讲义-推断技术-习题6.42"/>
+    <w:bookmarkStart w:id="29" w:name="酸碱平衡"/>
     <w:p>
       <w:pPr>
         <w:pStyle w:val="Heading2"/>
@@ -13402,37 +12951,7 @@
         <w:rPr>
           <w:rFonts w:hint="eastAsia" w:ascii="Times New Roman" w:hAnsi="Times New Roman" w:eastAsia="SimHei" w:cs="Times New Roman"/>
         </w:rPr>
-        <w:t>初赛讲义</w:t>
-      </w:r>
-      <w:r>
-        <w:rPr>
-          <w:rFonts w:hint="eastAsia" w:ascii="Times New Roman" w:hAnsi="Times New Roman" w:eastAsia="Times New Roman" w:cs="Times New Roman"/>
-        </w:rPr>
-        <w:t>-</w:t>
-      </w:r>
-      <w:r>
-        <w:rPr>
-          <w:rFonts w:hint="eastAsia" w:ascii="Times New Roman" w:hAnsi="Times New Roman" w:eastAsia="SimHei" w:cs="Times New Roman"/>
-        </w:rPr>
-        <w:t>推断技术</w:t>
-      </w:r>
-      <w:r>
-        <w:rPr>
-          <w:rFonts w:hint="eastAsia" w:ascii="Times New Roman" w:hAnsi="Times New Roman" w:eastAsia="Times New Roman" w:cs="Times New Roman"/>
-        </w:rPr>
-        <w:t>-</w:t>
-      </w:r>
-      <w:r>
-        <w:rPr>
-          <w:rFonts w:hint="eastAsia" w:ascii="Times New Roman" w:hAnsi="Times New Roman" w:eastAsia="SimHei" w:cs="Times New Roman"/>
-        </w:rPr>
-        <w:t>习题</w:t>
-      </w:r>
-      <w:r>
-        <w:rPr>
-          <w:rFonts w:hint="eastAsia" w:ascii="Times New Roman" w:hAnsi="Times New Roman" w:eastAsia="Times New Roman" w:cs="Times New Roman"/>
-        </w:rPr>
-        <w:t>6.42</w:t>
+        <w:t xml:space="preserve">酸碱平衡</w:t>
       </w:r>
     </w:p>
     <w:p>
@@ -13479,15 +12998,25 @@
         <w:rPr>
           <w:rFonts w:ascii="Times New Roman" w:hAnsi="Times New Roman" w:eastAsia="Times New Roman" w:cs="Times New Roman"/>
         </w:rPr>
-        <w:t xml:space="preserve"> NH</w:t>
-      </w:r>
-      <w:r>
-        <w:rPr>
-          <w:rFonts w:ascii="Times New Roman" w:hAnsi="Times New Roman" w:eastAsia="Times New Roman" w:cs="Times New Roman"/>
-          <w:vertAlign w:val="subscript"/>
-        </w:rPr>
-        <w:t>3</w:t>
-      </w:r>
+        <w:t xml:space="preserve"> </w:t>
+      </w:r>
+      <m:oMath>
+        <m:r>
+          <m:t>N</m:t>
+        </m:r>
+        <m:sSub>
+          <m:e>
+            <m:r>
+              <m:t>H</m:t>
+            </m:r>
+          </m:e>
+          <m:sub>
+            <m:r>
+              <m:t>3</m:t>
+            </m:r>
+          </m:sub>
+        </m:sSub>
+      </m:oMath>
       <w:r>
         <w:rPr>
           <w:rFonts w:ascii="Times New Roman" w:hAnsi="Times New Roman" w:eastAsia="Times New Roman" w:cs="Times New Roman"/>
@@ -13594,15 +13123,22 @@
         <w:rPr>
           <w:rFonts w:ascii="Times New Roman" w:hAnsi="Times New Roman" w:eastAsia="Times New Roman" w:cs="Times New Roman"/>
         </w:rPr>
-        <w:t xml:space="preserve"> I</w:t>
-      </w:r>
-      <w:r>
-        <w:rPr>
-          <w:rFonts w:ascii="Times New Roman" w:hAnsi="Times New Roman" w:eastAsia="Times New Roman" w:cs="Times New Roman"/>
-          <w:vertAlign w:val="subscript"/>
-        </w:rPr>
-        <w:t>2</w:t>
-      </w:r>
+        <w:t xml:space="preserve"> </w:t>
+      </w:r>
+      <m:oMath>
+        <m:sSub>
+          <m:e>
+            <m:r>
+              <m:t>I</m:t>
+            </m:r>
+          </m:e>
+          <m:sub>
+            <m:r>
+              <m:t>2</m:t>
+            </m:r>
+          </m:sub>
+        </m:sSub>
+      </m:oMath>
       <w:r>
         <w:rPr>
           <w:rFonts w:ascii="Times New Roman" w:hAnsi="Times New Roman" w:eastAsia="Times New Roman" w:cs="Times New Roman"/>
@@ -13780,20 +13316,36 @@
         <w:rPr>
           <w:rFonts w:ascii="Times New Roman" w:hAnsi="Times New Roman" w:eastAsia="Times New Roman" w:cs="Times New Roman"/>
         </w:rPr>
-        <w:t xml:space="preserve"> NH</w:t>
-      </w:r>
-      <w:r>
-        <w:rPr>
-          <w:rFonts w:ascii="Times New Roman" w:hAnsi="Times New Roman" w:eastAsia="Times New Roman" w:cs="Times New Roman"/>
-          <w:vertAlign w:val="subscript"/>
-        </w:rPr>
-        <w:t>3</w:t>
-      </w:r>
-      <w:r>
-        <w:rPr>
-          <w:rFonts w:ascii="Times New Roman" w:hAnsi="Times New Roman" w:eastAsia="Times New Roman" w:cs="Times New Roman"/>
-        </w:rPr>
-        <w:t xml:space="preserve"> 、</w:t>
+        <w:t xml:space="preserve"> </w:t>
+      </w:r>
+      <m:oMath>
+        <m:r>
+          <m:t>N</m:t>
+        </m:r>
+        <m:sSub>
+          <m:e>
+            <m:r>
+              <m:t>H</m:t>
+            </m:r>
+          </m:e>
+          <m:sub>
+            <m:r>
+              <m:t>3</m:t>
+            </m:r>
+          </m:sub>
+        </m:sSub>
+      </m:oMath>
+      <w:r>
+        <w:rPr>
+          <w:rFonts w:ascii="Times New Roman" w:hAnsi="Times New Roman" w:eastAsia="Times New Roman" w:cs="Times New Roman"/>
+        </w:rPr>
+        <w:t xml:space="preserve"> </w:t>
+      </w:r>
+      <w:r>
+        <w:rPr>
+          <w:rFonts w:ascii="Times New Roman" w:hAnsi="Times New Roman" w:eastAsia="Times New Roman" w:cs="Times New Roman"/>
+        </w:rPr>
+        <w:t xml:space="preserve">、</w:t>
       </w:r>
       <w:r>
         <w:rPr>
@@ -14077,7 +13629,7 @@
       </w:r>
     </w:p>
     <w:bookmarkEnd w:id="29"/>
-    <w:bookmarkStart w:id="30" w:name="初赛讲义-推断技术-习题6.43"/>
+    <w:bookmarkStart w:id="30" w:name="元素推断-6"/>
     <w:p>
       <w:pPr>
         <w:pStyle w:val="Heading2"/>
@@ -14093,37 +13645,7 @@
         <w:rPr>
           <w:rFonts w:hint="eastAsia" w:ascii="Times New Roman" w:hAnsi="Times New Roman" w:eastAsia="SimHei" w:cs="Times New Roman"/>
         </w:rPr>
-        <w:t>初赛讲义</w:t>
-      </w:r>
-      <w:r>
-        <w:rPr>
-          <w:rFonts w:hint="eastAsia" w:ascii="Times New Roman" w:hAnsi="Times New Roman" w:eastAsia="Times New Roman" w:cs="Times New Roman"/>
-        </w:rPr>
-        <w:t>-</w:t>
-      </w:r>
-      <w:r>
-        <w:rPr>
-          <w:rFonts w:hint="eastAsia" w:ascii="Times New Roman" w:hAnsi="Times New Roman" w:eastAsia="SimHei" w:cs="Times New Roman"/>
-        </w:rPr>
-        <w:t>推断技术</w:t>
-      </w:r>
-      <w:r>
-        <w:rPr>
-          <w:rFonts w:hint="eastAsia" w:ascii="Times New Roman" w:hAnsi="Times New Roman" w:eastAsia="Times New Roman" w:cs="Times New Roman"/>
-        </w:rPr>
-        <w:t>-</w:t>
-      </w:r>
-      <w:r>
-        <w:rPr>
-          <w:rFonts w:hint="eastAsia" w:ascii="Times New Roman" w:hAnsi="Times New Roman" w:eastAsia="SimHei" w:cs="Times New Roman"/>
-        </w:rPr>
-        <w:t>习题</w:t>
-      </w:r>
-      <w:r>
-        <w:rPr>
-          <w:rFonts w:hint="eastAsia" w:ascii="Times New Roman" w:hAnsi="Times New Roman" w:eastAsia="Times New Roman" w:cs="Times New Roman"/>
-        </w:rPr>
-        <w:t>6.43</w:t>
+        <w:t xml:space="preserve">元素推断</w:t>
       </w:r>
     </w:p>
     <w:p>
@@ -14460,15 +13982,25 @@
         <w:rPr>
           <w:rFonts w:ascii="Times New Roman" w:hAnsi="Times New Roman" w:eastAsia="Times New Roman" w:cs="Times New Roman"/>
         </w:rPr>
-        <w:t xml:space="preserve"> SO</w:t>
-      </w:r>
-      <w:r>
-        <w:rPr>
-          <w:rFonts w:ascii="Times New Roman" w:hAnsi="Times New Roman" w:eastAsia="Times New Roman" w:cs="Times New Roman"/>
-          <w:vertAlign w:val="subscript"/>
-        </w:rPr>
-        <w:t>2</w:t>
-      </w:r>
+        <w:t xml:space="preserve"> </w:t>
+      </w:r>
+      <m:oMath>
+        <m:r>
+          <m:t>S</m:t>
+        </m:r>
+        <m:sSub>
+          <m:e>
+            <m:r>
+              <m:t>O</m:t>
+            </m:r>
+          </m:e>
+          <m:sub>
+            <m:r>
+              <m:t>2</m:t>
+            </m:r>
+          </m:sub>
+        </m:sSub>
+      </m:oMath>
       <w:r>
         <w:rPr>
           <w:rFonts w:ascii="Times New Roman" w:hAnsi="Times New Roman" w:eastAsia="Times New Roman" w:cs="Times New Roman"/>
@@ -14555,7 +14087,7 @@
       </w:r>
     </w:p>
     <w:bookmarkEnd w:id="30"/>
-    <w:bookmarkStart w:id="31" w:name="初赛讲义-推断技术-习题6.44"/>
+    <w:bookmarkStart w:id="31" w:name="化学式推断"/>
     <w:p>
       <w:pPr>
         <w:pStyle w:val="Heading2"/>
@@ -14571,37 +14103,7 @@
         <w:rPr>
           <w:rFonts w:hint="eastAsia" w:ascii="Times New Roman" w:hAnsi="Times New Roman" w:eastAsia="SimHei" w:cs="Times New Roman"/>
         </w:rPr>
-        <w:t>初赛讲义</w:t>
-      </w:r>
-      <w:r>
-        <w:rPr>
-          <w:rFonts w:hint="eastAsia" w:ascii="Times New Roman" w:hAnsi="Times New Roman" w:eastAsia="Times New Roman" w:cs="Times New Roman"/>
-        </w:rPr>
-        <w:t>-</w:t>
-      </w:r>
-      <w:r>
-        <w:rPr>
-          <w:rFonts w:hint="eastAsia" w:ascii="Times New Roman" w:hAnsi="Times New Roman" w:eastAsia="SimHei" w:cs="Times New Roman"/>
-        </w:rPr>
-        <w:t>推断技术</w:t>
-      </w:r>
-      <w:r>
-        <w:rPr>
-          <w:rFonts w:hint="eastAsia" w:ascii="Times New Roman" w:hAnsi="Times New Roman" w:eastAsia="Times New Roman" w:cs="Times New Roman"/>
-        </w:rPr>
-        <w:t>-</w:t>
-      </w:r>
-      <w:r>
-        <w:rPr>
-          <w:rFonts w:hint="eastAsia" w:ascii="Times New Roman" w:hAnsi="Times New Roman" w:eastAsia="SimHei" w:cs="Times New Roman"/>
-        </w:rPr>
-        <w:t>习题</w:t>
-      </w:r>
-      <w:r>
-        <w:rPr>
-          <w:rFonts w:hint="eastAsia" w:ascii="Times New Roman" w:hAnsi="Times New Roman" w:eastAsia="Times New Roman" w:cs="Times New Roman"/>
-        </w:rPr>
-        <w:t>6.44</w:t>
+        <w:t xml:space="preserve">化学式推断</w:t>
       </w:r>
     </w:p>
     <w:p>
@@ -14624,22 +14126,36 @@
         <w:rPr>
           <w:rFonts w:ascii="Times New Roman" w:hAnsi="Times New Roman" w:eastAsia="Times New Roman" w:cs="Times New Roman"/>
         </w:rPr>
-        <w:t xml:space="preserve"> HSO</w:t>
-      </w:r>
-      <w:r>
-        <w:rPr>
-          <w:rFonts w:ascii="Times New Roman" w:hAnsi="Times New Roman" w:eastAsia="Times New Roman" w:cs="Times New Roman"/>
-          <w:vertAlign w:val="subscript"/>
-        </w:rPr>
-        <w:t>3</w:t>
-      </w:r>
-      <w:r>
-        <w:rPr>
-          <w:rFonts w:ascii="Times New Roman" w:hAnsi="Times New Roman" w:eastAsia="Times New Roman" w:cs="Times New Roman"/>
-          <w:vertAlign w:val="superscript"/>
-        </w:rPr>
-        <w:t>-</w:t>
-      </w:r>
+        <w:t xml:space="preserve"> </w:t>
+      </w:r>
+      <m:oMath>
+        <m:r>
+          <m:t>H</m:t>
+        </m:r>
+        <m:r>
+          <m:t>S</m:t>
+        </m:r>
+        <m:sSubSup>
+          <m:e>
+            <m:r>
+              <m:t>O</m:t>
+            </m:r>
+          </m:e>
+          <m:sub>
+            <m:r>
+              <m:t>3</m:t>
+            </m:r>
+          </m:sub>
+          <m:sup>
+            <m:r>
+              <m:rPr>
+                <m:sty m:val="p"/>
+              </m:rPr>
+              <m:t>−</m:t>
+            </m:r>
+          </m:sup>
+        </m:sSubSup>
+      </m:oMath>
       <w:r>
         <w:rPr>
           <w:rFonts w:ascii="Times New Roman" w:hAnsi="Times New Roman" w:eastAsia="Times New Roman" w:cs="Times New Roman"/>
@@ -14723,20 +14239,53 @@
         <w:rPr>
           <w:rFonts w:ascii="Times New Roman" w:hAnsi="Times New Roman" w:eastAsia="Times New Roman" w:cs="Times New Roman"/>
         </w:rPr>
-        <w:t xml:space="preserve"> NaHSO</w:t>
-      </w:r>
-      <w:r>
-        <w:rPr>
-          <w:rFonts w:ascii="Times New Roman" w:hAnsi="Times New Roman" w:eastAsia="Times New Roman" w:cs="Times New Roman"/>
-          <w:vertAlign w:val="subscript"/>
-        </w:rPr>
-        <w:t>3</w:t>
-      </w:r>
-      <w:r>
-        <w:rPr>
-          <w:rFonts w:ascii="Times New Roman" w:hAnsi="Times New Roman" w:eastAsia="Times New Roman" w:cs="Times New Roman"/>
-        </w:rPr>
-        <w:t xml:space="preserve"> :</w:t>
+        <w:t xml:space="preserve"> </w:t>
+      </w:r>
+      <m:oMath>
+        <m:oMathPr>
+          <m:ctrlPr>
+            <w:rPr>
+              <w:sz w:val="28"/>
+              <w:szCs w:val="28"/>
+            </w:rPr>
+          </m:ctrlPr>
+        </m:oMathPr>
+        <m:r>
+          <m:t>N</m:t>
+        </m:r>
+        <m:r>
+          <m:t>a</m:t>
+        </m:r>
+        <m:r>
+          <m:t>H</m:t>
+        </m:r>
+        <m:r>
+          <m:t>S</m:t>
+        </m:r>
+        <m:sSub>
+          <m:e>
+            <m:r>
+              <m:t>O</m:t>
+            </m:r>
+          </m:e>
+          <m:sub>
+            <m:r>
+              <m:t>3</m:t>
+            </m:r>
+          </m:sub>
+        </m:sSub>
+      </m:oMath>
+      <w:r>
+        <w:rPr>
+          <w:rFonts w:ascii="Times New Roman" w:hAnsi="Times New Roman" w:eastAsia="Times New Roman" w:cs="Times New Roman"/>
+        </w:rPr>
+        <w:t xml:space="preserve"> </w:t>
+      </w:r>
+      <w:r>
+        <w:rPr>
+          <w:rFonts w:ascii="Times New Roman" w:hAnsi="Times New Roman" w:eastAsia="Times New Roman" w:cs="Times New Roman"/>
+        </w:rPr>
+        <w:t xml:space="preserve">:</w:t>
       </w:r>
     </w:p>
     <w:p>
@@ -14992,7 +14541,7 @@
       </w:r>
     </w:p>
     <w:bookmarkEnd w:id="31"/>
-    <w:bookmarkStart w:id="32" w:name="初赛讲义-推断技术-习题6.45"/>
+    <w:bookmarkStart w:id="32" w:name="元素推断-7"/>
     <w:p>
       <w:pPr>
         <w:pStyle w:val="Heading2"/>
@@ -15008,45 +14557,12 @@
         <w:rPr>
           <w:rFonts w:hint="eastAsia" w:ascii="Times New Roman" w:hAnsi="Times New Roman" w:eastAsia="SimHei" w:cs="Times New Roman"/>
         </w:rPr>
-        <w:t>初赛讲义</w:t>
-      </w:r>
-      <w:r>
-        <w:rPr>
-          <w:rFonts w:hint="eastAsia" w:ascii="Times New Roman" w:hAnsi="Times New Roman" w:eastAsia="Times New Roman" w:cs="Times New Roman"/>
-        </w:rPr>
-        <w:t>-</w:t>
-      </w:r>
-      <w:r>
-        <w:rPr>
-          <w:rFonts w:hint="eastAsia" w:ascii="Times New Roman" w:hAnsi="Times New Roman" w:eastAsia="SimHei" w:cs="Times New Roman"/>
-        </w:rPr>
-        <w:t>推断技术</w:t>
-      </w:r>
-      <w:r>
-        <w:rPr>
-          <w:rFonts w:hint="eastAsia" w:ascii="Times New Roman" w:hAnsi="Times New Roman" w:eastAsia="Times New Roman" w:cs="Times New Roman"/>
-        </w:rPr>
-        <w:t>-</w:t>
-      </w:r>
-      <w:r>
-        <w:rPr>
-          <w:rFonts w:hint="eastAsia" w:ascii="Times New Roman" w:hAnsi="Times New Roman" w:eastAsia="SimHei" w:cs="Times New Roman"/>
-        </w:rPr>
-        <w:t>习题</w:t>
-      </w:r>
-      <w:r>
-        <w:rPr>
-          <w:rFonts w:hint="eastAsia" w:ascii="Times New Roman" w:hAnsi="Times New Roman" w:eastAsia="Times New Roman" w:cs="Times New Roman"/>
-        </w:rPr>
-        <w:t>6.45</w:t>
+        <w:t xml:space="preserve">元素推断</w:t>
       </w:r>
     </w:p>
     <w:p>
       <w:pPr>
-        <w:numPr>
-          <w:ilvl w:val="0"/>
-          <w:numId w:val="1019"/>
-        </w:numPr>
+        <w:pStyle w:val="FirstParagraph"/>
       </w:pPr>
       <w:r>
         <w:rPr>
@@ -15301,6 +14817,7 @@
     </w:p>
     <w:p>
       <w:pPr>
+        <w:pStyle w:val="Compact"/>
         <w:numPr>
           <w:ilvl w:val="0"/>
           <w:numId w:val="1019"/>
@@ -15781,7 +15298,7 @@
       </w:r>
     </w:p>
     <w:bookmarkEnd w:id="32"/>
-    <w:bookmarkStart w:id="33" w:name="初赛讲义-推断技术-习题6.47"/>
+    <w:bookmarkStart w:id="33" w:name="晶格能-3"/>
     <w:p>
       <w:pPr>
         <w:pStyle w:val="Heading2"/>
@@ -15797,37 +15314,7 @@
         <w:rPr>
           <w:rFonts w:hint="eastAsia" w:ascii="Times New Roman" w:hAnsi="Times New Roman" w:eastAsia="SimHei" w:cs="Times New Roman"/>
         </w:rPr>
-        <w:t>初赛讲义</w:t>
-      </w:r>
-      <w:r>
-        <w:rPr>
-          <w:rFonts w:hint="eastAsia" w:ascii="Times New Roman" w:hAnsi="Times New Roman" w:eastAsia="Times New Roman" w:cs="Times New Roman"/>
-        </w:rPr>
-        <w:t>-</w:t>
-      </w:r>
-      <w:r>
-        <w:rPr>
-          <w:rFonts w:hint="eastAsia" w:ascii="Times New Roman" w:hAnsi="Times New Roman" w:eastAsia="SimHei" w:cs="Times New Roman"/>
-        </w:rPr>
-        <w:t>推断技术</w:t>
-      </w:r>
-      <w:r>
-        <w:rPr>
-          <w:rFonts w:hint="eastAsia" w:ascii="Times New Roman" w:hAnsi="Times New Roman" w:eastAsia="Times New Roman" w:cs="Times New Roman"/>
-        </w:rPr>
-        <w:t>-</w:t>
-      </w:r>
-      <w:r>
-        <w:rPr>
-          <w:rFonts w:hint="eastAsia" w:ascii="Times New Roman" w:hAnsi="Times New Roman" w:eastAsia="SimHei" w:cs="Times New Roman"/>
-        </w:rPr>
-        <w:t>习题</w:t>
-      </w:r>
-      <w:r>
-        <w:rPr>
-          <w:rFonts w:hint="eastAsia" w:ascii="Times New Roman" w:hAnsi="Times New Roman" w:eastAsia="Times New Roman" w:cs="Times New Roman"/>
-        </w:rPr>
-        <w:t>6.47</w:t>
+        <w:t xml:space="preserve">晶格能</w:t>
       </w:r>
     </w:p>
     <w:p>
@@ -16367,7 +15854,7 @@
       </w:r>
     </w:p>
     <w:bookmarkEnd w:id="33"/>
-    <w:bookmarkStart w:id="34" w:name="初赛讲义-推断技术-习题6.48"/>
+    <w:bookmarkStart w:id="34" w:name="元素推断-8"/>
     <w:p>
       <w:pPr>
         <w:pStyle w:val="Heading2"/>
@@ -16383,37 +15870,7 @@
         <w:rPr>
           <w:rFonts w:hint="eastAsia" w:ascii="Times New Roman" w:hAnsi="Times New Roman" w:eastAsia="SimHei" w:cs="Times New Roman"/>
         </w:rPr>
-        <w:t>初赛讲义</w:t>
-      </w:r>
-      <w:r>
-        <w:rPr>
-          <w:rFonts w:hint="eastAsia" w:ascii="Times New Roman" w:hAnsi="Times New Roman" w:eastAsia="Times New Roman" w:cs="Times New Roman"/>
-        </w:rPr>
-        <w:t>-</w:t>
-      </w:r>
-      <w:r>
-        <w:rPr>
-          <w:rFonts w:hint="eastAsia" w:ascii="Times New Roman" w:hAnsi="Times New Roman" w:eastAsia="SimHei" w:cs="Times New Roman"/>
-        </w:rPr>
-        <w:t>推断技术</w:t>
-      </w:r>
-      <w:r>
-        <w:rPr>
-          <w:rFonts w:hint="eastAsia" w:ascii="Times New Roman" w:hAnsi="Times New Roman" w:eastAsia="Times New Roman" w:cs="Times New Roman"/>
-        </w:rPr>
-        <w:t>-</w:t>
-      </w:r>
-      <w:r>
-        <w:rPr>
-          <w:rFonts w:hint="eastAsia" w:ascii="Times New Roman" w:hAnsi="Times New Roman" w:eastAsia="SimHei" w:cs="Times New Roman"/>
-        </w:rPr>
-        <w:t>习题</w:t>
-      </w:r>
-      <w:r>
-        <w:rPr>
-          <w:rFonts w:hint="eastAsia" w:ascii="Times New Roman" w:hAnsi="Times New Roman" w:eastAsia="Times New Roman" w:cs="Times New Roman"/>
-        </w:rPr>
-        <w:t>6.48</w:t>
+        <w:t xml:space="preserve">元素推断</w:t>
       </w:r>
     </w:p>
     <w:p>
@@ -16766,7 +16223,7 @@
       </w:r>
     </w:p>
     <w:bookmarkEnd w:id="34"/>
-    <w:bookmarkStart w:id="35" w:name="初赛讲义-推断技术-习题6.49"/>
+    <w:bookmarkStart w:id="35" w:name="元素推断-9"/>
     <w:p>
       <w:pPr>
         <w:pStyle w:val="Heading2"/>
@@ -16782,37 +16239,7 @@
         <w:rPr>
           <w:rFonts w:hint="eastAsia" w:ascii="Times New Roman" w:hAnsi="Times New Roman" w:eastAsia="SimHei" w:cs="Times New Roman"/>
         </w:rPr>
-        <w:t>初赛讲义</w:t>
-      </w:r>
-      <w:r>
-        <w:rPr>
-          <w:rFonts w:hint="eastAsia" w:ascii="Times New Roman" w:hAnsi="Times New Roman" w:eastAsia="Times New Roman" w:cs="Times New Roman"/>
-        </w:rPr>
-        <w:t>-</w:t>
-      </w:r>
-      <w:r>
-        <w:rPr>
-          <w:rFonts w:hint="eastAsia" w:ascii="Times New Roman" w:hAnsi="Times New Roman" w:eastAsia="SimHei" w:cs="Times New Roman"/>
-        </w:rPr>
-        <w:t>推断技术</w:t>
-      </w:r>
-      <w:r>
-        <w:rPr>
-          <w:rFonts w:hint="eastAsia" w:ascii="Times New Roman" w:hAnsi="Times New Roman" w:eastAsia="Times New Roman" w:cs="Times New Roman"/>
-        </w:rPr>
-        <w:t>-</w:t>
-      </w:r>
-      <w:r>
-        <w:rPr>
-          <w:rFonts w:hint="eastAsia" w:ascii="Times New Roman" w:hAnsi="Times New Roman" w:eastAsia="SimHei" w:cs="Times New Roman"/>
-        </w:rPr>
-        <w:t>习题</w:t>
-      </w:r>
-      <w:r>
-        <w:rPr>
-          <w:rFonts w:hint="eastAsia" w:ascii="Times New Roman" w:hAnsi="Times New Roman" w:eastAsia="Times New Roman" w:cs="Times New Roman"/>
-        </w:rPr>
-        <w:t>6.49</w:t>
+        <w:t xml:space="preserve">元素推断</w:t>
       </w:r>
     </w:p>
     <w:p>
@@ -16987,7 +16414,7 @@
       </w:r>
     </w:p>
     <w:bookmarkEnd w:id="35"/>
-    <w:bookmarkStart w:id="36" w:name="初赛讲义-推断技术-习题6.50"/>
+    <w:bookmarkStart w:id="36" w:name="元素推断-10"/>
     <w:p>
       <w:pPr>
         <w:pStyle w:val="Heading2"/>
@@ -17003,37 +16430,7 @@
         <w:rPr>
           <w:rFonts w:hint="eastAsia" w:ascii="Times New Roman" w:hAnsi="Times New Roman" w:eastAsia="SimHei" w:cs="Times New Roman"/>
         </w:rPr>
-        <w:t>初赛讲义</w:t>
-      </w:r>
-      <w:r>
-        <w:rPr>
-          <w:rFonts w:hint="eastAsia" w:ascii="Times New Roman" w:hAnsi="Times New Roman" w:eastAsia="Times New Roman" w:cs="Times New Roman"/>
-        </w:rPr>
-        <w:t>-</w:t>
-      </w:r>
-      <w:r>
-        <w:rPr>
-          <w:rFonts w:hint="eastAsia" w:ascii="Times New Roman" w:hAnsi="Times New Roman" w:eastAsia="SimHei" w:cs="Times New Roman"/>
-        </w:rPr>
-        <w:t>推断技术</w:t>
-      </w:r>
-      <w:r>
-        <w:rPr>
-          <w:rFonts w:hint="eastAsia" w:ascii="Times New Roman" w:hAnsi="Times New Roman" w:eastAsia="Times New Roman" w:cs="Times New Roman"/>
-        </w:rPr>
-        <w:t>-</w:t>
-      </w:r>
-      <w:r>
-        <w:rPr>
-          <w:rFonts w:hint="eastAsia" w:ascii="Times New Roman" w:hAnsi="Times New Roman" w:eastAsia="SimHei" w:cs="Times New Roman"/>
-        </w:rPr>
-        <w:t>习题</w:t>
-      </w:r>
-      <w:r>
-        <w:rPr>
-          <w:rFonts w:hint="eastAsia" w:ascii="Times New Roman" w:hAnsi="Times New Roman" w:eastAsia="Times New Roman" w:cs="Times New Roman"/>
-        </w:rPr>
-        <w:t>6.50</w:t>
+        <w:t xml:space="preserve">元素推断</w:t>
       </w:r>
     </w:p>
     <w:p>
@@ -17323,7 +16720,7 @@
       </w:r>
     </w:p>
     <w:bookmarkEnd w:id="36"/>
-    <w:bookmarkStart w:id="37" w:name="初赛讲义-推断技术-习题6.51"/>
+    <w:bookmarkStart w:id="37" w:name="元素推断-11"/>
     <w:p>
       <w:pPr>
         <w:pStyle w:val="Heading2"/>
@@ -17339,37 +16736,7 @@
         <w:rPr>
           <w:rFonts w:hint="eastAsia" w:ascii="Times New Roman" w:hAnsi="Times New Roman" w:eastAsia="SimHei" w:cs="Times New Roman"/>
         </w:rPr>
-        <w:t>初赛讲义</w:t>
-      </w:r>
-      <w:r>
-        <w:rPr>
-          <w:rFonts w:hint="eastAsia" w:ascii="Times New Roman" w:hAnsi="Times New Roman" w:eastAsia="Times New Roman" w:cs="Times New Roman"/>
-        </w:rPr>
-        <w:t>-</w:t>
-      </w:r>
-      <w:r>
-        <w:rPr>
-          <w:rFonts w:hint="eastAsia" w:ascii="Times New Roman" w:hAnsi="Times New Roman" w:eastAsia="SimHei" w:cs="Times New Roman"/>
-        </w:rPr>
-        <w:t>推断技术</w:t>
-      </w:r>
-      <w:r>
-        <w:rPr>
-          <w:rFonts w:hint="eastAsia" w:ascii="Times New Roman" w:hAnsi="Times New Roman" w:eastAsia="Times New Roman" w:cs="Times New Roman"/>
-        </w:rPr>
-        <w:t>-</w:t>
-      </w:r>
-      <w:r>
-        <w:rPr>
-          <w:rFonts w:hint="eastAsia" w:ascii="Times New Roman" w:hAnsi="Times New Roman" w:eastAsia="SimHei" w:cs="Times New Roman"/>
-        </w:rPr>
-        <w:t>习题</w:t>
-      </w:r>
-      <w:r>
-        <w:rPr>
-          <w:rFonts w:hint="eastAsia" w:ascii="Times New Roman" w:hAnsi="Times New Roman" w:eastAsia="Times New Roman" w:cs="Times New Roman"/>
-        </w:rPr>
-        <w:t>6.51</w:t>
+        <w:t xml:space="preserve">元素推断</w:t>
       </w:r>
     </w:p>
     <w:p>
@@ -18791,15 +18158,31 @@
         <w:rPr>
           <w:rFonts w:ascii="Times New Roman" w:hAnsi="Times New Roman" w:eastAsia="Times New Roman" w:cs="Times New Roman"/>
         </w:rPr>
-        <w:t xml:space="preserve"> CaCO</w:t>
-      </w:r>
-      <w:r>
-        <w:rPr>
-          <w:rFonts w:ascii="Times New Roman" w:hAnsi="Times New Roman" w:eastAsia="Times New Roman" w:cs="Times New Roman"/>
-          <w:vertAlign w:val="subscript"/>
-        </w:rPr>
-        <w:t>3</w:t>
-      </w:r>
+        <w:t xml:space="preserve"> </w:t>
+      </w:r>
+      <m:oMath>
+        <m:r>
+          <m:t>C</m:t>
+        </m:r>
+        <m:r>
+          <m:t>a</m:t>
+        </m:r>
+        <m:r>
+          <m:t>C</m:t>
+        </m:r>
+        <m:sSub>
+          <m:e>
+            <m:r>
+              <m:t>O</m:t>
+            </m:r>
+          </m:e>
+          <m:sub>
+            <m:r>
+              <m:t>3</m:t>
+            </m:r>
+          </m:sub>
+        </m:sSub>
+      </m:oMath>
       <w:r>
         <w:rPr>
           <w:rFonts w:ascii="Times New Roman" w:hAnsi="Times New Roman" w:eastAsia="Times New Roman" w:cs="Times New Roman"/>
@@ -19009,15 +18392,28 @@
         <w:rPr>
           <w:rFonts w:ascii="Times New Roman" w:hAnsi="Times New Roman" w:eastAsia="Times New Roman" w:cs="Times New Roman"/>
         </w:rPr>
-        <w:t xml:space="preserve"> SiO</w:t>
-      </w:r>
-      <w:r>
-        <w:rPr>
-          <w:rFonts w:ascii="Times New Roman" w:hAnsi="Times New Roman" w:eastAsia="Times New Roman" w:cs="Times New Roman"/>
-          <w:vertAlign w:val="subscript"/>
-        </w:rPr>
-        <w:t>2</w:t>
-      </w:r>
+        <w:t xml:space="preserve"> </w:t>
+      </w:r>
+      <m:oMath>
+        <m:r>
+          <m:t>S</m:t>
+        </m:r>
+        <m:r>
+          <m:t>i</m:t>
+        </m:r>
+        <m:sSub>
+          <m:e>
+            <m:r>
+              <m:t>O</m:t>
+            </m:r>
+          </m:e>
+          <m:sub>
+            <m:r>
+              <m:t>2</m:t>
+            </m:r>
+          </m:sub>
+        </m:sSub>
+      </m:oMath>
       <w:r>
         <w:rPr>
           <w:rFonts w:ascii="Times New Roman" w:hAnsi="Times New Roman" w:eastAsia="Times New Roman" w:cs="Times New Roman"/>
@@ -19106,15 +18502,28 @@
         <w:rPr>
           <w:rFonts w:ascii="Times New Roman" w:hAnsi="Times New Roman" w:eastAsia="Times New Roman" w:cs="Times New Roman"/>
         </w:rPr>
-        <w:t xml:space="preserve"> SiO</w:t>
-      </w:r>
-      <w:r>
-        <w:rPr>
-          <w:rFonts w:ascii="Times New Roman" w:hAnsi="Times New Roman" w:eastAsia="Times New Roman" w:cs="Times New Roman"/>
-          <w:vertAlign w:val="subscript"/>
-        </w:rPr>
-        <w:t>2</w:t>
-      </w:r>
+        <w:t xml:space="preserve"> </w:t>
+      </w:r>
+      <m:oMath>
+        <m:r>
+          <m:t>S</m:t>
+        </m:r>
+        <m:r>
+          <m:t>i</m:t>
+        </m:r>
+        <m:sSub>
+          <m:e>
+            <m:r>
+              <m:t>O</m:t>
+            </m:r>
+          </m:e>
+          <m:sub>
+            <m:r>
+              <m:t>2</m:t>
+            </m:r>
+          </m:sub>
+        </m:sSub>
+      </m:oMath>
       <w:r>
         <w:rPr>
           <w:rFonts w:ascii="Times New Roman" w:hAnsi="Times New Roman" w:eastAsia="Times New Roman" w:cs="Times New Roman"/>
@@ -19368,15 +18777,25 @@
         <w:rPr>
           <w:rFonts w:ascii="Times New Roman" w:hAnsi="Times New Roman" w:eastAsia="Times New Roman" w:cs="Times New Roman"/>
         </w:rPr>
-        <w:t xml:space="preserve"> SO</w:t>
-      </w:r>
-      <w:r>
-        <w:rPr>
-          <w:rFonts w:ascii="Times New Roman" w:hAnsi="Times New Roman" w:eastAsia="Times New Roman" w:cs="Times New Roman"/>
-          <w:vertAlign w:val="subscript"/>
-        </w:rPr>
-        <w:t>3</w:t>
-      </w:r>
+        <w:t xml:space="preserve"> </w:t>
+      </w:r>
+      <m:oMath>
+        <m:r>
+          <m:t>S</m:t>
+        </m:r>
+        <m:sSub>
+          <m:e>
+            <m:r>
+              <m:t>O</m:t>
+            </m:r>
+          </m:e>
+          <m:sub>
+            <m:r>
+              <m:t>3</m:t>
+            </m:r>
+          </m:sub>
+        </m:sSub>
+      </m:oMath>
       <w:r>
         <w:rPr>
           <w:rFonts w:ascii="Times New Roman" w:hAnsi="Times New Roman" w:eastAsia="Times New Roman" w:cs="Times New Roman"/>
@@ -19562,7 +18981,7 @@
       </w:r>
     </w:p>
     <w:bookmarkEnd w:id="37"/>
-    <w:bookmarkStart w:id="38" w:name="初赛讲义-推断技术-习题6.53"/>
+    <w:bookmarkStart w:id="38" w:name="晶格能-4"/>
     <w:p>
       <w:pPr>
         <w:pStyle w:val="Heading2"/>
@@ -19578,37 +18997,7 @@
         <w:rPr>
           <w:rFonts w:hint="eastAsia" w:ascii="Times New Roman" w:hAnsi="Times New Roman" w:eastAsia="SimHei" w:cs="Times New Roman"/>
         </w:rPr>
-        <w:t>初赛讲义</w:t>
-      </w:r>
-      <w:r>
-        <w:rPr>
-          <w:rFonts w:hint="eastAsia" w:ascii="Times New Roman" w:hAnsi="Times New Roman" w:eastAsia="Times New Roman" w:cs="Times New Roman"/>
-        </w:rPr>
-        <w:t>-</w:t>
-      </w:r>
-      <w:r>
-        <w:rPr>
-          <w:rFonts w:hint="eastAsia" w:ascii="Times New Roman" w:hAnsi="Times New Roman" w:eastAsia="SimHei" w:cs="Times New Roman"/>
-        </w:rPr>
-        <w:t>推断技术</w:t>
-      </w:r>
-      <w:r>
-        <w:rPr>
-          <w:rFonts w:hint="eastAsia" w:ascii="Times New Roman" w:hAnsi="Times New Roman" w:eastAsia="Times New Roman" w:cs="Times New Roman"/>
-        </w:rPr>
-        <w:t>-</w:t>
-      </w:r>
-      <w:r>
-        <w:rPr>
-          <w:rFonts w:hint="eastAsia" w:ascii="Times New Roman" w:hAnsi="Times New Roman" w:eastAsia="SimHei" w:cs="Times New Roman"/>
-        </w:rPr>
-        <w:t>习题</w:t>
-      </w:r>
-      <w:r>
-        <w:rPr>
-          <w:rFonts w:hint="eastAsia" w:ascii="Times New Roman" w:hAnsi="Times New Roman" w:eastAsia="Times New Roman" w:cs="Times New Roman"/>
-        </w:rPr>
-        <w:t>6.53</w:t>
+        <w:t xml:space="preserve">晶格能</w:t>
       </w:r>
     </w:p>
     <w:p>
@@ -20029,15 +19418,25 @@
         <w:rPr>
           <w:rFonts w:ascii="Times New Roman" w:hAnsi="Times New Roman" w:eastAsia="Times New Roman" w:cs="Times New Roman"/>
         </w:rPr>
-        <w:t xml:space="preserve"> CO</w:t>
-      </w:r>
-      <w:r>
-        <w:rPr>
-          <w:rFonts w:ascii="Times New Roman" w:hAnsi="Times New Roman" w:eastAsia="Times New Roman" w:cs="Times New Roman"/>
-          <w:vertAlign w:val="subscript"/>
-        </w:rPr>
-        <w:t>2</w:t>
-      </w:r>
+        <w:t xml:space="preserve"> </w:t>
+      </w:r>
+      <m:oMath>
+        <m:r>
+          <m:t>C</m:t>
+        </m:r>
+        <m:sSub>
+          <m:e>
+            <m:r>
+              <m:t>O</m:t>
+            </m:r>
+          </m:e>
+          <m:sub>
+            <m:r>
+              <m:t>2</m:t>
+            </m:r>
+          </m:sub>
+        </m:sSub>
+      </m:oMath>
       <w:r>
         <w:rPr>
           <w:rFonts w:ascii="Times New Roman" w:hAnsi="Times New Roman" w:eastAsia="Times New Roman" w:cs="Times New Roman"/>
@@ -20335,15 +19734,25 @@
         <w:rPr>
           <w:rFonts w:ascii="Times New Roman" w:hAnsi="Times New Roman" w:eastAsia="Times New Roman" w:cs="Times New Roman"/>
         </w:rPr>
-        <w:t xml:space="preserve"> CO</w:t>
-      </w:r>
-      <w:r>
-        <w:rPr>
-          <w:rFonts w:ascii="Times New Roman" w:hAnsi="Times New Roman" w:eastAsia="Times New Roman" w:cs="Times New Roman"/>
-          <w:vertAlign w:val="subscript"/>
-        </w:rPr>
-        <w:t>2</w:t>
-      </w:r>
+        <w:t xml:space="preserve"> </w:t>
+      </w:r>
+      <m:oMath>
+        <m:r>
+          <m:t>C</m:t>
+        </m:r>
+        <m:sSub>
+          <m:e>
+            <m:r>
+              <m:t>O</m:t>
+            </m:r>
+          </m:e>
+          <m:sub>
+            <m:r>
+              <m:t>2</m:t>
+            </m:r>
+          </m:sub>
+        </m:sSub>
+      </m:oMath>
       <w:r>
         <w:rPr>
           <w:rFonts w:ascii="Times New Roman" w:hAnsi="Times New Roman" w:eastAsia="Times New Roman" w:cs="Times New Roman"/>
@@ -20746,7 +20155,7 @@
       </w:r>
     </w:p>
     <w:bookmarkEnd w:id="38"/>
-    <w:bookmarkStart w:id="39" w:name="初赛讲义-推断技术-习题6.56"/>
+    <w:bookmarkStart w:id="39" w:name="元素推断-12"/>
     <w:p>
       <w:pPr>
         <w:pStyle w:val="Heading2"/>
@@ -20762,37 +20171,7 @@
         <w:rPr>
           <w:rFonts w:hint="eastAsia" w:ascii="Times New Roman" w:hAnsi="Times New Roman" w:eastAsia="SimHei" w:cs="Times New Roman"/>
         </w:rPr>
-        <w:t>初赛讲义</w:t>
-      </w:r>
-      <w:r>
-        <w:rPr>
-          <w:rFonts w:hint="eastAsia" w:ascii="Times New Roman" w:hAnsi="Times New Roman" w:eastAsia="Times New Roman" w:cs="Times New Roman"/>
-        </w:rPr>
-        <w:t>-</w:t>
-      </w:r>
-      <w:r>
-        <w:rPr>
-          <w:rFonts w:hint="eastAsia" w:ascii="Times New Roman" w:hAnsi="Times New Roman" w:eastAsia="SimHei" w:cs="Times New Roman"/>
-        </w:rPr>
-        <w:t>推断技术</w:t>
-      </w:r>
-      <w:r>
-        <w:rPr>
-          <w:rFonts w:hint="eastAsia" w:ascii="Times New Roman" w:hAnsi="Times New Roman" w:eastAsia="Times New Roman" w:cs="Times New Roman"/>
-        </w:rPr>
-        <w:t>-</w:t>
-      </w:r>
-      <w:r>
-        <w:rPr>
-          <w:rFonts w:hint="eastAsia" w:ascii="Times New Roman" w:hAnsi="Times New Roman" w:eastAsia="SimHei" w:cs="Times New Roman"/>
-        </w:rPr>
-        <w:t>习题</w:t>
-      </w:r>
-      <w:r>
-        <w:rPr>
-          <w:rFonts w:hint="eastAsia" w:ascii="Times New Roman" w:hAnsi="Times New Roman" w:eastAsia="Times New Roman" w:cs="Times New Roman"/>
-        </w:rPr>
-        <w:t>6.56</w:t>
+        <w:t xml:space="preserve">元素推断</w:t>
       </w:r>
     </w:p>
     <w:p>
@@ -21346,7 +20725,7 @@
       </w:r>
     </w:p>
     <w:bookmarkEnd w:id="39"/>
-    <w:bookmarkStart w:id="40" w:name="初赛讲义-推断技术-习题6.22"/>
+    <w:bookmarkStart w:id="40" w:name="元素推断-13"/>
     <w:p>
       <w:pPr>
         <w:pStyle w:val="Heading2"/>
@@ -21362,37 +20741,7 @@
         <w:rPr>
           <w:rFonts w:hint="eastAsia" w:ascii="Times New Roman" w:hAnsi="Times New Roman" w:eastAsia="SimHei" w:cs="Times New Roman"/>
         </w:rPr>
-        <w:t>初赛讲义</w:t>
-      </w:r>
-      <w:r>
-        <w:rPr>
-          <w:rFonts w:hint="eastAsia" w:ascii="Times New Roman" w:hAnsi="Times New Roman" w:eastAsia="Times New Roman" w:cs="Times New Roman"/>
-        </w:rPr>
-        <w:t>-</w:t>
-      </w:r>
-      <w:r>
-        <w:rPr>
-          <w:rFonts w:hint="eastAsia" w:ascii="Times New Roman" w:hAnsi="Times New Roman" w:eastAsia="SimHei" w:cs="Times New Roman"/>
-        </w:rPr>
-        <w:t>推断技术</w:t>
-      </w:r>
-      <w:r>
-        <w:rPr>
-          <w:rFonts w:hint="eastAsia" w:ascii="Times New Roman" w:hAnsi="Times New Roman" w:eastAsia="Times New Roman" w:cs="Times New Roman"/>
-        </w:rPr>
-        <w:t>-</w:t>
-      </w:r>
-      <w:r>
-        <w:rPr>
-          <w:rFonts w:hint="eastAsia" w:ascii="Times New Roman" w:hAnsi="Times New Roman" w:eastAsia="SimHei" w:cs="Times New Roman"/>
-        </w:rPr>
-        <w:t>习题</w:t>
-      </w:r>
-      <w:r>
-        <w:rPr>
-          <w:rFonts w:hint="eastAsia" w:ascii="Times New Roman" w:hAnsi="Times New Roman" w:eastAsia="Times New Roman" w:cs="Times New Roman"/>
-        </w:rPr>
-        <w:t>6.22</w:t>
+        <w:t xml:space="preserve">元素推断</w:t>
       </w:r>
     </w:p>
     <w:p>
@@ -21689,7 +21038,7 @@
       </w:r>
     </w:p>
     <w:bookmarkEnd w:id="40"/>
-    <w:bookmarkStart w:id="41" w:name="初赛讲义-推断技术-习题6.38"/>
+    <w:bookmarkStart w:id="41" w:name="有机推断"/>
     <w:p>
       <w:pPr>
         <w:pStyle w:val="Heading2"/>
@@ -21705,37 +21054,7 @@
         <w:rPr>
           <w:rFonts w:hint="eastAsia" w:ascii="Times New Roman" w:hAnsi="Times New Roman" w:eastAsia="SimHei" w:cs="Times New Roman"/>
         </w:rPr>
-        <w:t>初赛讲义</w:t>
-      </w:r>
-      <w:r>
-        <w:rPr>
-          <w:rFonts w:hint="eastAsia" w:ascii="Times New Roman" w:hAnsi="Times New Roman" w:eastAsia="Times New Roman" w:cs="Times New Roman"/>
-        </w:rPr>
-        <w:t>-</w:t>
-      </w:r>
-      <w:r>
-        <w:rPr>
-          <w:rFonts w:hint="eastAsia" w:ascii="Times New Roman" w:hAnsi="Times New Roman" w:eastAsia="SimHei" w:cs="Times New Roman"/>
-        </w:rPr>
-        <w:t>推断技术</w:t>
-      </w:r>
-      <w:r>
-        <w:rPr>
-          <w:rFonts w:hint="eastAsia" w:ascii="Times New Roman" w:hAnsi="Times New Roman" w:eastAsia="Times New Roman" w:cs="Times New Roman"/>
-        </w:rPr>
-        <w:t>-</w:t>
-      </w:r>
-      <w:r>
-        <w:rPr>
-          <w:rFonts w:hint="eastAsia" w:ascii="Times New Roman" w:hAnsi="Times New Roman" w:eastAsia="SimHei" w:cs="Times New Roman"/>
-        </w:rPr>
-        <w:t>习题</w:t>
-      </w:r>
-      <w:r>
-        <w:rPr>
-          <w:rFonts w:hint="eastAsia" w:ascii="Times New Roman" w:hAnsi="Times New Roman" w:eastAsia="Times New Roman" w:cs="Times New Roman"/>
-        </w:rPr>
-        <w:t>6.38</w:t>
+        <w:t xml:space="preserve">有机推断</w:t>
       </w:r>
     </w:p>
     <w:p>
@@ -22183,7 +21502,7 @@
       </w:r>
     </w:p>
     <w:bookmarkEnd w:id="41"/>
-    <w:bookmarkStart w:id="42" w:name="初赛讲义-推断技术-习题6.40"/>
+    <w:bookmarkStart w:id="42" w:name="元素推断-14"/>
     <w:p>
       <w:pPr>
         <w:pStyle w:val="Heading2"/>
@@ -22199,37 +21518,7 @@
         <w:rPr>
           <w:rFonts w:hint="eastAsia" w:ascii="Times New Roman" w:hAnsi="Times New Roman" w:eastAsia="SimHei" w:cs="Times New Roman"/>
         </w:rPr>
-        <w:t>初赛讲义</w:t>
-      </w:r>
-      <w:r>
-        <w:rPr>
-          <w:rFonts w:hint="eastAsia" w:ascii="Times New Roman" w:hAnsi="Times New Roman" w:eastAsia="Times New Roman" w:cs="Times New Roman"/>
-        </w:rPr>
-        <w:t>-</w:t>
-      </w:r>
-      <w:r>
-        <w:rPr>
-          <w:rFonts w:hint="eastAsia" w:ascii="Times New Roman" w:hAnsi="Times New Roman" w:eastAsia="SimHei" w:cs="Times New Roman"/>
-        </w:rPr>
-        <w:t>推断技术</w:t>
-      </w:r>
-      <w:r>
-        <w:rPr>
-          <w:rFonts w:hint="eastAsia" w:ascii="Times New Roman" w:hAnsi="Times New Roman" w:eastAsia="Times New Roman" w:cs="Times New Roman"/>
-        </w:rPr>
-        <w:t>-</w:t>
-      </w:r>
-      <w:r>
-        <w:rPr>
-          <w:rFonts w:hint="eastAsia" w:ascii="Times New Roman" w:hAnsi="Times New Roman" w:eastAsia="SimHei" w:cs="Times New Roman"/>
-        </w:rPr>
-        <w:t>习题</w:t>
-      </w:r>
-      <w:r>
-        <w:rPr>
-          <w:rFonts w:hint="eastAsia" w:ascii="Times New Roman" w:hAnsi="Times New Roman" w:eastAsia="Times New Roman" w:cs="Times New Roman"/>
-        </w:rPr>
-        <w:t>6.40</w:t>
+        <w:t xml:space="preserve">元素推断</w:t>
       </w:r>
     </w:p>
     <w:p>
@@ -23173,7 +22462,7 @@
       </w:r>
     </w:p>
     <w:bookmarkEnd w:id="42"/>
-    <w:bookmarkStart w:id="43" w:name="初赛讲义-推断技术-习题6.52"/>
+    <w:bookmarkStart w:id="43" w:name="这世界上有很多种水泥"/>
     <w:p>
       <w:pPr>
         <w:pStyle w:val="Heading2"/>
@@ -23189,37 +22478,7 @@
         <w:rPr>
           <w:rFonts w:hint="eastAsia" w:ascii="Times New Roman" w:hAnsi="Times New Roman" w:eastAsia="SimHei" w:cs="Times New Roman"/>
         </w:rPr>
-        <w:t>初赛讲义</w:t>
-      </w:r>
-      <w:r>
-        <w:rPr>
-          <w:rFonts w:hint="eastAsia" w:ascii="Times New Roman" w:hAnsi="Times New Roman" w:eastAsia="Times New Roman" w:cs="Times New Roman"/>
-        </w:rPr>
-        <w:t>-</w:t>
-      </w:r>
-      <w:r>
-        <w:rPr>
-          <w:rFonts w:hint="eastAsia" w:ascii="Times New Roman" w:hAnsi="Times New Roman" w:eastAsia="SimHei" w:cs="Times New Roman"/>
-        </w:rPr>
-        <w:t>推断技术</w:t>
-      </w:r>
-      <w:r>
-        <w:rPr>
-          <w:rFonts w:hint="eastAsia" w:ascii="Times New Roman" w:hAnsi="Times New Roman" w:eastAsia="Times New Roman" w:cs="Times New Roman"/>
-        </w:rPr>
-        <w:t>-</w:t>
-      </w:r>
-      <w:r>
-        <w:rPr>
-          <w:rFonts w:hint="eastAsia" w:ascii="Times New Roman" w:hAnsi="Times New Roman" w:eastAsia="SimHei" w:cs="Times New Roman"/>
-        </w:rPr>
-        <w:t>习题</w:t>
-      </w:r>
-      <w:r>
-        <w:rPr>
-          <w:rFonts w:hint="eastAsia" w:ascii="Times New Roman" w:hAnsi="Times New Roman" w:eastAsia="Times New Roman" w:cs="Times New Roman"/>
-        </w:rPr>
-        <w:t>6.52</w:t>
+        <w:t xml:space="preserve">这世界上有很多种水泥</w:t>
       </w:r>
     </w:p>
     <w:p>
@@ -23833,15 +23092,31 @@
         <w:rPr>
           <w:rFonts w:ascii="Times New Roman" w:hAnsi="Times New Roman" w:eastAsia="Times New Roman" w:cs="Times New Roman"/>
         </w:rPr>
-        <w:t xml:space="preserve"> CaCO</w:t>
-      </w:r>
-      <w:r>
-        <w:rPr>
-          <w:rFonts w:ascii="Times New Roman" w:hAnsi="Times New Roman" w:eastAsia="Times New Roman" w:cs="Times New Roman"/>
-          <w:vertAlign w:val="subscript"/>
-        </w:rPr>
-        <w:t>3</w:t>
-      </w:r>
+        <w:t xml:space="preserve"> </w:t>
+      </w:r>
+      <m:oMath>
+        <m:r>
+          <m:t>C</m:t>
+        </m:r>
+        <m:r>
+          <m:t>a</m:t>
+        </m:r>
+        <m:r>
+          <m:t>C</m:t>
+        </m:r>
+        <m:sSub>
+          <m:e>
+            <m:r>
+              <m:t>O</m:t>
+            </m:r>
+          </m:e>
+          <m:sub>
+            <m:r>
+              <m:t>3</m:t>
+            </m:r>
+          </m:sub>
+        </m:sSub>
+      </m:oMath>
       <w:r>
         <w:rPr>
           <w:rFonts w:ascii="Times New Roman" w:hAnsi="Times New Roman" w:eastAsia="Times New Roman" w:cs="Times New Roman"/>
@@ -24051,15 +23326,28 @@
         <w:rPr>
           <w:rFonts w:ascii="Times New Roman" w:hAnsi="Times New Roman" w:eastAsia="Times New Roman" w:cs="Times New Roman"/>
         </w:rPr>
-        <w:t xml:space="preserve"> SiO</w:t>
-      </w:r>
-      <w:r>
-        <w:rPr>
-          <w:rFonts w:ascii="Times New Roman" w:hAnsi="Times New Roman" w:eastAsia="Times New Roman" w:cs="Times New Roman"/>
-          <w:vertAlign w:val="subscript"/>
-        </w:rPr>
-        <w:t>2</w:t>
-      </w:r>
+        <w:t xml:space="preserve"> </w:t>
+      </w:r>
+      <m:oMath>
+        <m:r>
+          <m:t>S</m:t>
+        </m:r>
+        <m:r>
+          <m:t>i</m:t>
+        </m:r>
+        <m:sSub>
+          <m:e>
+            <m:r>
+              <m:t>O</m:t>
+            </m:r>
+          </m:e>
+          <m:sub>
+            <m:r>
+              <m:t>2</m:t>
+            </m:r>
+          </m:sub>
+        </m:sSub>
+      </m:oMath>
       <w:r>
         <w:rPr>
           <w:rFonts w:ascii="Times New Roman" w:hAnsi="Times New Roman" w:eastAsia="Times New Roman" w:cs="Times New Roman"/>
@@ -24148,15 +23436,28 @@
         <w:rPr>
           <w:rFonts w:ascii="Times New Roman" w:hAnsi="Times New Roman" w:eastAsia="Times New Roman" w:cs="Times New Roman"/>
         </w:rPr>
-        <w:t xml:space="preserve"> SiO</w:t>
-      </w:r>
-      <w:r>
-        <w:rPr>
-          <w:rFonts w:ascii="Times New Roman" w:hAnsi="Times New Roman" w:eastAsia="Times New Roman" w:cs="Times New Roman"/>
-          <w:vertAlign w:val="subscript"/>
-        </w:rPr>
-        <w:t>2</w:t>
-      </w:r>
+        <w:t xml:space="preserve"> </w:t>
+      </w:r>
+      <m:oMath>
+        <m:r>
+          <m:t>S</m:t>
+        </m:r>
+        <m:r>
+          <m:t>i</m:t>
+        </m:r>
+        <m:sSub>
+          <m:e>
+            <m:r>
+              <m:t>O</m:t>
+            </m:r>
+          </m:e>
+          <m:sub>
+            <m:r>
+              <m:t>2</m:t>
+            </m:r>
+          </m:sub>
+        </m:sSub>
+      </m:oMath>
       <w:r>
         <w:rPr>
           <w:rFonts w:ascii="Times New Roman" w:hAnsi="Times New Roman" w:eastAsia="Times New Roman" w:cs="Times New Roman"/>
@@ -24410,15 +23711,25 @@
         <w:rPr>
           <w:rFonts w:ascii="Times New Roman" w:hAnsi="Times New Roman" w:eastAsia="Times New Roman" w:cs="Times New Roman"/>
         </w:rPr>
-        <w:t xml:space="preserve"> SO</w:t>
-      </w:r>
-      <w:r>
-        <w:rPr>
-          <w:rFonts w:ascii="Times New Roman" w:hAnsi="Times New Roman" w:eastAsia="Times New Roman" w:cs="Times New Roman"/>
-          <w:vertAlign w:val="subscript"/>
-        </w:rPr>
-        <w:t>3</w:t>
-      </w:r>
+        <w:t xml:space="preserve"> </w:t>
+      </w:r>
+      <m:oMath>
+        <m:r>
+          <m:t>S</m:t>
+        </m:r>
+        <m:sSub>
+          <m:e>
+            <m:r>
+              <m:t>O</m:t>
+            </m:r>
+          </m:e>
+          <m:sub>
+            <m:r>
+              <m:t>3</m:t>
+            </m:r>
+          </m:sub>
+        </m:sSub>
+      </m:oMath>
       <w:r>
         <w:rPr>
           <w:rFonts w:ascii="Times New Roman" w:hAnsi="Times New Roman" w:eastAsia="Times New Roman" w:cs="Times New Roman"/>
@@ -25084,15 +24395,25 @@
         <w:rPr>
           <w:rFonts w:ascii="Times New Roman" w:hAnsi="Times New Roman" w:eastAsia="Times New Roman" w:cs="Times New Roman"/>
         </w:rPr>
-        <w:t xml:space="preserve"> AX</w:t>
-      </w:r>
-      <w:r>
-        <w:rPr>
-          <w:rFonts w:ascii="Times New Roman" w:hAnsi="Times New Roman" w:eastAsia="Times New Roman" w:cs="Times New Roman"/>
-          <w:vertAlign w:val="subscript"/>
-        </w:rPr>
-        <w:t>3</w:t>
-      </w:r>
+        <w:t xml:space="preserve"> </w:t>
+      </w:r>
+      <m:oMath>
+        <m:r>
+          <m:t>A</m:t>
+        </m:r>
+        <m:sSub>
+          <m:e>
+            <m:r>
+              <m:t>X</m:t>
+            </m:r>
+          </m:e>
+          <m:sub>
+            <m:r>
+              <m:t>3</m:t>
+            </m:r>
+          </m:sub>
+        </m:sSub>
+      </m:oMath>
       <w:r>
         <w:rPr>
           <w:rFonts w:ascii="Times New Roman" w:hAnsi="Times New Roman" w:eastAsia="Times New Roman" w:cs="Times New Roman"/>
@@ -30014,7 +29335,7 @@
       </w:r>
     </w:p>
     <w:bookmarkEnd w:id="50"/>
-    <w:bookmarkStart w:id="51" w:name="改编-15-cl元素推断与含氧酸氧化性"/>
+    <w:bookmarkStart w:id="51" w:name="cl元素推断与含氧酸氧化性"/>
     <w:p>
       <w:pPr>
         <w:pStyle w:val="Heading2"/>
@@ -30028,15 +29349,9 @@
       </w:r>
       <w:r>
         <w:rPr>
-          <w:rFonts w:hint="eastAsia" w:ascii="Times New Roman" w:hAnsi="Times New Roman" w:eastAsia="SimHei" w:cs="Times New Roman"/>
-        </w:rPr>
-        <w:t>改编</w:t>
-      </w:r>
-      <w:r>
-        <w:rPr>
-          <w:rFonts w:hint="eastAsia" w:ascii="Times New Roman" w:hAnsi="Times New Roman" w:eastAsia="Times New Roman" w:cs="Times New Roman"/>
-        </w:rPr>
-        <w:t>-15-Cl</w:t>
+          <w:rFonts w:hint="eastAsia" w:ascii="Times New Roman" w:hAnsi="Times New Roman" w:eastAsia="Times New Roman" w:cs="Times New Roman"/>
+        </w:rPr>
+        <w:t>Cl</w:t>
       </w:r>
       <w:r>
         <w:rPr>
@@ -30456,7 +29771,7 @@
       </w:r>
     </w:p>
     <w:bookmarkEnd w:id="52"/>
-    <w:bookmarkStart w:id="53" w:name="ch13b-6-sn元素推断与氯化物"/>
+    <w:bookmarkStart w:id="53" w:name="sicl4推断"/>
     <w:p>
       <w:pPr>
         <w:pStyle w:val="Heading2"/>
@@ -30472,7 +29787,411 @@
         <w:rPr>
           <w:rFonts w:hint="eastAsia" w:ascii="Times New Roman" w:hAnsi="Times New Roman" w:eastAsia="Times New Roman" w:cs="Times New Roman"/>
         </w:rPr>
-        <w:t>Ch13B-6-Sn</w:t>
+        <w:t>SiCl4</w:t>
+      </w:r>
+      <w:r>
+        <w:rPr>
+          <w:rFonts w:hint="eastAsia" w:ascii="Times New Roman" w:hAnsi="Times New Roman" w:eastAsia="SimHei" w:cs="Times New Roman"/>
+        </w:rPr>
+        <w:t>推断</w:t>
+      </w:r>
+    </w:p>
+    <w:p>
+      <w:pPr>
+        <w:pStyle w:val="FirstParagraph"/>
+      </w:pPr>
+      <w:r>
+        <w:rPr>
+          <w:rFonts w:hint="eastAsia" w:ascii="Times New Roman" w:hAnsi="Times New Roman" w:eastAsia="FangSong" w:cs="Times New Roman"/>
+        </w:rPr>
+        <w:t xml:space="preserve">某元素</w:t>
+      </w:r>
+      <w:r>
+        <w:rPr>
+          <w:rFonts w:ascii="Times New Roman" w:hAnsi="Times New Roman" w:eastAsia="Times New Roman" w:cs="Times New Roman"/>
+        </w:rPr>
+        <w:t xml:space="preserve"> A </w:t>
+      </w:r>
+      <w:r>
+        <w:rPr>
+          <w:rFonts w:hint="eastAsia" w:ascii="Times New Roman" w:hAnsi="Times New Roman" w:eastAsia="FangSong" w:cs="Times New Roman"/>
+        </w:rPr>
+        <w:t xml:space="preserve">能直接与卤族元素</w:t>
+      </w:r>
+      <w:r>
+        <w:rPr>
+          <w:rFonts w:ascii="Times New Roman" w:hAnsi="Times New Roman" w:eastAsia="Times New Roman" w:cs="Times New Roman"/>
+        </w:rPr>
+        <w:t xml:space="preserve"> B </w:t>
+      </w:r>
+      <w:r>
+        <w:rPr>
+          <w:rFonts w:hint="eastAsia" w:ascii="Times New Roman" w:hAnsi="Times New Roman" w:eastAsia="FangSong" w:cs="Times New Roman"/>
+        </w:rPr>
+        <w:t xml:space="preserve">反应生成</w:t>
+      </w:r>
+      <w:r>
+        <w:rPr>
+          <w:rFonts w:ascii="Times New Roman" w:hAnsi="Times New Roman" w:eastAsia="Times New Roman" w:cs="Times New Roman"/>
+        </w:rPr>
+        <w:t xml:space="preserve"> A </w:t>
+      </w:r>
+      <w:r>
+        <w:rPr>
+          <w:rFonts w:hint="eastAsia" w:ascii="Times New Roman" w:hAnsi="Times New Roman" w:eastAsia="FangSong" w:cs="Times New Roman"/>
+        </w:rPr>
+        <w:t>的最高氧化态化合物</w:t>
+      </w:r>
+      <w:r>
+        <w:rPr>
+          <w:rFonts w:hint="eastAsia" w:ascii="Times New Roman" w:hAnsi="Times New Roman" w:eastAsia="Times New Roman" w:cs="Times New Roman"/>
+        </w:rPr>
+        <w:t>，</w:t>
+      </w:r>
+      <w:r>
+        <w:rPr>
+          <w:rFonts w:hint="eastAsia" w:ascii="Times New Roman" w:hAnsi="Times New Roman" w:eastAsia="FangSong" w:cs="Times New Roman"/>
+        </w:rPr>
+        <w:t>在此化合物中</w:t>
+      </w:r>
+      <w:r>
+        <w:rPr>
+          <w:rFonts w:ascii="Times New Roman" w:hAnsi="Times New Roman" w:eastAsia="Times New Roman" w:cs="Times New Roman"/>
+        </w:rPr>
+        <w:t xml:space="preserve"> B </w:t>
+      </w:r>
+      <w:r>
+        <w:rPr>
+          <w:rFonts w:hint="eastAsia" w:ascii="Times New Roman" w:hAnsi="Times New Roman" w:eastAsia="FangSong" w:cs="Times New Roman"/>
+        </w:rPr>
+        <w:t xml:space="preserve">的含量占</w:t>
+      </w:r>
+      <w:r>
+        <w:rPr>
+          <w:rFonts w:ascii="Times New Roman" w:hAnsi="Times New Roman" w:eastAsia="Times New Roman" w:cs="Times New Roman"/>
+        </w:rPr>
+        <w:t xml:space="preserve"> </w:t>
+      </w:r>
+      <w:r>
+        <w:rPr>
+          <w:rFonts w:hint="eastAsia" w:ascii="Times New Roman" w:hAnsi="Times New Roman" w:eastAsia="Times New Roman" w:cs="Times New Roman"/>
+        </w:rPr>
+        <w:t>83.5%，</w:t>
+      </w:r>
+      <w:r>
+        <w:rPr>
+          <w:rFonts w:hint="eastAsia" w:ascii="Times New Roman" w:hAnsi="Times New Roman" w:eastAsia="FangSong" w:cs="Times New Roman"/>
+        </w:rPr>
+        <w:t>而在与此相应的氧化物中</w:t>
+      </w:r>
+      <w:r>
+        <w:rPr>
+          <w:rFonts w:hint="eastAsia" w:ascii="Times New Roman" w:hAnsi="Times New Roman" w:eastAsia="Times New Roman" w:cs="Times New Roman"/>
+        </w:rPr>
+        <w:t>，</w:t>
+      </w:r>
+      <w:r>
+        <w:rPr>
+          <w:rFonts w:hint="eastAsia" w:ascii="Times New Roman" w:hAnsi="Times New Roman" w:eastAsia="FangSong" w:cs="Times New Roman"/>
+        </w:rPr>
+        <w:t>氧的质量则占</w:t>
+      </w:r>
+      <w:r>
+        <w:rPr>
+          <w:rFonts w:ascii="Times New Roman" w:hAnsi="Times New Roman" w:eastAsia="Times New Roman" w:cs="Times New Roman"/>
+        </w:rPr>
+        <w:t xml:space="preserve"> </w:t>
+      </w:r>
+      <w:r>
+        <w:rPr>
+          <w:rFonts w:hint="eastAsia" w:ascii="Times New Roman" w:hAnsi="Times New Roman" w:eastAsia="Times New Roman" w:cs="Times New Roman"/>
+        </w:rPr>
+        <w:t>53.3%，</w:t>
+      </w:r>
+      <w:r>
+        <w:rPr>
+          <w:rFonts w:hint="eastAsia" w:ascii="Times New Roman" w:hAnsi="Times New Roman" w:eastAsia="FangSong" w:cs="Times New Roman"/>
+        </w:rPr>
+        <w:t>又它与</w:t>
+      </w:r>
+      <w:r>
+        <w:rPr>
+          <w:rFonts w:ascii="Times New Roman" w:hAnsi="Times New Roman" w:eastAsia="Times New Roman" w:cs="Times New Roman"/>
+        </w:rPr>
+        <w:t xml:space="preserve"> B </w:t>
+      </w:r>
+      <w:r>
+        <w:rPr>
+          <w:rFonts w:hint="eastAsia" w:ascii="Times New Roman" w:hAnsi="Times New Roman" w:eastAsia="FangSong" w:cs="Times New Roman"/>
+        </w:rPr>
+        <w:t>形成的此化合物为一无色透明的液体</w:t>
+      </w:r>
+      <w:r>
+        <w:rPr>
+          <w:rFonts w:hint="eastAsia" w:ascii="Times New Roman" w:hAnsi="Times New Roman" w:eastAsia="Times New Roman" w:cs="Times New Roman"/>
+        </w:rPr>
+        <w:t>，</w:t>
+      </w:r>
+      <w:r>
+        <w:rPr>
+          <w:rFonts w:hint="eastAsia" w:ascii="Times New Roman" w:hAnsi="Times New Roman" w:eastAsia="FangSong" w:cs="Times New Roman"/>
+        </w:rPr>
+        <w:t>沸点为</w:t>
+      </w:r>
+      <w:r>
+        <w:rPr>
+          <w:rFonts w:ascii="Times New Roman" w:hAnsi="Times New Roman" w:eastAsia="Times New Roman" w:cs="Times New Roman"/>
+        </w:rPr>
+        <w:t xml:space="preserve"> </w:t>
+      </w:r>
+      <w:r>
+        <w:rPr>
+          <w:rFonts w:hint="eastAsia" w:ascii="Times New Roman" w:hAnsi="Times New Roman" w:eastAsia="Times New Roman" w:cs="Times New Roman"/>
+        </w:rPr>
+        <w:t>57.6℃，</w:t>
+      </w:r>
+      <w:r>
+        <w:rPr>
+          <w:rFonts w:hint="eastAsia" w:ascii="Times New Roman" w:hAnsi="Times New Roman" w:eastAsia="FangSong" w:cs="Times New Roman"/>
+        </w:rPr>
+        <w:t>其蒸气对空气的相对密度约为</w:t>
+      </w:r>
+      <w:r>
+        <w:rPr>
+          <w:rFonts w:ascii="Times New Roman" w:hAnsi="Times New Roman" w:eastAsia="Times New Roman" w:cs="Times New Roman"/>
+        </w:rPr>
+        <w:t xml:space="preserve"> 5.87 </w:t>
+      </w:r>
+      <w:r>
+        <w:rPr>
+          <w:rFonts w:hint="eastAsia" w:ascii="Times New Roman" w:hAnsi="Times New Roman" w:eastAsia="FangSong" w:cs="Times New Roman"/>
+        </w:rPr>
+        <w:t>倍</w:t>
+      </w:r>
+      <w:r>
+        <w:rPr>
+          <w:rFonts w:hint="eastAsia" w:ascii="Times New Roman" w:hAnsi="Times New Roman" w:eastAsia="Times New Roman" w:cs="Times New Roman"/>
+        </w:rPr>
+        <w:t>。</w:t>
+      </w:r>
+      <w:r>
+        <w:rPr>
+          <w:rFonts w:hint="eastAsia" w:ascii="Times New Roman" w:hAnsi="Times New Roman" w:eastAsia="FangSong" w:cs="Times New Roman"/>
+        </w:rPr>
+        <w:t>回答下列问题</w:t>
+      </w:r>
+      <w:r>
+        <w:rPr>
+          <w:rFonts w:hint="eastAsia" w:ascii="Times New Roman" w:hAnsi="Times New Roman" w:eastAsia="Times New Roman" w:cs="Times New Roman"/>
+        </w:rPr>
+        <w:t>：</w:t>
+      </w:r>
+    </w:p>
+    <w:p>
+      <w:pPr>
+        <w:pStyle w:val="BodyText"/>
+      </w:pPr>
+      <w:r>
+        <w:rPr>
+          <w:rFonts w:ascii="Times New Roman" w:hAnsi="Times New Roman" w:eastAsia="Times New Roman" w:cs="Times New Roman"/>
+          <w:b/>
+          <w:bCs/>
+        </w:rPr>
+        <w:t xml:space="preserve">8-1</w:t>
+      </w:r>
+      <w:r>
+        <w:rPr>
+          <w:rFonts w:ascii="Times New Roman" w:hAnsi="Times New Roman" w:eastAsia="Times New Roman" w:cs="Times New Roman"/>
+        </w:rPr>
+        <w:t xml:space="preserve"> </w:t>
+      </w:r>
+      <w:r>
+        <w:rPr>
+          <w:rFonts w:hint="eastAsia" w:ascii="Times New Roman" w:hAnsi="Times New Roman" w:eastAsia="FangSong" w:cs="Times New Roman"/>
+        </w:rPr>
+        <w:t xml:space="preserve">通过计算确定</w:t>
+      </w:r>
+      <w:r>
+        <w:rPr>
+          <w:rFonts w:ascii="Times New Roman" w:hAnsi="Times New Roman" w:eastAsia="Times New Roman" w:cs="Times New Roman"/>
+        </w:rPr>
+        <w:t xml:space="preserve"> A、B </w:t>
+      </w:r>
+      <w:r>
+        <w:rPr>
+          <w:rFonts w:hint="eastAsia" w:ascii="Times New Roman" w:hAnsi="Times New Roman" w:eastAsia="FangSong" w:cs="Times New Roman"/>
+        </w:rPr>
+        <w:t>为何种元素</w:t>
+      </w:r>
+      <w:r>
+        <w:rPr>
+          <w:rFonts w:hint="eastAsia" w:ascii="Times New Roman" w:hAnsi="Times New Roman" w:eastAsia="Times New Roman" w:cs="Times New Roman"/>
+        </w:rPr>
+        <w:t>。</w:t>
+      </w:r>
+    </w:p>
+    <w:p>
+      <w:pPr>
+        <w:pStyle w:val="BodyText"/>
+      </w:pPr>
+      <w:r>
+        <w:rPr>
+          <w:rFonts w:ascii="Times New Roman" w:hAnsi="Times New Roman" w:eastAsia="Times New Roman" w:cs="Times New Roman"/>
+          <w:b/>
+          <w:bCs/>
+        </w:rPr>
+        <w:t xml:space="preserve">8-2</w:t>
+      </w:r>
+      <w:r>
+        <w:rPr>
+          <w:rFonts w:ascii="Times New Roman" w:hAnsi="Times New Roman" w:eastAsia="Times New Roman" w:cs="Times New Roman"/>
+        </w:rPr>
+        <w:t xml:space="preserve"> </w:t>
+      </w:r>
+      <w:r>
+        <w:rPr>
+          <w:rFonts w:hint="eastAsia" w:ascii="Times New Roman" w:hAnsi="Times New Roman" w:eastAsia="FangSong" w:cs="Times New Roman"/>
+        </w:rPr>
+        <w:t xml:space="preserve">给出</w:t>
+      </w:r>
+      <w:r>
+        <w:rPr>
+          <w:rFonts w:ascii="Times New Roman" w:hAnsi="Times New Roman" w:eastAsia="Times New Roman" w:cs="Times New Roman"/>
+        </w:rPr>
+        <w:t xml:space="preserve"> A </w:t>
+      </w:r>
+      <w:r>
+        <w:rPr>
+          <w:rFonts w:hint="eastAsia" w:ascii="Times New Roman" w:hAnsi="Times New Roman" w:eastAsia="FangSong" w:cs="Times New Roman"/>
+        </w:rPr>
+        <w:t xml:space="preserve">与</w:t>
+      </w:r>
+      <w:r>
+        <w:rPr>
+          <w:rFonts w:ascii="Times New Roman" w:hAnsi="Times New Roman" w:eastAsia="Times New Roman" w:cs="Times New Roman"/>
+        </w:rPr>
+        <w:t xml:space="preserve"> B </w:t>
+      </w:r>
+      <w:r>
+        <w:rPr>
+          <w:rFonts w:hint="eastAsia" w:ascii="Times New Roman" w:hAnsi="Times New Roman" w:eastAsia="FangSong" w:cs="Times New Roman"/>
+        </w:rPr>
+        <w:t xml:space="preserve">元素所生成的化合物及</w:t>
+      </w:r>
+      <w:r>
+        <w:rPr>
+          <w:rFonts w:ascii="Times New Roman" w:hAnsi="Times New Roman" w:eastAsia="Times New Roman" w:cs="Times New Roman"/>
+        </w:rPr>
+        <w:t xml:space="preserve"> A </w:t>
+      </w:r>
+      <w:r>
+        <w:rPr>
+          <w:rFonts w:hint="eastAsia" w:ascii="Times New Roman" w:hAnsi="Times New Roman" w:eastAsia="FangSong" w:cs="Times New Roman"/>
+        </w:rPr>
+        <w:t>的氧化物的化学式</w:t>
+      </w:r>
+      <w:r>
+        <w:rPr>
+          <w:rFonts w:hint="eastAsia" w:ascii="Times New Roman" w:hAnsi="Times New Roman" w:eastAsia="Times New Roman" w:cs="Times New Roman"/>
+        </w:rPr>
+        <w:t>。</w:t>
+      </w:r>
+    </w:p>
+    <w:p>
+      <w:pPr>
+        <w:pStyle w:val="BodyText"/>
+      </w:pPr>
+      <w:r>
+        <w:rPr>
+          <w:rFonts w:ascii="Times New Roman" w:hAnsi="Times New Roman" w:eastAsia="Times New Roman" w:cs="Times New Roman"/>
+          <w:b/>
+          <w:bCs/>
+        </w:rPr>
+        <w:t xml:space="preserve">8-3</w:t>
+      </w:r>
+      <w:r>
+        <w:rPr>
+          <w:rFonts w:ascii="Times New Roman" w:hAnsi="Times New Roman" w:eastAsia="Times New Roman" w:cs="Times New Roman"/>
+        </w:rPr>
+        <w:t xml:space="preserve"> </w:t>
+      </w:r>
+      <w:r>
+        <w:rPr>
+          <w:rFonts w:hint="eastAsia" w:ascii="Times New Roman" w:hAnsi="Times New Roman" w:eastAsia="FangSong" w:cs="Times New Roman"/>
+        </w:rPr>
+        <w:t xml:space="preserve">指出</w:t>
+      </w:r>
+      <w:r>
+        <w:rPr>
+          <w:rFonts w:ascii="Times New Roman" w:hAnsi="Times New Roman" w:eastAsia="Times New Roman" w:cs="Times New Roman"/>
+        </w:rPr>
+        <w:t xml:space="preserve"> A </w:t>
+      </w:r>
+      <w:r>
+        <w:rPr>
+          <w:rFonts w:hint="eastAsia" w:ascii="Times New Roman" w:hAnsi="Times New Roman" w:eastAsia="FangSong" w:cs="Times New Roman"/>
+        </w:rPr>
+        <w:t xml:space="preserve">与</w:t>
+      </w:r>
+      <w:r>
+        <w:rPr>
+          <w:rFonts w:ascii="Times New Roman" w:hAnsi="Times New Roman" w:eastAsia="Times New Roman" w:cs="Times New Roman"/>
+        </w:rPr>
+        <w:t xml:space="preserve"> B </w:t>
+      </w:r>
+      <w:r>
+        <w:rPr>
+          <w:rFonts w:hint="eastAsia" w:ascii="Times New Roman" w:hAnsi="Times New Roman" w:eastAsia="FangSong" w:cs="Times New Roman"/>
+        </w:rPr>
+        <w:t>形成的化合物的构型</w:t>
+      </w:r>
+      <w:r>
+        <w:rPr>
+          <w:rFonts w:hint="eastAsia" w:ascii="Times New Roman" w:hAnsi="Times New Roman" w:eastAsia="Times New Roman" w:cs="Times New Roman"/>
+        </w:rPr>
+        <w:t>、</w:t>
+      </w:r>
+      <w:r>
+        <w:rPr>
+          <w:rFonts w:hint="eastAsia" w:ascii="Times New Roman" w:hAnsi="Times New Roman" w:eastAsia="FangSong" w:cs="Times New Roman"/>
+        </w:rPr>
+        <w:t>极性</w:t>
+      </w:r>
+      <w:r>
+        <w:rPr>
+          <w:rFonts w:hint="eastAsia" w:ascii="Times New Roman" w:hAnsi="Times New Roman" w:eastAsia="Times New Roman" w:cs="Times New Roman"/>
+        </w:rPr>
+        <w:t>。</w:t>
+      </w:r>
+    </w:p>
+    <w:p>
+      <w:pPr>
+        <w:spacing w:before="160" w:after="80"/>
+      </w:pPr>
+      <w:r>
+        <w:pict>
+          <v:rect style="width:0;height:1.5pt" o:hralign="center" o:hrstd="t" o:hr="t"/>
+        </w:pict>
+      </w:r>
+    </w:p>
+    <w:bookmarkEnd w:id="53"/>
+    <w:bookmarkStart w:id="54" w:name="sn元素推断与氯化物"/>
+    <w:p>
+      <w:pPr>
+        <w:pStyle w:val="Heading2"/>
+        <w:spacing w:before="280" w:after="120"/>
+      </w:pPr>
+      <w:r>
+        <w:rPr>
+          <w:rFonts w:ascii="Times New Roman" w:hAnsi="Times New Roman" w:eastAsia="Times New Roman" w:cs="Times New Roman"/>
+        </w:rPr>
+        <w:t xml:space="preserve">5.38 </w:t>
+      </w:r>
+      <w:r>
+        <w:rPr>
+          <w:rFonts w:hint="eastAsia" w:ascii="Times New Roman" w:hAnsi="Times New Roman" w:eastAsia="Times New Roman" w:cs="Times New Roman"/>
+        </w:rPr>
+        <w:t>Sn</w:t>
       </w:r>
       <w:r>
         <w:rPr>
@@ -31199,8 +30918,8 @@
         </w:pict>
       </w:r>
     </w:p>
-    <w:bookmarkEnd w:id="53"/>
-    <w:bookmarkStart w:id="54" w:name="初赛讲义-推断技术-习题6.24"/>
+    <w:bookmarkEnd w:id="54"/>
+    <w:bookmarkStart w:id="55" w:name="元素推断-15"/>
     <w:p>
       <w:pPr>
         <w:pStyle w:val="Heading2"/>
@@ -31210,43 +30929,13 @@
         <w:rPr>
           <w:rFonts w:ascii="Times New Roman" w:hAnsi="Times New Roman" w:eastAsia="Times New Roman" w:cs="Times New Roman"/>
         </w:rPr>
-        <w:t xml:space="preserve">5.38 </w:t>
+        <w:t xml:space="preserve">5.39 </w:t>
       </w:r>
       <w:r>
         <w:rPr>
           <w:rFonts w:hint="eastAsia" w:ascii="Times New Roman" w:hAnsi="Times New Roman" w:eastAsia="SimHei" w:cs="Times New Roman"/>
         </w:rPr>
-        <w:t>初赛讲义</w:t>
-      </w:r>
-      <w:r>
-        <w:rPr>
-          <w:rFonts w:hint="eastAsia" w:ascii="Times New Roman" w:hAnsi="Times New Roman" w:eastAsia="Times New Roman" w:cs="Times New Roman"/>
-        </w:rPr>
-        <w:t>-</w:t>
-      </w:r>
-      <w:r>
-        <w:rPr>
-          <w:rFonts w:hint="eastAsia" w:ascii="Times New Roman" w:hAnsi="Times New Roman" w:eastAsia="SimHei" w:cs="Times New Roman"/>
-        </w:rPr>
-        <w:t>推断技术</w:t>
-      </w:r>
-      <w:r>
-        <w:rPr>
-          <w:rFonts w:hint="eastAsia" w:ascii="Times New Roman" w:hAnsi="Times New Roman" w:eastAsia="Times New Roman" w:cs="Times New Roman"/>
-        </w:rPr>
-        <w:t>-</w:t>
-      </w:r>
-      <w:r>
-        <w:rPr>
-          <w:rFonts w:hint="eastAsia" w:ascii="Times New Roman" w:hAnsi="Times New Roman" w:eastAsia="SimHei" w:cs="Times New Roman"/>
-        </w:rPr>
-        <w:t>习题</w:t>
-      </w:r>
-      <w:r>
-        <w:rPr>
-          <w:rFonts w:hint="eastAsia" w:ascii="Times New Roman" w:hAnsi="Times New Roman" w:eastAsia="Times New Roman" w:cs="Times New Roman"/>
-        </w:rPr>
-        <w:t>6.24</w:t>
+        <w:t xml:space="preserve">元素推断</w:t>
       </w:r>
     </w:p>
     <w:p>
@@ -31710,20 +31399,45 @@
         <w:rPr>
           <w:rFonts w:ascii="Times New Roman" w:hAnsi="Times New Roman" w:eastAsia="Times New Roman" w:cs="Times New Roman"/>
         </w:rPr>
-        <w:t xml:space="preserve"> ( FeS</w:t>
-      </w:r>
-      <w:r>
-        <w:rPr>
-          <w:rFonts w:ascii="Times New Roman" w:hAnsi="Times New Roman" w:eastAsia="Times New Roman" w:cs="Times New Roman"/>
-          <w:vertAlign w:val="subscript"/>
-        </w:rPr>
-        <w:t>2</w:t>
-      </w:r>
-      <w:r>
-        <w:rPr>
-          <w:rFonts w:ascii="Times New Roman" w:hAnsi="Times New Roman" w:eastAsia="Times New Roman" w:cs="Times New Roman"/>
-        </w:rPr>
-        <w:t xml:space="preserve"> ) </w:t>
+        <w:t xml:space="preserve"> (</w:t>
+      </w:r>
+      <w:r>
+        <w:rPr>
+          <w:rFonts w:ascii="Times New Roman" w:hAnsi="Times New Roman" w:eastAsia="Times New Roman" w:cs="Times New Roman"/>
+        </w:rPr>
+        <w:t xml:space="preserve"> </w:t>
+      </w:r>
+      <m:oMath>
+        <m:r>
+          <m:t>F</m:t>
+        </m:r>
+        <m:r>
+          <m:t>e</m:t>
+        </m:r>
+        <m:sSub>
+          <m:e>
+            <m:r>
+              <m:t>S</m:t>
+            </m:r>
+          </m:e>
+          <m:sub>
+            <m:r>
+              <m:t>2</m:t>
+            </m:r>
+          </m:sub>
+        </m:sSub>
+      </m:oMath>
+      <w:r>
+        <w:rPr>
+          <w:rFonts w:ascii="Times New Roman" w:hAnsi="Times New Roman" w:eastAsia="Times New Roman" w:cs="Times New Roman"/>
+        </w:rPr>
+        <w:t xml:space="preserve"> </w:t>
+      </w:r>
+      <w:r>
+        <w:rPr>
+          <w:rFonts w:ascii="Times New Roman" w:hAnsi="Times New Roman" w:eastAsia="Times New Roman" w:cs="Times New Roman"/>
+        </w:rPr>
+        <w:t xml:space="preserve">) </w:t>
       </w:r>
       <w:r>
         <w:rPr>
@@ -32089,15 +31803,22 @@
         <w:rPr>
           <w:rFonts w:ascii="Times New Roman" w:hAnsi="Times New Roman" w:eastAsia="Times New Roman" w:cs="Times New Roman"/>
         </w:rPr>
-        <w:t xml:space="preserve"> C</w:t>
-      </w:r>
-      <w:r>
-        <w:rPr>
-          <w:rFonts w:ascii="Times New Roman" w:hAnsi="Times New Roman" w:eastAsia="Times New Roman" w:cs="Times New Roman"/>
-          <w:vertAlign w:val="subscript"/>
-        </w:rPr>
-        <w:t>3</w:t>
-      </w:r>
+        <w:t xml:space="preserve"> </w:t>
+      </w:r>
+      <m:oMath>
+        <m:sSub>
+          <m:e>
+            <m:r>
+              <m:t>C</m:t>
+            </m:r>
+          </m:e>
+          <m:sub>
+            <m:r>
+              <m:t>3</m:t>
+            </m:r>
+          </m:sub>
+        </m:sSub>
+      </m:oMath>
       <w:r>
         <w:rPr>
           <w:rFonts w:ascii="Times New Roman" w:hAnsi="Times New Roman" w:eastAsia="Times New Roman" w:cs="Times New Roman"/>
@@ -32273,15 +31994,22 @@
         <w:rPr>
           <w:rFonts w:ascii="Times New Roman" w:hAnsi="Times New Roman" w:eastAsia="Times New Roman" w:cs="Times New Roman"/>
         </w:rPr>
-        <w:t xml:space="preserve"> C</w:t>
-      </w:r>
-      <w:r>
-        <w:rPr>
-          <w:rFonts w:ascii="Times New Roman" w:hAnsi="Times New Roman" w:eastAsia="Times New Roman" w:cs="Times New Roman"/>
-          <w:vertAlign w:val="subscript"/>
-        </w:rPr>
-        <w:t>4</w:t>
-      </w:r>
+        <w:t xml:space="preserve"> </w:t>
+      </w:r>
+      <m:oMath>
+        <m:sSub>
+          <m:e>
+            <m:r>
+              <m:t>C</m:t>
+            </m:r>
+          </m:e>
+          <m:sub>
+            <m:r>
+              <m:t>4</m:t>
+            </m:r>
+          </m:sub>
+        </m:sSub>
+      </m:oMath>
       <w:r>
         <w:rPr>
           <w:rFonts w:ascii="Times New Roman" w:hAnsi="Times New Roman" w:eastAsia="Times New Roman" w:cs="Times New Roman"/>
@@ -32443,8 +32171,8 @@
         </w:pict>
       </w:r>
     </w:p>
-    <w:bookmarkEnd w:id="54"/>
-    <w:bookmarkStart w:id="55" w:name="初赛讲义-推断技术-习题6.25"/>
+    <w:bookmarkEnd w:id="55"/>
+    <w:bookmarkStart w:id="56" w:name="元素推断-16"/>
     <w:p>
       <w:pPr>
         <w:pStyle w:val="Heading2"/>
@@ -32454,43 +32182,13 @@
         <w:rPr>
           <w:rFonts w:ascii="Times New Roman" w:hAnsi="Times New Roman" w:eastAsia="Times New Roman" w:cs="Times New Roman"/>
         </w:rPr>
-        <w:t xml:space="preserve">5.39 </w:t>
+        <w:t xml:space="preserve">5.40 </w:t>
       </w:r>
       <w:r>
         <w:rPr>
           <w:rFonts w:hint="eastAsia" w:ascii="Times New Roman" w:hAnsi="Times New Roman" w:eastAsia="SimHei" w:cs="Times New Roman"/>
         </w:rPr>
-        <w:t>初赛讲义</w:t>
-      </w:r>
-      <w:r>
-        <w:rPr>
-          <w:rFonts w:hint="eastAsia" w:ascii="Times New Roman" w:hAnsi="Times New Roman" w:eastAsia="Times New Roman" w:cs="Times New Roman"/>
-        </w:rPr>
-        <w:t>-</w:t>
-      </w:r>
-      <w:r>
-        <w:rPr>
-          <w:rFonts w:hint="eastAsia" w:ascii="Times New Roman" w:hAnsi="Times New Roman" w:eastAsia="SimHei" w:cs="Times New Roman"/>
-        </w:rPr>
-        <w:t>推断技术</w:t>
-      </w:r>
-      <w:r>
-        <w:rPr>
-          <w:rFonts w:hint="eastAsia" w:ascii="Times New Roman" w:hAnsi="Times New Roman" w:eastAsia="Times New Roman" w:cs="Times New Roman"/>
-        </w:rPr>
-        <w:t>-</w:t>
-      </w:r>
-      <w:r>
-        <w:rPr>
-          <w:rFonts w:hint="eastAsia" w:ascii="Times New Roman" w:hAnsi="Times New Roman" w:eastAsia="SimHei" w:cs="Times New Roman"/>
-        </w:rPr>
-        <w:t>习题</w:t>
-      </w:r>
-      <w:r>
-        <w:rPr>
-          <w:rFonts w:hint="eastAsia" w:ascii="Times New Roman" w:hAnsi="Times New Roman" w:eastAsia="Times New Roman" w:cs="Times New Roman"/>
-        </w:rPr>
-        <w:t>6.25</w:t>
+        <w:t xml:space="preserve">元素推断</w:t>
       </w:r>
     </w:p>
     <w:p>
@@ -33035,15 +32733,25 @@
         <w:rPr>
           <w:rFonts w:ascii="Times New Roman" w:hAnsi="Times New Roman" w:eastAsia="Times New Roman" w:cs="Times New Roman"/>
         </w:rPr>
-        <w:t xml:space="preserve"> Cl</w:t>
-      </w:r>
-      <w:r>
-        <w:rPr>
-          <w:rFonts w:ascii="Times New Roman" w:hAnsi="Times New Roman" w:eastAsia="Times New Roman" w:cs="Times New Roman"/>
-          <w:vertAlign w:val="subscript"/>
-        </w:rPr>
-        <w:t>2</w:t>
-      </w:r>
+        <w:t xml:space="preserve"> </w:t>
+      </w:r>
+      <m:oMath>
+        <m:r>
+          <m:t>C</m:t>
+        </m:r>
+        <m:sSub>
+          <m:e>
+            <m:r>
+              <m:t>l</m:t>
+            </m:r>
+          </m:e>
+          <m:sub>
+            <m:r>
+              <m:t>2</m:t>
+            </m:r>
+          </m:sub>
+        </m:sSub>
+      </m:oMath>
       <w:r>
         <w:rPr>
           <w:rFonts w:ascii="Times New Roman" w:hAnsi="Times New Roman" w:eastAsia="Times New Roman" w:cs="Times New Roman"/>
@@ -33452,15 +33160,22 @@
         <w:rPr>
           <w:rFonts w:ascii="Times New Roman" w:hAnsi="Times New Roman" w:eastAsia="Times New Roman" w:cs="Times New Roman"/>
         </w:rPr>
-        <w:t xml:space="preserve"> I</w:t>
-      </w:r>
-      <w:r>
-        <w:rPr>
-          <w:rFonts w:ascii="Times New Roman" w:hAnsi="Times New Roman" w:eastAsia="Times New Roman" w:cs="Times New Roman"/>
-          <w:vertAlign w:val="subscript"/>
-        </w:rPr>
-        <w:t>2</w:t>
-      </w:r>
+        <w:t xml:space="preserve"> </w:t>
+      </w:r>
+      <m:oMath>
+        <m:sSub>
+          <m:e>
+            <m:r>
+              <m:t>I</m:t>
+            </m:r>
+          </m:e>
+          <m:sub>
+            <m:r>
+              <m:t>2</m:t>
+            </m:r>
+          </m:sub>
+        </m:sSub>
+      </m:oMath>
       <w:r>
         <w:rPr>
           <w:rFonts w:ascii="Times New Roman" w:hAnsi="Times New Roman" w:eastAsia="Times New Roman" w:cs="Times New Roman"/>
@@ -33658,8 +33373,8 @@
         </w:pict>
       </w:r>
     </w:p>
-    <w:bookmarkEnd w:id="55"/>
-    <w:bookmarkStart w:id="56" w:name="初赛讲义-推断技术-习题6.32"/>
+    <w:bookmarkEnd w:id="56"/>
+    <w:bookmarkStart w:id="57" w:name="元素推断-17"/>
     <w:p>
       <w:pPr>
         <w:pStyle w:val="Heading2"/>
@@ -33669,43 +33384,13 @@
         <w:rPr>
           <w:rFonts w:ascii="Times New Roman" w:hAnsi="Times New Roman" w:eastAsia="Times New Roman" w:cs="Times New Roman"/>
         </w:rPr>
-        <w:t xml:space="preserve">5.40 </w:t>
+        <w:t xml:space="preserve">5.41 </w:t>
       </w:r>
       <w:r>
         <w:rPr>
           <w:rFonts w:hint="eastAsia" w:ascii="Times New Roman" w:hAnsi="Times New Roman" w:eastAsia="SimHei" w:cs="Times New Roman"/>
         </w:rPr>
-        <w:t>初赛讲义</w:t>
-      </w:r>
-      <w:r>
-        <w:rPr>
-          <w:rFonts w:hint="eastAsia" w:ascii="Times New Roman" w:hAnsi="Times New Roman" w:eastAsia="Times New Roman" w:cs="Times New Roman"/>
-        </w:rPr>
-        <w:t>-</w:t>
-      </w:r>
-      <w:r>
-        <w:rPr>
-          <w:rFonts w:hint="eastAsia" w:ascii="Times New Roman" w:hAnsi="Times New Roman" w:eastAsia="SimHei" w:cs="Times New Roman"/>
-        </w:rPr>
-        <w:t>推断技术</w:t>
-      </w:r>
-      <w:r>
-        <w:rPr>
-          <w:rFonts w:hint="eastAsia" w:ascii="Times New Roman" w:hAnsi="Times New Roman" w:eastAsia="Times New Roman" w:cs="Times New Roman"/>
-        </w:rPr>
-        <w:t>-</w:t>
-      </w:r>
-      <w:r>
-        <w:rPr>
-          <w:rFonts w:hint="eastAsia" w:ascii="Times New Roman" w:hAnsi="Times New Roman" w:eastAsia="SimHei" w:cs="Times New Roman"/>
-        </w:rPr>
-        <w:t>习题</w:t>
-      </w:r>
-      <w:r>
-        <w:rPr>
-          <w:rFonts w:hint="eastAsia" w:ascii="Times New Roman" w:hAnsi="Times New Roman" w:eastAsia="Times New Roman" w:cs="Times New Roman"/>
-        </w:rPr>
-        <w:t>6.32</w:t>
+        <w:t xml:space="preserve">元素推断</w:t>
       </w:r>
     </w:p>
     <w:p>
@@ -34119,8 +33804,8 @@
         </w:pict>
       </w:r>
     </w:p>
-    <w:bookmarkEnd w:id="56"/>
-    <w:bookmarkStart w:id="57" w:name="初赛讲义-推断技术-习题6.35"/>
+    <w:bookmarkEnd w:id="57"/>
+    <w:bookmarkStart w:id="58" w:name="元素推断-18"/>
     <w:p>
       <w:pPr>
         <w:pStyle w:val="Heading2"/>
@@ -34130,43 +33815,13 @@
         <w:rPr>
           <w:rFonts w:ascii="Times New Roman" w:hAnsi="Times New Roman" w:eastAsia="Times New Roman" w:cs="Times New Roman"/>
         </w:rPr>
-        <w:t xml:space="preserve">5.41 </w:t>
+        <w:t xml:space="preserve">5.42 </w:t>
       </w:r>
       <w:r>
         <w:rPr>
           <w:rFonts w:hint="eastAsia" w:ascii="Times New Roman" w:hAnsi="Times New Roman" w:eastAsia="SimHei" w:cs="Times New Roman"/>
         </w:rPr>
-        <w:t>初赛讲义</w:t>
-      </w:r>
-      <w:r>
-        <w:rPr>
-          <w:rFonts w:hint="eastAsia" w:ascii="Times New Roman" w:hAnsi="Times New Roman" w:eastAsia="Times New Roman" w:cs="Times New Roman"/>
-        </w:rPr>
-        <w:t>-</w:t>
-      </w:r>
-      <w:r>
-        <w:rPr>
-          <w:rFonts w:hint="eastAsia" w:ascii="Times New Roman" w:hAnsi="Times New Roman" w:eastAsia="SimHei" w:cs="Times New Roman"/>
-        </w:rPr>
-        <w:t>推断技术</w:t>
-      </w:r>
-      <w:r>
-        <w:rPr>
-          <w:rFonts w:hint="eastAsia" w:ascii="Times New Roman" w:hAnsi="Times New Roman" w:eastAsia="Times New Roman" w:cs="Times New Roman"/>
-        </w:rPr>
-        <w:t>-</w:t>
-      </w:r>
-      <w:r>
-        <w:rPr>
-          <w:rFonts w:hint="eastAsia" w:ascii="Times New Roman" w:hAnsi="Times New Roman" w:eastAsia="SimHei" w:cs="Times New Roman"/>
-        </w:rPr>
-        <w:t>习题</w:t>
-      </w:r>
-      <w:r>
-        <w:rPr>
-          <w:rFonts w:hint="eastAsia" w:ascii="Times New Roman" w:hAnsi="Times New Roman" w:eastAsia="Times New Roman" w:cs="Times New Roman"/>
-        </w:rPr>
-        <w:t>6.35</w:t>
+        <w:t xml:space="preserve">元素推断</w:t>
       </w:r>
     </w:p>
     <w:p>
@@ -34195,15 +33850,31 @@
         <w:rPr>
           <w:rFonts w:ascii="Times New Roman" w:hAnsi="Times New Roman" w:eastAsia="Times New Roman" w:cs="Times New Roman"/>
         </w:rPr>
-        <w:t xml:space="preserve"> CuSO</w:t>
-      </w:r>
-      <w:r>
-        <w:rPr>
-          <w:rFonts w:ascii="Times New Roman" w:hAnsi="Times New Roman" w:eastAsia="Times New Roman" w:cs="Times New Roman"/>
-          <w:vertAlign w:val="subscript"/>
-        </w:rPr>
-        <w:t>4</w:t>
-      </w:r>
+        <w:t xml:space="preserve"> </w:t>
+      </w:r>
+      <m:oMath>
+        <m:r>
+          <m:t>C</m:t>
+        </m:r>
+        <m:r>
+          <m:t>u</m:t>
+        </m:r>
+        <m:r>
+          <m:t>S</m:t>
+        </m:r>
+        <m:sSub>
+          <m:e>
+            <m:r>
+              <m:t>O</m:t>
+            </m:r>
+          </m:e>
+          <m:sub>
+            <m:r>
+              <m:t>4</m:t>
+            </m:r>
+          </m:sub>
+        </m:sSub>
+      </m:oMath>
       <w:r>
         <w:rPr>
           <w:rFonts w:ascii="Times New Roman" w:hAnsi="Times New Roman" w:eastAsia="Times New Roman" w:cs="Times New Roman"/>
@@ -34449,8 +34120,8 @@
         </w:pict>
       </w:r>
     </w:p>
-    <w:bookmarkEnd w:id="57"/>
-    <w:bookmarkStart w:id="58" w:name="初赛讲义-推断技术-习题6.36"/>
+    <w:bookmarkEnd w:id="58"/>
+    <w:bookmarkStart w:id="59" w:name="元素推断-19"/>
     <w:p>
       <w:pPr>
         <w:pStyle w:val="Heading2"/>
@@ -34460,43 +34131,13 @@
         <w:rPr>
           <w:rFonts w:ascii="Times New Roman" w:hAnsi="Times New Roman" w:eastAsia="Times New Roman" w:cs="Times New Roman"/>
         </w:rPr>
-        <w:t xml:space="preserve">5.42 </w:t>
+        <w:t xml:space="preserve">5.43 </w:t>
       </w:r>
       <w:r>
         <w:rPr>
           <w:rFonts w:hint="eastAsia" w:ascii="Times New Roman" w:hAnsi="Times New Roman" w:eastAsia="SimHei" w:cs="Times New Roman"/>
         </w:rPr>
-        <w:t>初赛讲义</w:t>
-      </w:r>
-      <w:r>
-        <w:rPr>
-          <w:rFonts w:hint="eastAsia" w:ascii="Times New Roman" w:hAnsi="Times New Roman" w:eastAsia="Times New Roman" w:cs="Times New Roman"/>
-        </w:rPr>
-        <w:t>-</w:t>
-      </w:r>
-      <w:r>
-        <w:rPr>
-          <w:rFonts w:hint="eastAsia" w:ascii="Times New Roman" w:hAnsi="Times New Roman" w:eastAsia="SimHei" w:cs="Times New Roman"/>
-        </w:rPr>
-        <w:t>推断技术</w:t>
-      </w:r>
-      <w:r>
-        <w:rPr>
-          <w:rFonts w:hint="eastAsia" w:ascii="Times New Roman" w:hAnsi="Times New Roman" w:eastAsia="Times New Roman" w:cs="Times New Roman"/>
-        </w:rPr>
-        <w:t>-</w:t>
-      </w:r>
-      <w:r>
-        <w:rPr>
-          <w:rFonts w:hint="eastAsia" w:ascii="Times New Roman" w:hAnsi="Times New Roman" w:eastAsia="SimHei" w:cs="Times New Roman"/>
-        </w:rPr>
-        <w:t>习题</w:t>
-      </w:r>
-      <w:r>
-        <w:rPr>
-          <w:rFonts w:hint="eastAsia" w:ascii="Times New Roman" w:hAnsi="Times New Roman" w:eastAsia="Times New Roman" w:cs="Times New Roman"/>
-        </w:rPr>
-        <w:t>6.36</w:t>
+        <w:t xml:space="preserve">元素推断</w:t>
       </w:r>
     </w:p>
     <w:p>
@@ -35066,8 +34707,8 @@
         </w:pict>
       </w:r>
     </w:p>
-    <w:bookmarkEnd w:id="58"/>
-    <w:bookmarkStart w:id="59" w:name="初赛讲义-推断技术-习题6.37"/>
+    <w:bookmarkEnd w:id="59"/>
+    <w:bookmarkStart w:id="60" w:name="元素推断-20"/>
     <w:p>
       <w:pPr>
         <w:pStyle w:val="Heading2"/>
@@ -35077,43 +34718,13 @@
         <w:rPr>
           <w:rFonts w:ascii="Times New Roman" w:hAnsi="Times New Roman" w:eastAsia="Times New Roman" w:cs="Times New Roman"/>
         </w:rPr>
-        <w:t xml:space="preserve">5.43 </w:t>
+        <w:t xml:space="preserve">5.44 </w:t>
       </w:r>
       <w:r>
         <w:rPr>
           <w:rFonts w:hint="eastAsia" w:ascii="Times New Roman" w:hAnsi="Times New Roman" w:eastAsia="SimHei" w:cs="Times New Roman"/>
         </w:rPr>
-        <w:t>初赛讲义</w:t>
-      </w:r>
-      <w:r>
-        <w:rPr>
-          <w:rFonts w:hint="eastAsia" w:ascii="Times New Roman" w:hAnsi="Times New Roman" w:eastAsia="Times New Roman" w:cs="Times New Roman"/>
-        </w:rPr>
-        <w:t>-</w:t>
-      </w:r>
-      <w:r>
-        <w:rPr>
-          <w:rFonts w:hint="eastAsia" w:ascii="Times New Roman" w:hAnsi="Times New Roman" w:eastAsia="SimHei" w:cs="Times New Roman"/>
-        </w:rPr>
-        <w:t>推断技术</w:t>
-      </w:r>
-      <w:r>
-        <w:rPr>
-          <w:rFonts w:hint="eastAsia" w:ascii="Times New Roman" w:hAnsi="Times New Roman" w:eastAsia="Times New Roman" w:cs="Times New Roman"/>
-        </w:rPr>
-        <w:t>-</w:t>
-      </w:r>
-      <w:r>
-        <w:rPr>
-          <w:rFonts w:hint="eastAsia" w:ascii="Times New Roman" w:hAnsi="Times New Roman" w:eastAsia="SimHei" w:cs="Times New Roman"/>
-        </w:rPr>
-        <w:t>习题</w:t>
-      </w:r>
-      <w:r>
-        <w:rPr>
-          <w:rFonts w:hint="eastAsia" w:ascii="Times New Roman" w:hAnsi="Times New Roman" w:eastAsia="Times New Roman" w:cs="Times New Roman"/>
-        </w:rPr>
-        <w:t>6.37</w:t>
+        <w:t xml:space="preserve">元素推断</w:t>
       </w:r>
     </w:p>
     <w:p>
@@ -35291,15 +34902,31 @@
         <w:rPr>
           <w:rFonts w:ascii="Times New Roman" w:hAnsi="Times New Roman" w:eastAsia="Times New Roman" w:cs="Times New Roman"/>
         </w:rPr>
-        <w:t xml:space="preserve"> SOCl</w:t>
-      </w:r>
-      <w:r>
-        <w:rPr>
-          <w:rFonts w:ascii="Times New Roman" w:hAnsi="Times New Roman" w:eastAsia="Times New Roman" w:cs="Times New Roman"/>
-          <w:vertAlign w:val="subscript"/>
-        </w:rPr>
-        <w:t>2</w:t>
-      </w:r>
+        <w:t xml:space="preserve"> </w:t>
+      </w:r>
+      <m:oMath>
+        <m:r>
+          <m:t>S</m:t>
+        </m:r>
+        <m:r>
+          <m:t>O</m:t>
+        </m:r>
+        <m:r>
+          <m:t>C</m:t>
+        </m:r>
+        <m:sSub>
+          <m:e>
+            <m:r>
+              <m:t>l</m:t>
+            </m:r>
+          </m:e>
+          <m:sub>
+            <m:r>
+              <m:t>2</m:t>
+            </m:r>
+          </m:sub>
+        </m:sSub>
+      </m:oMath>
       <w:r>
         <w:rPr>
           <w:rFonts w:ascii="Times New Roman" w:hAnsi="Times New Roman" w:eastAsia="Times New Roman" w:cs="Times New Roman"/>
@@ -35369,15 +34996,31 @@
         <w:rPr>
           <w:rFonts w:ascii="Times New Roman" w:hAnsi="Times New Roman" w:eastAsia="Times New Roman" w:cs="Times New Roman"/>
         </w:rPr>
-        <w:t xml:space="preserve"> NaBH</w:t>
-      </w:r>
-      <w:r>
-        <w:rPr>
-          <w:rFonts w:ascii="Times New Roman" w:hAnsi="Times New Roman" w:eastAsia="Times New Roman" w:cs="Times New Roman"/>
-          <w:vertAlign w:val="subscript"/>
-        </w:rPr>
-        <w:t>4</w:t>
-      </w:r>
+        <w:t xml:space="preserve"> </w:t>
+      </w:r>
+      <m:oMath>
+        <m:r>
+          <m:t>N</m:t>
+        </m:r>
+        <m:r>
+          <m:t>a</m:t>
+        </m:r>
+        <m:r>
+          <m:t>B</m:t>
+        </m:r>
+        <m:sSub>
+          <m:e>
+            <m:r>
+              <m:t>H</m:t>
+            </m:r>
+          </m:e>
+          <m:sub>
+            <m:r>
+              <m:t>4</m:t>
+            </m:r>
+          </m:sub>
+        </m:sSub>
+      </m:oMath>
       <w:r>
         <w:rPr>
           <w:rFonts w:ascii="Times New Roman" w:hAnsi="Times New Roman" w:eastAsia="Times New Roman" w:cs="Times New Roman"/>
@@ -35681,15 +35324,31 @@
         <w:rPr>
           <w:rFonts w:ascii="Times New Roman" w:hAnsi="Times New Roman" w:eastAsia="Times New Roman" w:cs="Times New Roman"/>
         </w:rPr>
-        <w:t xml:space="preserve"> NaBH</w:t>
-      </w:r>
-      <w:r>
-        <w:rPr>
-          <w:rFonts w:ascii="Times New Roman" w:hAnsi="Times New Roman" w:eastAsia="Times New Roman" w:cs="Times New Roman"/>
-          <w:vertAlign w:val="subscript"/>
-        </w:rPr>
-        <w:t>4</w:t>
-      </w:r>
+        <w:t xml:space="preserve"> </w:t>
+      </w:r>
+      <m:oMath>
+        <m:r>
+          <m:t>N</m:t>
+        </m:r>
+        <m:r>
+          <m:t>a</m:t>
+        </m:r>
+        <m:r>
+          <m:t>B</m:t>
+        </m:r>
+        <m:sSub>
+          <m:e>
+            <m:r>
+              <m:t>H</m:t>
+            </m:r>
+          </m:e>
+          <m:sub>
+            <m:r>
+              <m:t>4</m:t>
+            </m:r>
+          </m:sub>
+        </m:sSub>
+      </m:oMath>
       <w:r>
         <w:rPr>
           <w:rFonts w:ascii="Times New Roman" w:hAnsi="Times New Roman" w:eastAsia="Times New Roman" w:cs="Times New Roman"/>
@@ -35821,8 +35480,8 @@
         </w:pict>
       </w:r>
     </w:p>
-    <w:bookmarkEnd w:id="59"/>
-    <w:bookmarkStart w:id="60" w:name="初赛讲义-推断技术-习题6.39"/>
+    <w:bookmarkEnd w:id="60"/>
+    <w:bookmarkStart w:id="61" w:name="元素推断-21"/>
     <w:p>
       <w:pPr>
         <w:pStyle w:val="Heading2"/>
@@ -35832,43 +35491,13 @@
         <w:rPr>
           <w:rFonts w:ascii="Times New Roman" w:hAnsi="Times New Roman" w:eastAsia="Times New Roman" w:cs="Times New Roman"/>
         </w:rPr>
-        <w:t xml:space="preserve">5.44 </w:t>
+        <w:t xml:space="preserve">5.45 </w:t>
       </w:r>
       <w:r>
         <w:rPr>
           <w:rFonts w:hint="eastAsia" w:ascii="Times New Roman" w:hAnsi="Times New Roman" w:eastAsia="SimHei" w:cs="Times New Roman"/>
         </w:rPr>
-        <w:t>初赛讲义</w:t>
-      </w:r>
-      <w:r>
-        <w:rPr>
-          <w:rFonts w:hint="eastAsia" w:ascii="Times New Roman" w:hAnsi="Times New Roman" w:eastAsia="Times New Roman" w:cs="Times New Roman"/>
-        </w:rPr>
-        <w:t>-</w:t>
-      </w:r>
-      <w:r>
-        <w:rPr>
-          <w:rFonts w:hint="eastAsia" w:ascii="Times New Roman" w:hAnsi="Times New Roman" w:eastAsia="SimHei" w:cs="Times New Roman"/>
-        </w:rPr>
-        <w:t>推断技术</w:t>
-      </w:r>
-      <w:r>
-        <w:rPr>
-          <w:rFonts w:hint="eastAsia" w:ascii="Times New Roman" w:hAnsi="Times New Roman" w:eastAsia="Times New Roman" w:cs="Times New Roman"/>
-        </w:rPr>
-        <w:t>-</w:t>
-      </w:r>
-      <w:r>
-        <w:rPr>
-          <w:rFonts w:hint="eastAsia" w:ascii="Times New Roman" w:hAnsi="Times New Roman" w:eastAsia="SimHei" w:cs="Times New Roman"/>
-        </w:rPr>
-        <w:t>习题</w:t>
-      </w:r>
-      <w:r>
-        <w:rPr>
-          <w:rFonts w:hint="eastAsia" w:ascii="Times New Roman" w:hAnsi="Times New Roman" w:eastAsia="Times New Roman" w:cs="Times New Roman"/>
-        </w:rPr>
-        <w:t>6.39</w:t>
+        <w:t xml:space="preserve">元素推断</w:t>
       </w:r>
     </w:p>
     <w:p>
@@ -36778,8 +36407,8 @@
         </w:pict>
       </w:r>
     </w:p>
-    <w:bookmarkEnd w:id="60"/>
-    <w:bookmarkStart w:id="61" w:name="初赛讲义-推断技术-习题6.55"/>
+    <w:bookmarkEnd w:id="61"/>
+    <w:bookmarkStart w:id="62" w:name="X584c525c9d436eb860f8a945dc3218088e8b469"/>
     <w:p>
       <w:pPr>
         <w:pStyle w:val="Heading2"/>
@@ -36789,43 +36418,74 @@
         <w:rPr>
           <w:rFonts w:ascii="Times New Roman" w:hAnsi="Times New Roman" w:eastAsia="Times New Roman" w:cs="Times New Roman"/>
         </w:rPr>
-        <w:t xml:space="preserve">5.45 </w:t>
+        <w:t xml:space="preserve">5.46 </w:t>
       </w:r>
       <w:r>
         <w:rPr>
           <w:rFonts w:hint="eastAsia" w:ascii="Times New Roman" w:hAnsi="Times New Roman" w:eastAsia="SimHei" w:cs="Times New Roman"/>
         </w:rPr>
-        <w:t>初赛讲义</w:t>
-      </w:r>
-      <w:r>
-        <w:rPr>
-          <w:rFonts w:hint="eastAsia" w:ascii="Times New Roman" w:hAnsi="Times New Roman" w:eastAsia="Times New Roman" w:cs="Times New Roman"/>
-        </w:rPr>
-        <w:t>-</w:t>
+        <w:t xml:space="preserve">埃及蓝由</w:t>
+      </w:r>
+      <w:r>
+        <w:rPr>
+          <w:rFonts w:ascii="Times New Roman" w:hAnsi="Times New Roman" w:eastAsia="Times New Roman" w:cs="Times New Roman"/>
+        </w:rPr>
+        <w:t xml:space="preserve"> 10.00g A </w:t>
       </w:r>
       <w:r>
         <w:rPr>
           <w:rFonts w:hint="eastAsia" w:ascii="Times New Roman" w:hAnsi="Times New Roman" w:eastAsia="SimHei" w:cs="Times New Roman"/>
         </w:rPr>
-        <w:t>推断技术</w:t>
-      </w:r>
-      <w:r>
-        <w:rPr>
-          <w:rFonts w:hint="eastAsia" w:ascii="Times New Roman" w:hAnsi="Times New Roman" w:eastAsia="Times New Roman" w:cs="Times New Roman"/>
-        </w:rPr>
-        <w:t>-</w:t>
+        <w:t xml:space="preserve">与</w:t>
+      </w:r>
+      <w:r>
+        <w:rPr>
+          <w:rFonts w:ascii="Times New Roman" w:hAnsi="Times New Roman" w:eastAsia="Times New Roman" w:cs="Times New Roman"/>
+        </w:rPr>
+        <w:t xml:space="preserve"> 21.7g SiO</w:t>
+      </w:r>
+      <w:r>
+        <w:rPr>
+          <w:rFonts w:ascii="Times New Roman" w:hAnsi="Times New Roman" w:eastAsia="Times New Roman" w:cs="Times New Roman"/>
+          <w:vertAlign w:val="subscript"/>
+        </w:rPr>
+        <w:t>2</w:t>
+      </w:r>
+      <w:r>
+        <w:rPr>
+          <w:rFonts w:ascii="Times New Roman" w:hAnsi="Times New Roman" w:eastAsia="Times New Roman" w:cs="Times New Roman"/>
+        </w:rPr>
+        <w:t xml:space="preserve"> </w:t>
       </w:r>
       <w:r>
         <w:rPr>
           <w:rFonts w:hint="eastAsia" w:ascii="Times New Roman" w:hAnsi="Times New Roman" w:eastAsia="SimHei" w:cs="Times New Roman"/>
         </w:rPr>
-        <w:t>习题</w:t>
-      </w:r>
-      <w:r>
-        <w:rPr>
-          <w:rFonts w:hint="eastAsia" w:ascii="Times New Roman" w:hAnsi="Times New Roman" w:eastAsia="Times New Roman" w:cs="Times New Roman"/>
-        </w:rPr>
-        <w:t>6.55</w:t>
+        <w:t xml:space="preserve">和</w:t>
+      </w:r>
+      <w:r>
+        <w:rPr>
+          <w:rFonts w:ascii="Times New Roman" w:hAnsi="Times New Roman" w:eastAsia="Times New Roman" w:cs="Times New Roman"/>
+        </w:rPr>
+        <w:t xml:space="preserve"> 9.05g B </w:t>
+      </w:r>
+      <w:r>
+        <w:rPr>
+          <w:rFonts w:hint="eastAsia" w:ascii="Times New Roman" w:hAnsi="Times New Roman" w:eastAsia="SimHei" w:cs="Times New Roman"/>
+        </w:rPr>
+        <w:t xml:space="preserve">在</w:t>
+      </w:r>
+      <w:r>
+        <w:rPr>
+          <w:rFonts w:ascii="Times New Roman" w:hAnsi="Times New Roman" w:eastAsia="Times New Roman" w:cs="Times New Roman"/>
+        </w:rPr>
+        <w:t xml:space="preserve"> 85℃ </w:t>
+      </w:r>
+      <w:r>
+        <w:rPr>
+          <w:rFonts w:hint="eastAsia" w:ascii="Times New Roman" w:hAnsi="Times New Roman" w:eastAsia="SimHei" w:cs="Times New Roman"/>
+        </w:rPr>
+        <w:t xml:space="preserve">加热而成</w:t>
       </w:r>
     </w:p>
     <w:p>
@@ -37067,15 +36727,28 @@
         <w:rPr>
           <w:rFonts w:ascii="Times New Roman" w:hAnsi="Times New Roman" w:eastAsia="Times New Roman" w:cs="Times New Roman"/>
         </w:rPr>
-        <w:t xml:space="preserve"> SiO</w:t>
-      </w:r>
-      <w:r>
-        <w:rPr>
-          <w:rFonts w:ascii="Times New Roman" w:hAnsi="Times New Roman" w:eastAsia="Times New Roman" w:cs="Times New Roman"/>
-          <w:vertAlign w:val="subscript"/>
-        </w:rPr>
-        <w:t>2</w:t>
-      </w:r>
+        <w:t xml:space="preserve"> </w:t>
+      </w:r>
+      <m:oMath>
+        <m:r>
+          <m:t>S</m:t>
+        </m:r>
+        <m:r>
+          <m:t>i</m:t>
+        </m:r>
+        <m:sSub>
+          <m:e>
+            <m:r>
+              <m:t>O</m:t>
+            </m:r>
+          </m:e>
+          <m:sub>
+            <m:r>
+              <m:t>2</m:t>
+            </m:r>
+          </m:sub>
+        </m:sSub>
+      </m:oMath>
       <w:r>
         <w:rPr>
           <w:rFonts w:ascii="Times New Roman" w:hAnsi="Times New Roman" w:eastAsia="Times New Roman" w:cs="Times New Roman"/>
@@ -37298,15 +36971,28 @@
         <w:rPr>
           <w:rFonts w:ascii="Times New Roman" w:hAnsi="Times New Roman" w:eastAsia="Times New Roman" w:cs="Times New Roman"/>
         </w:rPr>
-        <w:t xml:space="preserve"> SiO</w:t>
-      </w:r>
-      <w:r>
-        <w:rPr>
-          <w:rFonts w:ascii="Times New Roman" w:hAnsi="Times New Roman" w:eastAsia="Times New Roman" w:cs="Times New Roman"/>
-          <w:vertAlign w:val="subscript"/>
-        </w:rPr>
-        <w:t>2</w:t>
-      </w:r>
+        <w:t xml:space="preserve"> </w:t>
+      </w:r>
+      <m:oMath>
+        <m:r>
+          <m:t>S</m:t>
+        </m:r>
+        <m:r>
+          <m:t>i</m:t>
+        </m:r>
+        <m:sSub>
+          <m:e>
+            <m:r>
+              <m:t>O</m:t>
+            </m:r>
+          </m:e>
+          <m:sub>
+            <m:r>
+              <m:t>2</m:t>
+            </m:r>
+          </m:sub>
+        </m:sSub>
+      </m:oMath>
       <w:r>
         <w:rPr>
           <w:rFonts w:ascii="Times New Roman" w:hAnsi="Times New Roman" w:eastAsia="Times New Roman" w:cs="Times New Roman"/>
@@ -37674,8 +37360,8 @@
         </w:pict>
       </w:r>
     </w:p>
-    <w:bookmarkEnd w:id="61"/>
-    <w:bookmarkStart w:id="62" w:name="初赛讲义-推断技术-习题6.9"/>
+    <w:bookmarkEnd w:id="62"/>
+    <w:bookmarkStart w:id="63" w:name="元素周期表与元素周期律"/>
     <w:p>
       <w:pPr>
         <w:pStyle w:val="Heading2"/>
@@ -37685,43 +37371,13 @@
         <w:rPr>
           <w:rFonts w:ascii="Times New Roman" w:hAnsi="Times New Roman" w:eastAsia="Times New Roman" w:cs="Times New Roman"/>
         </w:rPr>
-        <w:t xml:space="preserve">5.46 </w:t>
+        <w:t xml:space="preserve">5.47 </w:t>
       </w:r>
       <w:r>
         <w:rPr>
           <w:rFonts w:hint="eastAsia" w:ascii="Times New Roman" w:hAnsi="Times New Roman" w:eastAsia="SimHei" w:cs="Times New Roman"/>
         </w:rPr>
-        <w:t>初赛讲义</w:t>
-      </w:r>
-      <w:r>
-        <w:rPr>
-          <w:rFonts w:hint="eastAsia" w:ascii="Times New Roman" w:hAnsi="Times New Roman" w:eastAsia="Times New Roman" w:cs="Times New Roman"/>
-        </w:rPr>
-        <w:t>-</w:t>
-      </w:r>
-      <w:r>
-        <w:rPr>
-          <w:rFonts w:hint="eastAsia" w:ascii="Times New Roman" w:hAnsi="Times New Roman" w:eastAsia="SimHei" w:cs="Times New Roman"/>
-        </w:rPr>
-        <w:t>推断技术</w:t>
-      </w:r>
-      <w:r>
-        <w:rPr>
-          <w:rFonts w:hint="eastAsia" w:ascii="Times New Roman" w:hAnsi="Times New Roman" w:eastAsia="Times New Roman" w:cs="Times New Roman"/>
-        </w:rPr>
-        <w:t>-</w:t>
-      </w:r>
-      <w:r>
-        <w:rPr>
-          <w:rFonts w:hint="eastAsia" w:ascii="Times New Roman" w:hAnsi="Times New Roman" w:eastAsia="SimHei" w:cs="Times New Roman"/>
-        </w:rPr>
-        <w:t>习题</w:t>
-      </w:r>
-      <w:r>
-        <w:rPr>
-          <w:rFonts w:hint="eastAsia" w:ascii="Times New Roman" w:hAnsi="Times New Roman" w:eastAsia="Times New Roman" w:cs="Times New Roman"/>
-        </w:rPr>
-        <w:t>6.9</w:t>
+        <w:t xml:space="preserve">元素周期表与元素周期律</w:t>
       </w:r>
     </w:p>
     <w:p>
@@ -38270,8 +37926,8 @@
         </w:pict>
       </w:r>
     </w:p>
-    <w:bookmarkEnd w:id="62"/>
-    <w:bookmarkStart w:id="63" w:name="铋的推断与a的化学式第31届初赛"/>
+    <w:bookmarkEnd w:id="63"/>
+    <w:bookmarkStart w:id="64" w:name="铋的推断与a的化学式第31届初赛"/>
     <w:p>
       <w:pPr>
         <w:pStyle w:val="Heading2"/>
@@ -38281,7 +37937,7 @@
         <w:rPr>
           <w:rFonts w:ascii="Times New Roman" w:hAnsi="Times New Roman" w:eastAsia="Times New Roman" w:cs="Times New Roman"/>
         </w:rPr>
-        <w:t xml:space="preserve">5.47 </w:t>
+        <w:t xml:space="preserve">5.48 </w:t>
       </w:r>
       <w:r>
         <w:rPr>
@@ -38346,15 +38002,28 @@
         <w:rPr>
           <w:rFonts w:ascii="Times New Roman" w:hAnsi="Times New Roman" w:eastAsia="Times New Roman" w:cs="Times New Roman"/>
         </w:rPr>
-        <w:t xml:space="preserve"> M</w:t>
-      </w:r>
-      <w:r>
-        <w:rPr>
-          <w:rFonts w:ascii="Times New Roman" w:hAnsi="Times New Roman" w:eastAsia="Times New Roman" w:cs="Times New Roman"/>
-          <w:vertAlign w:val="superscript"/>
-        </w:rPr>
-        <w:t>3+</w:t>
-      </w:r>
+        <w:t xml:space="preserve"> </w:t>
+      </w:r>
+      <m:oMath>
+        <m:sSup>
+          <m:e>
+            <m:r>
+              <m:t>M</m:t>
+            </m:r>
+          </m:e>
+          <m:sup>
+            <m:r>
+              <m:t>3</m:t>
+            </m:r>
+            <m:r>
+              <m:rPr>
+                <m:sty m:val="p"/>
+              </m:rPr>
+              <m:t>+</m:t>
+            </m:r>
+          </m:sup>
+        </m:sSup>
+      </m:oMath>
       <w:r>
         <w:rPr>
           <w:rFonts w:ascii="Times New Roman" w:hAnsi="Times New Roman" w:eastAsia="Times New Roman" w:cs="Times New Roman"/>
@@ -39029,15 +38698,22 @@
         <w:rPr>
           <w:rFonts w:ascii="Times New Roman" w:hAnsi="Times New Roman" w:eastAsia="Times New Roman" w:cs="Times New Roman"/>
         </w:rPr>
-        <w:t xml:space="preserve"> N</w:t>
-      </w:r>
-      <w:r>
-        <w:rPr>
-          <w:rFonts w:ascii="Times New Roman" w:hAnsi="Times New Roman" w:eastAsia="Times New Roman" w:cs="Times New Roman"/>
-          <w:vertAlign w:val="subscript"/>
-        </w:rPr>
-        <w:t>2</w:t>
-      </w:r>
+        <w:t xml:space="preserve"> </w:t>
+      </w:r>
+      <m:oMath>
+        <m:sSub>
+          <m:e>
+            <m:r>
+              <m:t>N</m:t>
+            </m:r>
+          </m:e>
+          <m:sub>
+            <m:r>
+              <m:t>2</m:t>
+            </m:r>
+          </m:sub>
+        </m:sSub>
+      </m:oMath>
       <w:r>
         <w:rPr>
           <w:rFonts w:ascii="Times New Roman" w:hAnsi="Times New Roman" w:eastAsia="Times New Roman" w:cs="Times New Roman"/>
@@ -39108,8 +38784,8 @@
         </w:pict>
       </w:r>
     </w:p>
-    <w:bookmarkEnd w:id="63"/>
-    <w:bookmarkStart w:id="64" w:name="碱式碳酸盐化学式推断第34届初赛"/>
+    <w:bookmarkEnd w:id="64"/>
+    <w:bookmarkStart w:id="65" w:name="碱式碳酸盐化学式推断第34届初赛"/>
     <w:p>
       <w:pPr>
         <w:pStyle w:val="Heading2"/>
@@ -39119,7 +38795,7 @@
         <w:rPr>
           <w:rFonts w:ascii="Times New Roman" w:hAnsi="Times New Roman" w:eastAsia="Times New Roman" w:cs="Times New Roman"/>
         </w:rPr>
-        <w:t xml:space="preserve">5.48 </w:t>
+        <w:t xml:space="preserve">5.49 </w:t>
       </w:r>
       <w:r>
         <w:rPr>
@@ -39238,15 +38914,22 @@
         <w:rPr>
           <w:rFonts w:ascii="Times New Roman" w:hAnsi="Times New Roman" w:eastAsia="Times New Roman" w:cs="Times New Roman"/>
         </w:rPr>
-        <w:t xml:space="preserve"> H</w:t>
-      </w:r>
-      <w:r>
-        <w:rPr>
-          <w:rFonts w:ascii="Times New Roman" w:hAnsi="Times New Roman" w:eastAsia="Times New Roman" w:cs="Times New Roman"/>
-          <w:vertAlign w:val="subscript"/>
-        </w:rPr>
-        <w:t>2</w:t>
-      </w:r>
+        <w:t xml:space="preserve"> </w:t>
+      </w:r>
+      <m:oMath>
+        <m:sSub>
+          <m:e>
+            <m:r>
+              <m:t>H</m:t>
+            </m:r>
+          </m:e>
+          <m:sub>
+            <m:r>
+              <m:t>2</m:t>
+            </m:r>
+          </m:sub>
+        </m:sSub>
+      </m:oMath>
       <w:r>
         <w:rPr>
           <w:rFonts w:ascii="Times New Roman" w:hAnsi="Times New Roman" w:eastAsia="Times New Roman" w:cs="Times New Roman"/>
@@ -39401,20 +39084,42 @@
         <w:rPr>
           <w:rFonts w:ascii="Times New Roman" w:hAnsi="Times New Roman" w:eastAsia="Times New Roman" w:cs="Times New Roman"/>
         </w:rPr>
-        <w:t xml:space="preserve"> 1.245 L CO</w:t>
-      </w:r>
-      <w:r>
-        <w:rPr>
-          <w:rFonts w:ascii="Times New Roman" w:hAnsi="Times New Roman" w:eastAsia="Times New Roman" w:cs="Times New Roman"/>
-          <w:vertAlign w:val="subscript"/>
-        </w:rPr>
-        <w:t>2</w:t>
-      </w:r>
-      <w:r>
-        <w:rPr>
-          <w:rFonts w:ascii="Times New Roman" w:hAnsi="Times New Roman" w:eastAsia="Times New Roman" w:cs="Times New Roman"/>
-        </w:rPr>
-        <w:t xml:space="preserve"> (101.325 kPa, </w:t>
+        <w:t xml:space="preserve"> 1.245 L</w:t>
+      </w:r>
+      <w:r>
+        <w:rPr>
+          <w:rFonts w:ascii="Times New Roman" w:hAnsi="Times New Roman" w:eastAsia="Times New Roman" w:cs="Times New Roman"/>
+        </w:rPr>
+        <w:t xml:space="preserve"> </w:t>
+      </w:r>
+      <m:oMath>
+        <m:r>
+          <m:t>C</m:t>
+        </m:r>
+        <m:sSub>
+          <m:e>
+            <m:r>
+              <m:t>O</m:t>
+            </m:r>
+          </m:e>
+          <m:sub>
+            <m:r>
+              <m:t>2</m:t>
+            </m:r>
+          </m:sub>
+        </m:sSub>
+      </m:oMath>
+      <w:r>
+        <w:rPr>
+          <w:rFonts w:ascii="Times New Roman" w:hAnsi="Times New Roman" w:eastAsia="Times New Roman" w:cs="Times New Roman"/>
+        </w:rPr>
+        <w:t xml:space="preserve"> </w:t>
+      </w:r>
+      <w:r>
+        <w:rPr>
+          <w:rFonts w:ascii="Times New Roman" w:hAnsi="Times New Roman" w:eastAsia="Times New Roman" w:cs="Times New Roman"/>
+        </w:rPr>
+        <w:t xml:space="preserve">(101.325 kPa, </w:t>
       </w:r>
       <w:r>
         <w:rPr>
@@ -39529,20 +39234,33 @@
         <w:rPr>
           <w:rFonts w:ascii="Times New Roman" w:hAnsi="Times New Roman" w:eastAsia="Times New Roman" w:cs="Times New Roman"/>
         </w:rPr>
-        <w:t xml:space="preserve"> H</w:t>
-      </w:r>
-      <w:r>
-        <w:rPr>
-          <w:rFonts w:ascii="Times New Roman" w:hAnsi="Times New Roman" w:eastAsia="Times New Roman" w:cs="Times New Roman"/>
-          <w:vertAlign w:val="subscript"/>
-        </w:rPr>
-        <w:t>2</w:t>
-      </w:r>
-      <w:r>
-        <w:rPr>
-          <w:rFonts w:ascii="Times New Roman" w:hAnsi="Times New Roman" w:eastAsia="Times New Roman" w:cs="Times New Roman"/>
-        </w:rPr>
-        <w:t xml:space="preserve"> 、CO </w:t>
+        <w:t xml:space="preserve"> </w:t>
+      </w:r>
+      <m:oMath>
+        <m:sSub>
+          <m:e>
+            <m:r>
+              <m:t>H</m:t>
+            </m:r>
+          </m:e>
+          <m:sub>
+            <m:r>
+              <m:t>2</m:t>
+            </m:r>
+          </m:sub>
+        </m:sSub>
+      </m:oMath>
+      <w:r>
+        <w:rPr>
+          <w:rFonts w:ascii="Times New Roman" w:hAnsi="Times New Roman" w:eastAsia="Times New Roman" w:cs="Times New Roman"/>
+        </w:rPr>
+        <w:t xml:space="preserve"> </w:t>
+      </w:r>
+      <w:r>
+        <w:rPr>
+          <w:rFonts w:ascii="Times New Roman" w:hAnsi="Times New Roman" w:eastAsia="Times New Roman" w:cs="Times New Roman"/>
+        </w:rPr>
+        <w:t xml:space="preserve">、CO </w:t>
       </w:r>
       <w:r>
         <w:rPr>
@@ -39626,8 +39344,8 @@
         </w:pict>
       </w:r>
     </w:p>
-    <w:bookmarkEnd w:id="64"/>
-    <w:bookmarkStart w:id="70" w:name="元素a的推断第34届初赛"/>
+    <w:bookmarkEnd w:id="65"/>
+    <w:bookmarkStart w:id="71" w:name="元素a的推断第34届初赛"/>
     <w:p>
       <w:pPr>
         <w:pStyle w:val="Heading2"/>
@@ -39637,7 +39355,7 @@
         <w:rPr>
           <w:rFonts w:ascii="Times New Roman" w:hAnsi="Times New Roman" w:eastAsia="Times New Roman" w:cs="Times New Roman"/>
         </w:rPr>
-        <w:t xml:space="preserve">5.49 </w:t>
+        <w:t xml:space="preserve">5.50 </w:t>
       </w:r>
       <w:r>
         <w:rPr>
@@ -40201,18 +39919,18 @@
           <wp:inline>
             <wp:extent cx="3600000" cy="2485714"/>
             <wp:effectExtent b="0" l="0" r="0" t="0"/>
-            <wp:docPr descr="" title="" id="66" name="Picture"/>
+            <wp:docPr descr="" title="" id="67" name="Picture"/>
             <a:graphic>
               <a:graphicData uri="http://schemas.openxmlformats.org/drawingml/2006/picture">
                 <pic:pic>
                   <pic:nvPicPr>
-                    <pic:cNvPr descr="d119a61ae3f960db902575637cc862886967e9424c9a02b704309e77ae16b57b.jpg" id="67" name="Picture"/>
+                    <pic:cNvPr descr="d119a61ae3f960db902575637cc862886967e9424c9a02b704309e77ae16b57b.jpg" id="68" name="Picture"/>
                     <pic:cNvPicPr>
                       <a:picLocks noChangeArrowheads="1" noChangeAspect="1"/>
                     </pic:cNvPicPr>
                   </pic:nvPicPr>
                   <pic:blipFill>
-                    <a:blip r:embed="rId65"/>
+                    <a:blip r:embed="rId66"/>
                     <a:stretch>
                       <a:fillRect/>
                     </a:stretch>
@@ -40347,18 +40065,18 @@
           <wp:inline>
             <wp:extent cx="3600000" cy="2485714"/>
             <wp:effectExtent b="0" l="0" r="0" t="0"/>
-            <wp:docPr descr="" title="" id="68" name="Picture"/>
+            <wp:docPr descr="" title="" id="69" name="Picture"/>
             <a:graphic>
               <a:graphicData uri="http://schemas.openxmlformats.org/drawingml/2006/picture">
                 <pic:pic>
                   <pic:nvPicPr>
-                    <pic:cNvPr descr="d119a61ae3f960db902575637cc862886967e9424c9a02b704309e77ae16b57b.jpg" id="69" name="Picture"/>
+                    <pic:cNvPr descr="d119a61ae3f960db902575637cc862886967e9424c9a02b704309e77ae16b57b.jpg" id="70" name="Picture"/>
                     <pic:cNvPicPr>
                       <a:picLocks noChangeArrowheads="1" noChangeAspect="1"/>
                     </pic:cNvPicPr>
                   </pic:nvPicPr>
                   <pic:blipFill>
-                    <a:blip r:embed="rId65"/>
+                    <a:blip r:embed="rId66"/>
                     <a:stretch>
                       <a:fillRect/>
                     </a:stretch>
@@ -40522,8 +40240,8 @@
         </w:pict>
       </w:r>
     </w:p>
-    <w:bookmarkEnd w:id="70"/>
-    <w:bookmarkStart w:id="74" w:name="硫代硼酸二聚三聚结构第35届初赛"/>
+    <w:bookmarkEnd w:id="71"/>
+    <w:bookmarkStart w:id="75" w:name="硫代硼酸二聚三聚结构第35届初赛"/>
     <w:p>
       <w:pPr>
         <w:pStyle w:val="Heading2"/>
@@ -40533,7 +40251,7 @@
         <w:rPr>
           <w:rFonts w:ascii="Times New Roman" w:hAnsi="Times New Roman" w:eastAsia="Times New Roman" w:cs="Times New Roman"/>
         </w:rPr>
-        <w:t xml:space="preserve">5.50 </w:t>
+        <w:t xml:space="preserve">5.51 </w:t>
       </w:r>
       <w:r>
         <w:rPr>
@@ -42126,18 +41844,18 @@
           <wp:inline>
             <wp:extent cx="2501900" cy="2959100"/>
             <wp:effectExtent b="0" l="0" r="0" t="0"/>
-            <wp:docPr descr="" title="" id="72" name="Picture"/>
+            <wp:docPr descr="" title="" id="73" name="Picture"/>
             <a:graphic>
               <a:graphicData uri="http://schemas.openxmlformats.org/drawingml/2006/picture">
                 <pic:pic>
                   <pic:nvPicPr>
-                    <pic:cNvPr descr="3c00df0593fe6d338d33c8c07ec16b5752ef6def432aa947f88ac03918532b1a.jpg" id="73" name="Picture"/>
+                    <pic:cNvPr descr="3c00df0593fe6d338d33c8c07ec16b5752ef6def432aa947f88ac03918532b1a.jpg" id="74" name="Picture"/>
                     <pic:cNvPicPr>
                       <a:picLocks noChangeArrowheads="1" noChangeAspect="1"/>
                     </pic:cNvPicPr>
                   </pic:nvPicPr>
                   <pic:blipFill>
-                    <a:blip r:embed="rId71"/>
+                    <a:blip r:embed="rId72"/>
                     <a:stretch>
                       <a:fillRect/>
                     </a:stretch>
@@ -42186,8 +41904,8 @@
         </w:pict>
       </w:r>
     </w:p>
-    <w:bookmarkEnd w:id="74"/>
-    <w:bookmarkStart w:id="84" w:name="no与h2s反应方程式第37届初赛"/>
+    <w:bookmarkEnd w:id="75"/>
+    <w:bookmarkStart w:id="85" w:name="no与h2s反应方程式第37届初赛"/>
     <w:p>
       <w:pPr>
         <w:pStyle w:val="Heading2"/>
@@ -42197,7 +41915,7 @@
         <w:rPr>
           <w:rFonts w:ascii="Times New Roman" w:hAnsi="Times New Roman" w:eastAsia="Times New Roman" w:cs="Times New Roman"/>
         </w:rPr>
-        <w:t xml:space="preserve">5.51 </w:t>
+        <w:t xml:space="preserve">5.52 </w:t>
       </w:r>
       <w:r>
         <w:rPr>
@@ -44074,18 +43792,18 @@
           <wp:inline>
             <wp:extent cx="3600000" cy="2311975"/>
             <wp:effectExtent b="0" l="0" r="0" t="0"/>
-            <wp:docPr descr="" title="" id="76" name="Picture"/>
+            <wp:docPr descr="" title="" id="77" name="Picture"/>
             <a:graphic>
               <a:graphicData uri="http://schemas.openxmlformats.org/drawingml/2006/picture">
                 <pic:pic>
                   <pic:nvPicPr>
-                    <pic:cNvPr descr="c6593949db757c33c797a575c01f14f229323b04d031cbfc811ea9efa666c1db.jpg" id="77" name="Picture"/>
+                    <pic:cNvPr descr="c6593949db757c33c797a575c01f14f229323b04d031cbfc811ea9efa666c1db.jpg" id="78" name="Picture"/>
                     <pic:cNvPicPr>
                       <a:picLocks noChangeArrowheads="1" noChangeAspect="1"/>
                     </pic:cNvPicPr>
                   </pic:nvPicPr>
                   <pic:blipFill>
-                    <a:blip r:embed="rId75"/>
+                    <a:blip r:embed="rId76"/>
                     <a:stretch>
                       <a:fillRect/>
                     </a:stretch>
@@ -44167,18 +43885,18 @@
           <wp:inline>
             <wp:extent cx="1800000" cy="1748076"/>
             <wp:effectExtent b="0" l="0" r="0" t="0"/>
-            <wp:docPr descr="" title="" id="79" name="Picture"/>
+            <wp:docPr descr="" title="" id="80" name="Picture"/>
             <a:graphic>
               <a:graphicData uri="http://schemas.openxmlformats.org/drawingml/2006/picture">
                 <pic:pic>
                   <pic:nvPicPr>
-                    <pic:cNvPr descr="0dd70a8e12fb4b38175f0fc8970341f9ce9354f6e00f32742cc87384e62e84e7.jpg" id="80" name="Picture"/>
+                    <pic:cNvPr descr="0dd70a8e12fb4b38175f0fc8970341f9ce9354f6e00f32742cc87384e62e84e7.jpg" id="81" name="Picture"/>
                     <pic:cNvPicPr>
                       <a:picLocks noChangeArrowheads="1" noChangeAspect="1"/>
                     </pic:cNvPicPr>
                   </pic:nvPicPr>
                   <pic:blipFill>
-                    <a:blip r:embed="rId78"/>
+                    <a:blip r:embed="rId79"/>
                     <a:stretch>
                       <a:fillRect/>
                     </a:stretch>
@@ -44308,18 +44026,18 @@
           <wp:inline>
             <wp:extent cx="3600000" cy="1966773"/>
             <wp:effectExtent b="0" l="0" r="0" t="0"/>
-            <wp:docPr descr="" title="" id="82" name="Picture"/>
+            <wp:docPr descr="" title="" id="83" name="Picture"/>
             <a:graphic>
               <a:graphicData uri="http://schemas.openxmlformats.org/drawingml/2006/picture">
                 <pic:pic>
                   <pic:nvPicPr>
-                    <pic:cNvPr descr="b7c80e885680e931e8b91975cd9acae935304f3c6dd3515b9738e26d7bfa4fce.jpg" id="83" name="Picture"/>
+                    <pic:cNvPr descr="b7c80e885680e931e8b91975cd9acae935304f3c6dd3515b9738e26d7bfa4fce.jpg" id="84" name="Picture"/>
                     <pic:cNvPicPr>
                       <a:picLocks noChangeArrowheads="1" noChangeAspect="1"/>
                     </pic:cNvPicPr>
                   </pic:nvPicPr>
                   <pic:blipFill>
-                    <a:blip r:embed="rId81"/>
+                    <a:blip r:embed="rId82"/>
                     <a:stretch>
                       <a:fillRect/>
                     </a:stretch>
@@ -44356,8 +44074,8 @@
         </w:pict>
       </w:r>
     </w:p>
-    <w:bookmarkEnd w:id="84"/>
-    <w:bookmarkStart w:id="85" w:name="磷脂双层膜离子通透性第37届初赛"/>
+    <w:bookmarkEnd w:id="85"/>
+    <w:bookmarkStart w:id="86" w:name="磷脂双层膜离子通透性第37届初赛"/>
     <w:p>
       <w:pPr>
         <w:pStyle w:val="Heading2"/>
@@ -44367,7 +44085,7 @@
         <w:rPr>
           <w:rFonts w:ascii="Times New Roman" w:hAnsi="Times New Roman" w:eastAsia="Times New Roman" w:cs="Times New Roman"/>
         </w:rPr>
-        <w:t xml:space="preserve">5.52 </w:t>
+        <w:t xml:space="preserve">5.53 </w:t>
       </w:r>
       <w:r>
         <w:rPr>
@@ -46993,8 +46711,8 @@
         </w:pict>
       </w:r>
     </w:p>
-    <w:bookmarkEnd w:id="85"/>
-    <w:bookmarkStart w:id="86" w:name="初赛讲义-推断技术-习题6.33"/>
+    <w:bookmarkEnd w:id="86"/>
+    <w:bookmarkStart w:id="87" w:name="元素推断-22"/>
     <w:p>
       <w:pPr>
         <w:pStyle w:val="Heading2"/>
@@ -47004,43 +46722,13 @@
         <w:rPr>
           <w:rFonts w:ascii="Times New Roman" w:hAnsi="Times New Roman" w:eastAsia="Times New Roman" w:cs="Times New Roman"/>
         </w:rPr>
-        <w:t xml:space="preserve">5.53 </w:t>
+        <w:t xml:space="preserve">5.54 </w:t>
       </w:r>
       <w:r>
         <w:rPr>
           <w:rFonts w:hint="eastAsia" w:ascii="Times New Roman" w:hAnsi="Times New Roman" w:eastAsia="SimHei" w:cs="Times New Roman"/>
         </w:rPr>
-        <w:t>初赛讲义</w:t>
-      </w:r>
-      <w:r>
-        <w:rPr>
-          <w:rFonts w:hint="eastAsia" w:ascii="Times New Roman" w:hAnsi="Times New Roman" w:eastAsia="Times New Roman" w:cs="Times New Roman"/>
-        </w:rPr>
-        <w:t>-</w:t>
-      </w:r>
-      <w:r>
-        <w:rPr>
-          <w:rFonts w:hint="eastAsia" w:ascii="Times New Roman" w:hAnsi="Times New Roman" w:eastAsia="SimHei" w:cs="Times New Roman"/>
-        </w:rPr>
-        <w:t>推断技术</w:t>
-      </w:r>
-      <w:r>
-        <w:rPr>
-          <w:rFonts w:hint="eastAsia" w:ascii="Times New Roman" w:hAnsi="Times New Roman" w:eastAsia="Times New Roman" w:cs="Times New Roman"/>
-        </w:rPr>
-        <w:t>-</w:t>
-      </w:r>
-      <w:r>
-        <w:rPr>
-          <w:rFonts w:hint="eastAsia" w:ascii="Times New Roman" w:hAnsi="Times New Roman" w:eastAsia="SimHei" w:cs="Times New Roman"/>
-        </w:rPr>
-        <w:t>习题</w:t>
-      </w:r>
-      <w:r>
-        <w:rPr>
-          <w:rFonts w:hint="eastAsia" w:ascii="Times New Roman" w:hAnsi="Times New Roman" w:eastAsia="Times New Roman" w:cs="Times New Roman"/>
-        </w:rPr>
-        <w:t>6.33</w:t>
+        <w:t xml:space="preserve">元素推断</w:t>
       </w:r>
     </w:p>
     <w:p>
@@ -47614,15 +47302,31 @@
         <w:rPr>
           <w:rFonts w:ascii="Times New Roman" w:hAnsi="Times New Roman" w:eastAsia="Times New Roman" w:cs="Times New Roman"/>
         </w:rPr>
-        <w:t xml:space="preserve"> SOCl</w:t>
-      </w:r>
-      <w:r>
-        <w:rPr>
-          <w:rFonts w:ascii="Times New Roman" w:hAnsi="Times New Roman" w:eastAsia="Times New Roman" w:cs="Times New Roman"/>
-          <w:vertAlign w:val="subscript"/>
-        </w:rPr>
-        <w:t>2</w:t>
-      </w:r>
+        <w:t xml:space="preserve"> </w:t>
+      </w:r>
+      <m:oMath>
+        <m:r>
+          <m:t>S</m:t>
+        </m:r>
+        <m:r>
+          <m:t>O</m:t>
+        </m:r>
+        <m:r>
+          <m:t>C</m:t>
+        </m:r>
+        <m:sSub>
+          <m:e>
+            <m:r>
+              <m:t>l</m:t>
+            </m:r>
+          </m:e>
+          <m:sub>
+            <m:r>
+              <m:t>2</m:t>
+            </m:r>
+          </m:sub>
+        </m:sSub>
+      </m:oMath>
       <w:r>
         <w:rPr>
           <w:rFonts w:ascii="Times New Roman" w:hAnsi="Times New Roman" w:eastAsia="Times New Roman" w:cs="Times New Roman"/>
@@ -48124,8 +47828,8 @@
         </w:pict>
       </w:r>
     </w:p>
-    <w:bookmarkEnd w:id="86"/>
-    <w:bookmarkStart w:id="87" w:name="初赛讲义-推断技术-习题6.34"/>
+    <w:bookmarkEnd w:id="87"/>
+    <w:bookmarkStart w:id="88" w:name="元素推断-23"/>
     <w:p>
       <w:pPr>
         <w:pStyle w:val="Heading2"/>
@@ -48135,43 +47839,13 @@
         <w:rPr>
           <w:rFonts w:ascii="Times New Roman" w:hAnsi="Times New Roman" w:eastAsia="Times New Roman" w:cs="Times New Roman"/>
         </w:rPr>
-        <w:t xml:space="preserve">5.54 </w:t>
+        <w:t xml:space="preserve">5.55 </w:t>
       </w:r>
       <w:r>
         <w:rPr>
           <w:rFonts w:hint="eastAsia" w:ascii="Times New Roman" w:hAnsi="Times New Roman" w:eastAsia="SimHei" w:cs="Times New Roman"/>
         </w:rPr>
-        <w:t>初赛讲义</w:t>
-      </w:r>
-      <w:r>
-        <w:rPr>
-          <w:rFonts w:hint="eastAsia" w:ascii="Times New Roman" w:hAnsi="Times New Roman" w:eastAsia="Times New Roman" w:cs="Times New Roman"/>
-        </w:rPr>
-        <w:t>-</w:t>
-      </w:r>
-      <w:r>
-        <w:rPr>
-          <w:rFonts w:hint="eastAsia" w:ascii="Times New Roman" w:hAnsi="Times New Roman" w:eastAsia="SimHei" w:cs="Times New Roman"/>
-        </w:rPr>
-        <w:t>推断技术</w:t>
-      </w:r>
-      <w:r>
-        <w:rPr>
-          <w:rFonts w:hint="eastAsia" w:ascii="Times New Roman" w:hAnsi="Times New Roman" w:eastAsia="Times New Roman" w:cs="Times New Roman"/>
-        </w:rPr>
-        <w:t>-</w:t>
-      </w:r>
-      <w:r>
-        <w:rPr>
-          <w:rFonts w:hint="eastAsia" w:ascii="Times New Roman" w:hAnsi="Times New Roman" w:eastAsia="SimHei" w:cs="Times New Roman"/>
-        </w:rPr>
-        <w:t>习题</w:t>
-      </w:r>
-      <w:r>
-        <w:rPr>
-          <w:rFonts w:hint="eastAsia" w:ascii="Times New Roman" w:hAnsi="Times New Roman" w:eastAsia="Times New Roman" w:cs="Times New Roman"/>
-        </w:rPr>
-        <w:t>6.34</w:t>
+        <w:t xml:space="preserve">元素推断</w:t>
       </w:r>
     </w:p>
     <w:p>
@@ -48803,8 +48477,8 @@
         </w:pict>
       </w:r>
     </w:p>
-    <w:bookmarkEnd w:id="87"/>
-    <w:bookmarkStart w:id="88" w:name="元推-02-价态颜色判据推断"/>
+    <w:bookmarkEnd w:id="88"/>
+    <w:bookmarkStart w:id="89" w:name="元推-02-价态颜色判据推断"/>
     <w:p>
       <w:pPr>
         <w:pStyle w:val="Heading2"/>
@@ -48814,7 +48488,7 @@
         <w:rPr>
           <w:rFonts w:ascii="Times New Roman" w:hAnsi="Times New Roman" w:eastAsia="Times New Roman" w:cs="Times New Roman"/>
         </w:rPr>
-        <w:t xml:space="preserve">5.55 </w:t>
+        <w:t xml:space="preserve">5.56 </w:t>
       </w:r>
       <w:r>
         <w:rPr>
@@ -49014,8 +48688,8 @@
         </w:pict>
       </w:r>
     </w:p>
-    <w:bookmarkEnd w:id="88"/>
-    <w:bookmarkStart w:id="89" w:name="元推-03-综合推断hg"/>
+    <w:bookmarkEnd w:id="89"/>
+    <w:bookmarkStart w:id="90" w:name="元推-03-综合推断hg"/>
     <w:p>
       <w:pPr>
         <w:pStyle w:val="Heading2"/>
@@ -49025,7 +48699,7 @@
         <w:rPr>
           <w:rFonts w:ascii="Times New Roman" w:hAnsi="Times New Roman" w:eastAsia="Times New Roman" w:cs="Times New Roman"/>
         </w:rPr>
-        <w:t xml:space="preserve">5.56 </w:t>
+        <w:t xml:space="preserve">5.57 </w:t>
       </w:r>
       <w:r>
         <w:rPr>
@@ -49169,8 +48843,8 @@
         </w:pict>
       </w:r>
     </w:p>
-    <w:bookmarkEnd w:id="89"/>
-    <w:bookmarkStart w:id="90" w:name="初赛讲义-推断技术-习题6.5"/>
+    <w:bookmarkEnd w:id="90"/>
+    <w:bookmarkStart w:id="91" w:name="元素推断-24"/>
     <w:p>
       <w:pPr>
         <w:pStyle w:val="Heading2"/>
@@ -49180,43 +48854,13 @@
         <w:rPr>
           <w:rFonts w:ascii="Times New Roman" w:hAnsi="Times New Roman" w:eastAsia="Times New Roman" w:cs="Times New Roman"/>
         </w:rPr>
-        <w:t xml:space="preserve">5.57 </w:t>
+        <w:t xml:space="preserve">5.58 </w:t>
       </w:r>
       <w:r>
         <w:rPr>
           <w:rFonts w:hint="eastAsia" w:ascii="Times New Roman" w:hAnsi="Times New Roman" w:eastAsia="SimHei" w:cs="Times New Roman"/>
         </w:rPr>
-        <w:t>初赛讲义</w:t>
-      </w:r>
-      <w:r>
-        <w:rPr>
-          <w:rFonts w:hint="eastAsia" w:ascii="Times New Roman" w:hAnsi="Times New Roman" w:eastAsia="Times New Roman" w:cs="Times New Roman"/>
-        </w:rPr>
-        <w:t>-</w:t>
-      </w:r>
-      <w:r>
-        <w:rPr>
-          <w:rFonts w:hint="eastAsia" w:ascii="Times New Roman" w:hAnsi="Times New Roman" w:eastAsia="SimHei" w:cs="Times New Roman"/>
-        </w:rPr>
-        <w:t>推断技术</w:t>
-      </w:r>
-      <w:r>
-        <w:rPr>
-          <w:rFonts w:hint="eastAsia" w:ascii="Times New Roman" w:hAnsi="Times New Roman" w:eastAsia="Times New Roman" w:cs="Times New Roman"/>
-        </w:rPr>
-        <w:t>-</w:t>
-      </w:r>
-      <w:r>
-        <w:rPr>
-          <w:rFonts w:hint="eastAsia" w:ascii="Times New Roman" w:hAnsi="Times New Roman" w:eastAsia="SimHei" w:cs="Times New Roman"/>
-        </w:rPr>
-        <w:t>习题</w:t>
-      </w:r>
-      <w:r>
-        <w:rPr>
-          <w:rFonts w:hint="eastAsia" w:ascii="Times New Roman" w:hAnsi="Times New Roman" w:eastAsia="Times New Roman" w:cs="Times New Roman"/>
-        </w:rPr>
-        <w:t>6.5</w:t>
+        <w:t xml:space="preserve">元素推断</w:t>
       </w:r>
     </w:p>
     <w:p>
@@ -49737,13 +49381,10 @@
               </m:r>
             </m:e>
             <m:lim>
-              <m:r>
-                <m:t>4</m:t>
-              </m:r>
               <m:sSup>
                 <m:e>
                   <m:r>
-                    <m:t>0</m:t>
+                    <m:t>40</m:t>
                   </m:r>
                 </m:e>
                 <m:sup>
@@ -49797,13 +49438,10 @@
               </m:r>
             </m:e>
             <m:lim>
-              <m:r>
-                <m:t>5</m:t>
-              </m:r>
               <m:sSup>
                 <m:e>
                   <m:r>
-                    <m:t>5</m:t>
+                    <m:t>55</m:t>
                   </m:r>
                 </m:e>
                 <m:sup>
@@ -50172,15 +49810,22 @@
         <w:rPr>
           <w:rFonts w:ascii="Times New Roman" w:hAnsi="Times New Roman" w:eastAsia="Times New Roman" w:cs="Times New Roman"/>
         </w:rPr>
-        <w:t xml:space="preserve"> I</w:t>
-      </w:r>
-      <w:r>
-        <w:rPr>
-          <w:rFonts w:ascii="Times New Roman" w:hAnsi="Times New Roman" w:eastAsia="Times New Roman" w:cs="Times New Roman"/>
-          <w:vertAlign w:val="subscript"/>
-        </w:rPr>
-        <w:t>2</w:t>
-      </w:r>
+        <w:t xml:space="preserve"> </w:t>
+      </w:r>
+      <m:oMath>
+        <m:sSub>
+          <m:e>
+            <m:r>
+              <m:t>I</m:t>
+            </m:r>
+          </m:e>
+          <m:sub>
+            <m:r>
+              <m:t>2</m:t>
+            </m:r>
+          </m:sub>
+        </m:sSub>
+      </m:oMath>
       <w:r>
         <w:rPr>
           <w:rFonts w:ascii="Times New Roman" w:hAnsi="Times New Roman" w:eastAsia="Times New Roman" w:cs="Times New Roman"/>
@@ -50360,8 +50005,8 @@
         </w:pict>
       </w:r>
     </w:p>
-    <w:bookmarkEnd w:id="90"/>
     <w:bookmarkEnd w:id="91"/>
+    <w:bookmarkEnd w:id="92"/>
     <w:sectPr>
       <w:footerReference w:type="default" r:id="rId9"/>
       <w:footnotePr>
@@ -51649,33 +51294,33 @@
     </w:lvlOverride>
   </w:num>
   <w:num w:numId="1019">
-    <w:abstractNumId w:val="99411"/>
+    <w:abstractNumId w:val="99412"/>
     <w:lvlOverride w:ilvl="0">
-      <w:startOverride w:val="1"/>
+      <w:startOverride w:val="2"/>
     </w:lvlOverride>
     <w:lvlOverride w:ilvl="1">
-      <w:startOverride w:val="1"/>
+      <w:startOverride w:val="2"/>
     </w:lvlOverride>
     <w:lvlOverride w:ilvl="2">
-      <w:startOverride w:val="1"/>
+      <w:startOverride w:val="2"/>
     </w:lvlOverride>
     <w:lvlOverride w:ilvl="3">
-      <w:startOverride w:val="1"/>
+      <w:startOverride w:val="2"/>
     </w:lvlOverride>
     <w:lvlOverride w:ilvl="4">
-      <w:startOverride w:val="1"/>
+      <w:startOverride w:val="2"/>
     </w:lvlOverride>
     <w:lvlOverride w:ilvl="5">
-      <w:startOverride w:val="1"/>
+      <w:startOverride w:val="2"/>
     </w:lvlOverride>
     <w:lvlOverride w:ilvl="6">
-      <w:startOverride w:val="1"/>
+      <w:startOverride w:val="2"/>
     </w:lvlOverride>
     <w:lvlOverride w:ilvl="7">
-      <w:startOverride w:val="1"/>
+      <w:startOverride w:val="2"/>
     </w:lvlOverride>
     <w:lvlOverride w:ilvl="8">
-      <w:startOverride w:val="1"/>
+      <w:startOverride w:val="2"/>
     </w:lvlOverride>
   </w:num>
   <w:num w:numId="1020">
@@ -53109,7 +52754,7 @@
     <ns0:name ns0:val="Verbatim Char"/>
     <ns0:basedOn ns0:val="BodyTextChar"/>
     <ns0:rPr>
-      <ns0:rFonts ns0:ascii="Times New Roman" ns0:cs="Times New Roman" ns0:eastAsia="FangSong" ns0:hAnsi="Times New Roman"/>
+      <ns0:rFonts ns0:ascii="SimSun" ns0:cs="SimSun" ns0:eastAsia="SimSun" ns0:hAnsi="SimSun"/>
       <ns0:b ns0:val="0"/>
       <ns0:sz ns0:val="20"/>
     </ns0:rPr>
@@ -53163,7 +52808,7 @@
       <w:wordWrap w:val="off"/>
     </w:pPr>
     <ns0:rPr>
-      <w:rFonts ns0:ascii="Times New Roman" ns0:hAnsi="Times New Roman" ns0:eastAsia="FangSong" ns0:cs="Times New Roman"/>
+      <w:rFonts ns0:ascii="SimSun" ns0:hAnsi="SimSun" ns0:eastAsia="SimSun" ns0:cs="SimSun"/>
     </ns0:rPr>
   </w:style>
   <w:style w:type="character" w:customStyle="1" w:styleId="KeywordTok">
